--- a/Anleitung_V124.docx
+++ b/Anleitung_V124.docx
@@ -69,6 +69,10 @@
     <w:sdt>
       <w:sdtPr>
         <w:rPr>
+          <w:rFonts w:asciiTheme="minorHAnsi" w:eastAsiaTheme="minorHAnsi" w:hAnsiTheme="minorHAnsi" w:cstheme="minorBidi"/>
+          <w:color w:val="auto"/>
+          <w:sz w:val="24"/>
+          <w:szCs w:val="24"/>
           <w:lang w:val="de-DE"/>
         </w:rPr>
         <w:id w:val="-1489786995"/>
@@ -79,12 +83,8 @@
       </w:sdtPr>
       <w:sdtEndPr>
         <w:rPr>
-          <w:rFonts w:asciiTheme="minorHAnsi" w:eastAsiaTheme="minorHAnsi" w:hAnsiTheme="minorHAnsi" w:cstheme="minorBidi"/>
           <w:b/>
           <w:bCs/>
-          <w:color w:val="auto"/>
-          <w:sz w:val="24"/>
-          <w:szCs w:val="24"/>
           <w:lang w:val="en-US"/>
         </w:rPr>
       </w:sdtEndPr>
@@ -107,7 +107,11 @@
               <w:tab w:val="right" w:leader="dot" w:pos="9396"/>
             </w:tabs>
             <w:rPr>
+              <w:rFonts w:eastAsiaTheme="minorEastAsia"/>
               <w:noProof/>
+              <w:kern w:val="2"/>
+              <w:lang w:val="de-DE" w:eastAsia="de-DE"/>
+              <w14:ligatures w14:val="standardContextual"/>
             </w:rPr>
           </w:pPr>
           <w:r>
@@ -119,7 +123,7 @@
           <w:r>
             <w:fldChar w:fldCharType="separate"/>
           </w:r>
-          <w:hyperlink w:anchor="_Toc235945457" w:history="1">
+          <w:hyperlink w:anchor="_Toc235963894" w:history="1">
             <w:r>
               <w:rPr>
                 <w:rStyle w:val="Hyperlink"/>
@@ -147,7 +151,7 @@
                 <w:noProof/>
                 <w:webHidden/>
               </w:rPr>
-              <w:instrText xml:space="preserve"> PAGEREF _Toc235945457 \h </w:instrText>
+              <w:instrText xml:space="preserve"> PAGEREF _Toc235963894 \h </w:instrText>
             </w:r>
             <w:r>
               <w:rPr>
@@ -167,7 +171,7 @@
                 <w:noProof/>
                 <w:webHidden/>
               </w:rPr>
-              <w:t>3</w:t>
+              <w:t>1</w:t>
             </w:r>
             <w:r>
               <w:rPr>
@@ -185,10 +189,14 @@
               <w:tab w:val="right" w:leader="dot" w:pos="9396"/>
             </w:tabs>
             <w:rPr>
+              <w:rFonts w:eastAsiaTheme="minorEastAsia"/>
               <w:noProof/>
+              <w:kern w:val="2"/>
+              <w:lang w:val="de-DE" w:eastAsia="de-DE"/>
+              <w14:ligatures w14:val="standardContextual"/>
             </w:rPr>
           </w:pPr>
-          <w:hyperlink w:anchor="_Toc235945458" w:history="1">
+          <w:hyperlink w:anchor="_Toc235963895" w:history="1">
             <w:r>
               <w:rPr>
                 <w:rStyle w:val="Hyperlink"/>
@@ -216,7 +224,7 @@
                 <w:noProof/>
                 <w:webHidden/>
               </w:rPr>
-              <w:instrText xml:space="preserve"> PAGEREF _Toc235945458 \h </w:instrText>
+              <w:instrText xml:space="preserve"> PAGEREF _Toc235963895 \h </w:instrText>
             </w:r>
             <w:r>
               <w:rPr>
@@ -236,7 +244,7 @@
                 <w:noProof/>
                 <w:webHidden/>
               </w:rPr>
-              <w:t>3</w:t>
+              <w:t>1</w:t>
             </w:r>
             <w:r>
               <w:rPr>
@@ -254,10 +262,14 @@
               <w:tab w:val="right" w:leader="dot" w:pos="9396"/>
             </w:tabs>
             <w:rPr>
+              <w:rFonts w:eastAsiaTheme="minorEastAsia"/>
               <w:noProof/>
+              <w:kern w:val="2"/>
+              <w:lang w:val="de-DE" w:eastAsia="de-DE"/>
+              <w14:ligatures w14:val="standardContextual"/>
             </w:rPr>
           </w:pPr>
-          <w:hyperlink w:anchor="_Toc235945459" w:history="1">
+          <w:hyperlink w:anchor="_Toc235963896" w:history="1">
             <w:r>
               <w:rPr>
                 <w:rStyle w:val="Hyperlink"/>
@@ -285,7 +297,7 @@
                 <w:noProof/>
                 <w:webHidden/>
               </w:rPr>
-              <w:instrText xml:space="preserve"> PAGEREF _Toc235945459 \h </w:instrText>
+              <w:instrText xml:space="preserve"> PAGEREF _Toc235963896 \h </w:instrText>
             </w:r>
             <w:r>
               <w:rPr>
@@ -305,7 +317,7 @@
                 <w:noProof/>
                 <w:webHidden/>
               </w:rPr>
-              <w:t>3</w:t>
+              <w:t>1</w:t>
             </w:r>
             <w:r>
               <w:rPr>
@@ -323,10 +335,14 @@
               <w:tab w:val="right" w:leader="dot" w:pos="9396"/>
             </w:tabs>
             <w:rPr>
+              <w:rFonts w:eastAsiaTheme="minorEastAsia"/>
               <w:noProof/>
+              <w:kern w:val="2"/>
+              <w:lang w:val="de-DE" w:eastAsia="de-DE"/>
+              <w14:ligatures w14:val="standardContextual"/>
             </w:rPr>
           </w:pPr>
-          <w:hyperlink w:anchor="_Toc235945460" w:history="1">
+          <w:hyperlink w:anchor="_Toc235963897" w:history="1">
             <w:r>
               <w:rPr>
                 <w:rStyle w:val="Hyperlink"/>
@@ -354,7 +370,7 @@
                 <w:noProof/>
                 <w:webHidden/>
               </w:rPr>
-              <w:instrText xml:space="preserve"> PAGEREF _Toc235945460 \h </w:instrText>
+              <w:instrText xml:space="preserve"> PAGEREF _Toc235963897 \h </w:instrText>
             </w:r>
             <w:r>
               <w:rPr>
@@ -374,7 +390,7 @@
                 <w:noProof/>
                 <w:webHidden/>
               </w:rPr>
-              <w:t>4</w:t>
+              <w:t>1</w:t>
             </w:r>
             <w:r>
               <w:rPr>
@@ -392,10 +408,14 @@
               <w:tab w:val="right" w:leader="dot" w:pos="9396"/>
             </w:tabs>
             <w:rPr>
+              <w:rFonts w:eastAsiaTheme="minorEastAsia"/>
               <w:noProof/>
+              <w:kern w:val="2"/>
+              <w:lang w:val="de-DE" w:eastAsia="de-DE"/>
+              <w14:ligatures w14:val="standardContextual"/>
             </w:rPr>
           </w:pPr>
-          <w:hyperlink w:anchor="_Toc235945461" w:history="1">
+          <w:hyperlink w:anchor="_Toc235963898" w:history="1">
             <w:r>
               <w:rPr>
                 <w:rStyle w:val="Hyperlink"/>
@@ -423,7 +443,7 @@
                 <w:noProof/>
                 <w:webHidden/>
               </w:rPr>
-              <w:instrText xml:space="preserve"> PAGEREF _Toc235945461 \h </w:instrText>
+              <w:instrText xml:space="preserve"> PAGEREF _Toc235963898 \h </w:instrText>
             </w:r>
             <w:r>
               <w:rPr>
@@ -443,7 +463,7 @@
                 <w:noProof/>
                 <w:webHidden/>
               </w:rPr>
-              <w:t>4</w:t>
+              <w:t>1</w:t>
             </w:r>
             <w:r>
               <w:rPr>
@@ -461,10 +481,14 @@
               <w:tab w:val="right" w:leader="dot" w:pos="9396"/>
             </w:tabs>
             <w:rPr>
+              <w:rFonts w:eastAsiaTheme="minorEastAsia"/>
               <w:noProof/>
+              <w:kern w:val="2"/>
+              <w:lang w:val="de-DE" w:eastAsia="de-DE"/>
+              <w14:ligatures w14:val="standardContextual"/>
             </w:rPr>
           </w:pPr>
-          <w:hyperlink w:anchor="_Toc235945462" w:history="1">
+          <w:hyperlink w:anchor="_Toc235963899" w:history="1">
             <w:r>
               <w:rPr>
                 <w:rStyle w:val="Hyperlink"/>
@@ -492,7 +516,7 @@
                 <w:noProof/>
                 <w:webHidden/>
               </w:rPr>
-              <w:instrText xml:space="preserve"> PAGEREF _Toc235945462 \h </w:instrText>
+              <w:instrText xml:space="preserve"> PAGEREF _Toc235963899 \h </w:instrText>
             </w:r>
             <w:r>
               <w:rPr>
@@ -512,7 +536,7 @@
                 <w:noProof/>
                 <w:webHidden/>
               </w:rPr>
-              <w:t>5</w:t>
+              <w:t>1</w:t>
             </w:r>
             <w:r>
               <w:rPr>
@@ -530,10 +554,14 @@
               <w:tab w:val="right" w:leader="dot" w:pos="9396"/>
             </w:tabs>
             <w:rPr>
+              <w:rFonts w:eastAsiaTheme="minorEastAsia"/>
               <w:noProof/>
+              <w:kern w:val="2"/>
+              <w:lang w:val="de-DE" w:eastAsia="de-DE"/>
+              <w14:ligatures w14:val="standardContextual"/>
             </w:rPr>
           </w:pPr>
-          <w:hyperlink w:anchor="_Toc235945463" w:history="1">
+          <w:hyperlink w:anchor="_Toc235963900" w:history="1">
             <w:r>
               <w:rPr>
                 <w:rStyle w:val="Hyperlink"/>
@@ -561,7 +589,7 @@
                 <w:noProof/>
                 <w:webHidden/>
               </w:rPr>
-              <w:instrText xml:space="preserve"> PAGEREF _Toc235945463 \h </w:instrText>
+              <w:instrText xml:space="preserve"> PAGEREF _Toc235963900 \h </w:instrText>
             </w:r>
             <w:r>
               <w:rPr>
@@ -581,7 +609,7 @@
                 <w:noProof/>
                 <w:webHidden/>
               </w:rPr>
-              <w:t>5</w:t>
+              <w:t>1</w:t>
             </w:r>
             <w:r>
               <w:rPr>
@@ -599,10 +627,14 @@
               <w:tab w:val="right" w:leader="dot" w:pos="9396"/>
             </w:tabs>
             <w:rPr>
+              <w:rFonts w:eastAsiaTheme="minorEastAsia"/>
               <w:noProof/>
+              <w:kern w:val="2"/>
+              <w:lang w:val="de-DE" w:eastAsia="de-DE"/>
+              <w14:ligatures w14:val="standardContextual"/>
             </w:rPr>
           </w:pPr>
-          <w:hyperlink w:anchor="_Toc235945464" w:history="1">
+          <w:hyperlink w:anchor="_Toc235963901" w:history="1">
             <w:r>
               <w:rPr>
                 <w:rStyle w:val="Hyperlink"/>
@@ -630,7 +662,7 @@
                 <w:noProof/>
                 <w:webHidden/>
               </w:rPr>
-              <w:instrText xml:space="preserve"> PAGEREF _Toc235945464 \h </w:instrText>
+              <w:instrText xml:space="preserve"> PAGEREF _Toc235963901 \h </w:instrText>
             </w:r>
             <w:r>
               <w:rPr>
@@ -650,7 +682,7 @@
                 <w:noProof/>
                 <w:webHidden/>
               </w:rPr>
-              <w:t>5</w:t>
+              <w:t>1</w:t>
             </w:r>
             <w:r>
               <w:rPr>
@@ -668,10 +700,14 @@
               <w:tab w:val="right" w:leader="dot" w:pos="9396"/>
             </w:tabs>
             <w:rPr>
+              <w:rFonts w:eastAsiaTheme="minorEastAsia"/>
               <w:noProof/>
+              <w:kern w:val="2"/>
+              <w:lang w:val="de-DE" w:eastAsia="de-DE"/>
+              <w14:ligatures w14:val="standardContextual"/>
             </w:rPr>
           </w:pPr>
-          <w:hyperlink w:anchor="_Toc235945465" w:history="1">
+          <w:hyperlink w:anchor="_Toc235963902" w:history="1">
             <w:r>
               <w:rPr>
                 <w:rStyle w:val="Hyperlink"/>
@@ -699,7 +735,7 @@
                 <w:noProof/>
                 <w:webHidden/>
               </w:rPr>
-              <w:instrText xml:space="preserve"> PAGEREF _Toc235945465 \h </w:instrText>
+              <w:instrText xml:space="preserve"> PAGEREF _Toc235963902 \h </w:instrText>
             </w:r>
             <w:r>
               <w:rPr>
@@ -719,7 +755,7 @@
                 <w:noProof/>
                 <w:webHidden/>
               </w:rPr>
-              <w:t>6</w:t>
+              <w:t>1</w:t>
             </w:r>
             <w:r>
               <w:rPr>
@@ -737,10 +773,14 @@
               <w:tab w:val="right" w:leader="dot" w:pos="9396"/>
             </w:tabs>
             <w:rPr>
+              <w:rFonts w:eastAsiaTheme="minorEastAsia"/>
               <w:noProof/>
+              <w:kern w:val="2"/>
+              <w:lang w:val="de-DE" w:eastAsia="de-DE"/>
+              <w14:ligatures w14:val="standardContextual"/>
             </w:rPr>
           </w:pPr>
-          <w:hyperlink w:anchor="_Toc235945466" w:history="1">
+          <w:hyperlink w:anchor="_Toc235963903" w:history="1">
             <w:r>
               <w:rPr>
                 <w:rStyle w:val="Hyperlink"/>
@@ -768,7 +808,7 @@
                 <w:noProof/>
                 <w:webHidden/>
               </w:rPr>
-              <w:instrText xml:space="preserve"> PAGEREF _Toc235945466 \h </w:instrText>
+              <w:instrText xml:space="preserve"> PAGEREF _Toc235963903 \h </w:instrText>
             </w:r>
             <w:r>
               <w:rPr>
@@ -788,7 +828,7 @@
                 <w:noProof/>
                 <w:webHidden/>
               </w:rPr>
-              <w:t>7</w:t>
+              <w:t>1</w:t>
             </w:r>
             <w:r>
               <w:rPr>
@@ -806,10 +846,14 @@
               <w:tab w:val="right" w:leader="dot" w:pos="9396"/>
             </w:tabs>
             <w:rPr>
+              <w:rFonts w:eastAsiaTheme="minorEastAsia"/>
               <w:noProof/>
+              <w:kern w:val="2"/>
+              <w:lang w:val="de-DE" w:eastAsia="de-DE"/>
+              <w14:ligatures w14:val="standardContextual"/>
             </w:rPr>
           </w:pPr>
-          <w:hyperlink w:anchor="_Toc235945467" w:history="1">
+          <w:hyperlink w:anchor="_Toc235963904" w:history="1">
             <w:r>
               <w:rPr>
                 <w:rStyle w:val="Hyperlink"/>
@@ -837,7 +881,7 @@
                 <w:noProof/>
                 <w:webHidden/>
               </w:rPr>
-              <w:instrText xml:space="preserve"> PAGEREF _Toc235945467 \h </w:instrText>
+              <w:instrText xml:space="preserve"> PAGEREF _Toc235963904 \h </w:instrText>
             </w:r>
             <w:r>
               <w:rPr>
@@ -857,7 +901,7 @@
                 <w:noProof/>
                 <w:webHidden/>
               </w:rPr>
-              <w:t>7</w:t>
+              <w:t>1</w:t>
             </w:r>
             <w:r>
               <w:rPr>
@@ -875,10 +919,14 @@
               <w:tab w:val="right" w:leader="dot" w:pos="9396"/>
             </w:tabs>
             <w:rPr>
+              <w:rFonts w:eastAsiaTheme="minorEastAsia"/>
               <w:noProof/>
+              <w:kern w:val="2"/>
+              <w:lang w:val="de-DE" w:eastAsia="de-DE"/>
+              <w14:ligatures w14:val="standardContextual"/>
             </w:rPr>
           </w:pPr>
-          <w:hyperlink w:anchor="_Toc235945468" w:history="1">
+          <w:hyperlink w:anchor="_Toc235963905" w:history="1">
             <w:r>
               <w:rPr>
                 <w:rStyle w:val="Hyperlink"/>
@@ -906,7 +954,7 @@
                 <w:noProof/>
                 <w:webHidden/>
               </w:rPr>
-              <w:instrText xml:space="preserve"> PAGEREF _Toc235945468 \h </w:instrText>
+              <w:instrText xml:space="preserve"> PAGEREF _Toc235963905 \h </w:instrText>
             </w:r>
             <w:r>
               <w:rPr>
@@ -926,7 +974,7 @@
                 <w:noProof/>
                 <w:webHidden/>
               </w:rPr>
-              <w:t>7</w:t>
+              <w:t>1</w:t>
             </w:r>
             <w:r>
               <w:rPr>
@@ -944,10 +992,14 @@
               <w:tab w:val="right" w:leader="dot" w:pos="9396"/>
             </w:tabs>
             <w:rPr>
+              <w:rFonts w:eastAsiaTheme="minorEastAsia"/>
               <w:noProof/>
+              <w:kern w:val="2"/>
+              <w:lang w:val="de-DE" w:eastAsia="de-DE"/>
+              <w14:ligatures w14:val="standardContextual"/>
             </w:rPr>
           </w:pPr>
-          <w:hyperlink w:anchor="_Toc235945469" w:history="1">
+          <w:hyperlink w:anchor="_Toc235963906" w:history="1">
             <w:r>
               <w:rPr>
                 <w:rStyle w:val="Hyperlink"/>
@@ -975,7 +1027,7 @@
                 <w:noProof/>
                 <w:webHidden/>
               </w:rPr>
-              <w:instrText xml:space="preserve"> PAGEREF _Toc235945469 \h </w:instrText>
+              <w:instrText xml:space="preserve"> PAGEREF _Toc235963906 \h </w:instrText>
             </w:r>
             <w:r>
               <w:rPr>
@@ -995,7 +1047,7 @@
                 <w:noProof/>
                 <w:webHidden/>
               </w:rPr>
-              <w:t>8</w:t>
+              <w:t>1</w:t>
             </w:r>
             <w:r>
               <w:rPr>
@@ -1013,10 +1065,14 @@
               <w:tab w:val="right" w:leader="dot" w:pos="9396"/>
             </w:tabs>
             <w:rPr>
+              <w:rFonts w:eastAsiaTheme="minorEastAsia"/>
               <w:noProof/>
+              <w:kern w:val="2"/>
+              <w:lang w:val="de-DE" w:eastAsia="de-DE"/>
+              <w14:ligatures w14:val="standardContextual"/>
             </w:rPr>
           </w:pPr>
-          <w:hyperlink w:anchor="_Toc235945470" w:history="1">
+          <w:hyperlink w:anchor="_Toc235963907" w:history="1">
             <w:r>
               <w:rPr>
                 <w:rStyle w:val="Hyperlink"/>
@@ -1044,7 +1100,7 @@
                 <w:noProof/>
                 <w:webHidden/>
               </w:rPr>
-              <w:instrText xml:space="preserve"> PAGEREF _Toc235945470 \h </w:instrText>
+              <w:instrText xml:space="preserve"> PAGEREF _Toc235963907 \h </w:instrText>
             </w:r>
             <w:r>
               <w:rPr>
@@ -1064,7 +1120,7 @@
                 <w:noProof/>
                 <w:webHidden/>
               </w:rPr>
-              <w:t>8</w:t>
+              <w:t>1</w:t>
             </w:r>
             <w:r>
               <w:rPr>
@@ -1082,10 +1138,14 @@
               <w:tab w:val="right" w:leader="dot" w:pos="9396"/>
             </w:tabs>
             <w:rPr>
+              <w:rFonts w:eastAsiaTheme="minorEastAsia"/>
               <w:noProof/>
+              <w:kern w:val="2"/>
+              <w:lang w:val="de-DE" w:eastAsia="de-DE"/>
+              <w14:ligatures w14:val="standardContextual"/>
             </w:rPr>
           </w:pPr>
-          <w:hyperlink w:anchor="_Toc235945471" w:history="1">
+          <w:hyperlink w:anchor="_Toc235963908" w:history="1">
             <w:r>
               <w:rPr>
                 <w:rStyle w:val="Hyperlink"/>
@@ -1113,7 +1173,7 @@
                 <w:noProof/>
                 <w:webHidden/>
               </w:rPr>
-              <w:instrText xml:space="preserve"> PAGEREF _Toc235945471 \h </w:instrText>
+              <w:instrText xml:space="preserve"> PAGEREF _Toc235963908 \h </w:instrText>
             </w:r>
             <w:r>
               <w:rPr>
@@ -1133,7 +1193,7 @@
                 <w:noProof/>
                 <w:webHidden/>
               </w:rPr>
-              <w:t>9</w:t>
+              <w:t>1</w:t>
             </w:r>
             <w:r>
               <w:rPr>
@@ -1151,10 +1211,14 @@
               <w:tab w:val="right" w:leader="dot" w:pos="9396"/>
             </w:tabs>
             <w:rPr>
+              <w:rFonts w:eastAsiaTheme="minorEastAsia"/>
               <w:noProof/>
+              <w:kern w:val="2"/>
+              <w:lang w:val="de-DE" w:eastAsia="de-DE"/>
+              <w14:ligatures w14:val="standardContextual"/>
             </w:rPr>
           </w:pPr>
-          <w:hyperlink w:anchor="_Toc235945472" w:history="1">
+          <w:hyperlink w:anchor="_Toc235963909" w:history="1">
             <w:r>
               <w:rPr>
                 <w:rStyle w:val="Hyperlink"/>
@@ -1182,7 +1246,7 @@
                 <w:noProof/>
                 <w:webHidden/>
               </w:rPr>
-              <w:instrText xml:space="preserve"> PAGEREF _Toc235945472 \h </w:instrText>
+              <w:instrText xml:space="preserve"> PAGEREF _Toc235963909 \h </w:instrText>
             </w:r>
             <w:r>
               <w:rPr>
@@ -1202,7 +1266,7 @@
                 <w:noProof/>
                 <w:webHidden/>
               </w:rPr>
-              <w:t>9</w:t>
+              <w:t>1</w:t>
             </w:r>
             <w:r>
               <w:rPr>
@@ -1220,10 +1284,14 @@
               <w:tab w:val="right" w:leader="dot" w:pos="9396"/>
             </w:tabs>
             <w:rPr>
+              <w:rFonts w:eastAsiaTheme="minorEastAsia"/>
               <w:noProof/>
+              <w:kern w:val="2"/>
+              <w:lang w:val="de-DE" w:eastAsia="de-DE"/>
+              <w14:ligatures w14:val="standardContextual"/>
             </w:rPr>
           </w:pPr>
-          <w:hyperlink w:anchor="_Toc235945473" w:history="1">
+          <w:hyperlink w:anchor="_Toc235963910" w:history="1">
             <w:r>
               <w:rPr>
                 <w:rStyle w:val="Hyperlink"/>
@@ -1251,7 +1319,7 @@
                 <w:noProof/>
                 <w:webHidden/>
               </w:rPr>
-              <w:instrText xml:space="preserve"> PAGEREF _Toc235945473 \h </w:instrText>
+              <w:instrText xml:space="preserve"> PAGEREF _Toc235963910 \h </w:instrText>
             </w:r>
             <w:r>
               <w:rPr>
@@ -1271,7 +1339,7 @@
                 <w:noProof/>
                 <w:webHidden/>
               </w:rPr>
-              <w:t>9</w:t>
+              <w:t>1</w:t>
             </w:r>
             <w:r>
               <w:rPr>
@@ -1289,10 +1357,14 @@
               <w:tab w:val="right" w:leader="dot" w:pos="9396"/>
             </w:tabs>
             <w:rPr>
+              <w:rFonts w:eastAsiaTheme="minorEastAsia"/>
               <w:noProof/>
+              <w:kern w:val="2"/>
+              <w:lang w:val="de-DE" w:eastAsia="de-DE"/>
+              <w14:ligatures w14:val="standardContextual"/>
             </w:rPr>
           </w:pPr>
-          <w:hyperlink w:anchor="_Toc235945474" w:history="1">
+          <w:hyperlink w:anchor="_Toc235963911" w:history="1">
             <w:r>
               <w:rPr>
                 <w:rStyle w:val="Hyperlink"/>
@@ -1320,7 +1392,7 @@
                 <w:noProof/>
                 <w:webHidden/>
               </w:rPr>
-              <w:instrText xml:space="preserve"> PAGEREF _Toc235945474 \h </w:instrText>
+              <w:instrText xml:space="preserve"> PAGEREF _Toc235963911 \h </w:instrText>
             </w:r>
             <w:r>
               <w:rPr>
@@ -1340,7 +1412,7 @@
                 <w:noProof/>
                 <w:webHidden/>
               </w:rPr>
-              <w:t>10</w:t>
+              <w:t>1</w:t>
             </w:r>
             <w:r>
               <w:rPr>
@@ -1358,10 +1430,14 @@
               <w:tab w:val="right" w:leader="dot" w:pos="9396"/>
             </w:tabs>
             <w:rPr>
+              <w:rFonts w:eastAsiaTheme="minorEastAsia"/>
               <w:noProof/>
+              <w:kern w:val="2"/>
+              <w:lang w:val="de-DE" w:eastAsia="de-DE"/>
+              <w14:ligatures w14:val="standardContextual"/>
             </w:rPr>
           </w:pPr>
-          <w:hyperlink w:anchor="_Toc235945475" w:history="1">
+          <w:hyperlink w:anchor="_Toc235963912" w:history="1">
             <w:r>
               <w:rPr>
                 <w:rStyle w:val="Hyperlink"/>
@@ -1389,7 +1465,7 @@
                 <w:noProof/>
                 <w:webHidden/>
               </w:rPr>
-              <w:instrText xml:space="preserve"> PAGEREF _Toc235945475 \h </w:instrText>
+              <w:instrText xml:space="preserve"> PAGEREF _Toc235963912 \h </w:instrText>
             </w:r>
             <w:r>
               <w:rPr>
@@ -1409,7 +1485,7 @@
                 <w:noProof/>
                 <w:webHidden/>
               </w:rPr>
-              <w:t>10</w:t>
+              <w:t>1</w:t>
             </w:r>
             <w:r>
               <w:rPr>
@@ -1427,10 +1503,14 @@
               <w:tab w:val="right" w:leader="dot" w:pos="9396"/>
             </w:tabs>
             <w:rPr>
+              <w:rFonts w:eastAsiaTheme="minorEastAsia"/>
               <w:noProof/>
+              <w:kern w:val="2"/>
+              <w:lang w:val="de-DE" w:eastAsia="de-DE"/>
+              <w14:ligatures w14:val="standardContextual"/>
             </w:rPr>
           </w:pPr>
-          <w:hyperlink w:anchor="_Toc235945476" w:history="1">
+          <w:hyperlink w:anchor="_Toc235963913" w:history="1">
             <w:r>
               <w:rPr>
                 <w:rStyle w:val="Hyperlink"/>
@@ -1458,7 +1538,7 @@
                 <w:noProof/>
                 <w:webHidden/>
               </w:rPr>
-              <w:instrText xml:space="preserve"> PAGEREF _Toc235945476 \h </w:instrText>
+              <w:instrText xml:space="preserve"> PAGEREF _Toc235963913 \h </w:instrText>
             </w:r>
             <w:r>
               <w:rPr>
@@ -1478,7 +1558,7 @@
                 <w:noProof/>
                 <w:webHidden/>
               </w:rPr>
-              <w:t>10</w:t>
+              <w:t>1</w:t>
             </w:r>
             <w:r>
               <w:rPr>
@@ -1496,10 +1576,14 @@
               <w:tab w:val="right" w:leader="dot" w:pos="9396"/>
             </w:tabs>
             <w:rPr>
+              <w:rFonts w:eastAsiaTheme="minorEastAsia"/>
               <w:noProof/>
+              <w:kern w:val="2"/>
+              <w:lang w:val="de-DE" w:eastAsia="de-DE"/>
+              <w14:ligatures w14:val="standardContextual"/>
             </w:rPr>
           </w:pPr>
-          <w:hyperlink w:anchor="_Toc235945477" w:history="1">
+          <w:hyperlink w:anchor="_Toc235963914" w:history="1">
             <w:r>
               <w:rPr>
                 <w:rStyle w:val="Hyperlink"/>
@@ -1527,7 +1611,7 @@
                 <w:noProof/>
                 <w:webHidden/>
               </w:rPr>
-              <w:instrText xml:space="preserve"> PAGEREF _Toc235945477 \h </w:instrText>
+              <w:instrText xml:space="preserve"> PAGEREF _Toc235963914 \h </w:instrText>
             </w:r>
             <w:r>
               <w:rPr>
@@ -1547,7 +1631,7 @@
                 <w:noProof/>
                 <w:webHidden/>
               </w:rPr>
-              <w:t>10</w:t>
+              <w:t>1</w:t>
             </w:r>
             <w:r>
               <w:rPr>
@@ -1565,10 +1649,14 @@
               <w:tab w:val="right" w:leader="dot" w:pos="9396"/>
             </w:tabs>
             <w:rPr>
+              <w:rFonts w:eastAsiaTheme="minorEastAsia"/>
               <w:noProof/>
+              <w:kern w:val="2"/>
+              <w:lang w:val="de-DE" w:eastAsia="de-DE"/>
+              <w14:ligatures w14:val="standardContextual"/>
             </w:rPr>
           </w:pPr>
-          <w:hyperlink w:anchor="_Toc235945478" w:history="1">
+          <w:hyperlink w:anchor="_Toc235963915" w:history="1">
             <w:r>
               <w:rPr>
                 <w:rStyle w:val="Hyperlink"/>
@@ -1596,7 +1684,7 @@
                 <w:noProof/>
                 <w:webHidden/>
               </w:rPr>
-              <w:instrText xml:space="preserve"> PAGEREF _Toc235945478 \h </w:instrText>
+              <w:instrText xml:space="preserve"> PAGEREF _Toc235963915 \h </w:instrText>
             </w:r>
             <w:r>
               <w:rPr>
@@ -1616,7 +1704,7 @@
                 <w:noProof/>
                 <w:webHidden/>
               </w:rPr>
-              <w:t>10</w:t>
+              <w:t>1</w:t>
             </w:r>
             <w:r>
               <w:rPr>
@@ -1634,10 +1722,14 @@
               <w:tab w:val="right" w:leader="dot" w:pos="9396"/>
             </w:tabs>
             <w:rPr>
+              <w:rFonts w:eastAsiaTheme="minorEastAsia"/>
               <w:noProof/>
+              <w:kern w:val="2"/>
+              <w:lang w:val="de-DE" w:eastAsia="de-DE"/>
+              <w14:ligatures w14:val="standardContextual"/>
             </w:rPr>
           </w:pPr>
-          <w:hyperlink w:anchor="_Toc235945479" w:history="1">
+          <w:hyperlink w:anchor="_Toc235963916" w:history="1">
             <w:r>
               <w:rPr>
                 <w:rStyle w:val="Hyperlink"/>
@@ -1665,7 +1757,7 @@
                 <w:noProof/>
                 <w:webHidden/>
               </w:rPr>
-              <w:instrText xml:space="preserve"> PAGEREF _Toc235945479 \h </w:instrText>
+              <w:instrText xml:space="preserve"> PAGEREF _Toc235963916 \h </w:instrText>
             </w:r>
             <w:r>
               <w:rPr>
@@ -1685,7 +1777,7 @@
                 <w:noProof/>
                 <w:webHidden/>
               </w:rPr>
-              <w:t>10</w:t>
+              <w:t>1</w:t>
             </w:r>
             <w:r>
               <w:rPr>
@@ -1703,10 +1795,14 @@
               <w:tab w:val="right" w:leader="dot" w:pos="9396"/>
             </w:tabs>
             <w:rPr>
+              <w:rFonts w:eastAsiaTheme="minorEastAsia"/>
               <w:noProof/>
+              <w:kern w:val="2"/>
+              <w:lang w:val="de-DE" w:eastAsia="de-DE"/>
+              <w14:ligatures w14:val="standardContextual"/>
             </w:rPr>
           </w:pPr>
-          <w:hyperlink w:anchor="_Toc235945480" w:history="1">
+          <w:hyperlink w:anchor="_Toc235963917" w:history="1">
             <w:r>
               <w:rPr>
                 <w:rStyle w:val="Hyperlink"/>
@@ -1734,7 +1830,7 @@
                 <w:noProof/>
                 <w:webHidden/>
               </w:rPr>
-              <w:instrText xml:space="preserve"> PAGEREF _Toc235945480 \h </w:instrText>
+              <w:instrText xml:space="preserve"> PAGEREF _Toc235963917 \h </w:instrText>
             </w:r>
             <w:r>
               <w:rPr>
@@ -1754,7 +1850,7 @@
                 <w:noProof/>
                 <w:webHidden/>
               </w:rPr>
-              <w:t>10</w:t>
+              <w:t>1</w:t>
             </w:r>
             <w:r>
               <w:rPr>
@@ -1772,10 +1868,14 @@
               <w:tab w:val="right" w:leader="dot" w:pos="9396"/>
             </w:tabs>
             <w:rPr>
+              <w:rFonts w:eastAsiaTheme="minorEastAsia"/>
               <w:noProof/>
+              <w:kern w:val="2"/>
+              <w:lang w:val="de-DE" w:eastAsia="de-DE"/>
+              <w14:ligatures w14:val="standardContextual"/>
             </w:rPr>
           </w:pPr>
-          <w:hyperlink w:anchor="_Toc235945481" w:history="1">
+          <w:hyperlink w:anchor="_Toc235963918" w:history="1">
             <w:r>
               <w:rPr>
                 <w:rStyle w:val="Hyperlink"/>
@@ -1803,7 +1903,7 @@
                 <w:noProof/>
                 <w:webHidden/>
               </w:rPr>
-              <w:instrText xml:space="preserve"> PAGEREF _Toc235945481 \h </w:instrText>
+              <w:instrText xml:space="preserve"> PAGEREF _Toc235963918 \h </w:instrText>
             </w:r>
             <w:r>
               <w:rPr>
@@ -1823,7 +1923,7 @@
                 <w:noProof/>
                 <w:webHidden/>
               </w:rPr>
-              <w:t>11</w:t>
+              <w:t>1</w:t>
             </w:r>
             <w:r>
               <w:rPr>
@@ -1841,10 +1941,14 @@
               <w:tab w:val="right" w:leader="dot" w:pos="9396"/>
             </w:tabs>
             <w:rPr>
+              <w:rFonts w:eastAsiaTheme="minorEastAsia"/>
               <w:noProof/>
+              <w:kern w:val="2"/>
+              <w:lang w:val="de-DE" w:eastAsia="de-DE"/>
+              <w14:ligatures w14:val="standardContextual"/>
             </w:rPr>
           </w:pPr>
-          <w:hyperlink w:anchor="_Toc235945482" w:history="1">
+          <w:hyperlink w:anchor="_Toc235963919" w:history="1">
             <w:r>
               <w:rPr>
                 <w:rStyle w:val="Hyperlink"/>
@@ -1872,7 +1976,7 @@
                 <w:noProof/>
                 <w:webHidden/>
               </w:rPr>
-              <w:instrText xml:space="preserve"> PAGEREF _Toc235945482 \h </w:instrText>
+              <w:instrText xml:space="preserve"> PAGEREF _Toc235963919 \h </w:instrText>
             </w:r>
             <w:r>
               <w:rPr>
@@ -1892,7 +1996,7 @@
                 <w:noProof/>
                 <w:webHidden/>
               </w:rPr>
-              <w:t>13</w:t>
+              <w:t>1</w:t>
             </w:r>
             <w:r>
               <w:rPr>
@@ -1910,10 +2014,14 @@
               <w:tab w:val="right" w:leader="dot" w:pos="9396"/>
             </w:tabs>
             <w:rPr>
+              <w:rFonts w:eastAsiaTheme="minorEastAsia"/>
               <w:noProof/>
+              <w:kern w:val="2"/>
+              <w:lang w:val="de-DE" w:eastAsia="de-DE"/>
+              <w14:ligatures w14:val="standardContextual"/>
             </w:rPr>
           </w:pPr>
-          <w:hyperlink w:anchor="_Toc235945483" w:history="1">
+          <w:hyperlink w:anchor="_Toc235963920" w:history="1">
             <w:r>
               <w:rPr>
                 <w:rStyle w:val="Hyperlink"/>
@@ -1941,7 +2049,7 @@
                 <w:noProof/>
                 <w:webHidden/>
               </w:rPr>
-              <w:instrText xml:space="preserve"> PAGEREF _Toc235945483 \h </w:instrText>
+              <w:instrText xml:space="preserve"> PAGEREF _Toc235963920 \h </w:instrText>
             </w:r>
             <w:r>
               <w:rPr>
@@ -1961,7 +2069,7 @@
                 <w:noProof/>
                 <w:webHidden/>
               </w:rPr>
-              <w:t>13</w:t>
+              <w:t>1</w:t>
             </w:r>
             <w:r>
               <w:rPr>
@@ -1979,10 +2087,14 @@
               <w:tab w:val="right" w:leader="dot" w:pos="9396"/>
             </w:tabs>
             <w:rPr>
+              <w:rFonts w:eastAsiaTheme="minorEastAsia"/>
               <w:noProof/>
+              <w:kern w:val="2"/>
+              <w:lang w:val="de-DE" w:eastAsia="de-DE"/>
+              <w14:ligatures w14:val="standardContextual"/>
             </w:rPr>
           </w:pPr>
-          <w:hyperlink w:anchor="_Toc235945484" w:history="1">
+          <w:hyperlink w:anchor="_Toc235963921" w:history="1">
             <w:r>
               <w:rPr>
                 <w:rStyle w:val="Hyperlink"/>
@@ -2010,7 +2122,7 @@
                 <w:noProof/>
                 <w:webHidden/>
               </w:rPr>
-              <w:instrText xml:space="preserve"> PAGEREF _Toc235945484 \h </w:instrText>
+              <w:instrText xml:space="preserve"> PAGEREF _Toc235963921 \h </w:instrText>
             </w:r>
             <w:r>
               <w:rPr>
@@ -2030,7 +2142,7 @@
                 <w:noProof/>
                 <w:webHidden/>
               </w:rPr>
-              <w:t>13</w:t>
+              <w:t>1</w:t>
             </w:r>
             <w:r>
               <w:rPr>
@@ -2048,10 +2160,14 @@
               <w:tab w:val="right" w:leader="dot" w:pos="9396"/>
             </w:tabs>
             <w:rPr>
+              <w:rFonts w:eastAsiaTheme="minorEastAsia"/>
               <w:noProof/>
+              <w:kern w:val="2"/>
+              <w:lang w:val="de-DE" w:eastAsia="de-DE"/>
+              <w14:ligatures w14:val="standardContextual"/>
             </w:rPr>
           </w:pPr>
-          <w:hyperlink w:anchor="_Toc235945485" w:history="1">
+          <w:hyperlink w:anchor="_Toc235963922" w:history="1">
             <w:r>
               <w:rPr>
                 <w:rStyle w:val="Hyperlink"/>
@@ -2079,7 +2195,7 @@
                 <w:noProof/>
                 <w:webHidden/>
               </w:rPr>
-              <w:instrText xml:space="preserve"> PAGEREF _Toc235945485 \h </w:instrText>
+              <w:instrText xml:space="preserve"> PAGEREF _Toc235963922 \h </w:instrText>
             </w:r>
             <w:r>
               <w:rPr>
@@ -2099,7 +2215,7 @@
                 <w:noProof/>
                 <w:webHidden/>
               </w:rPr>
-              <w:t>13</w:t>
+              <w:t>1</w:t>
             </w:r>
             <w:r>
               <w:rPr>
@@ -2117,10 +2233,14 @@
               <w:tab w:val="right" w:leader="dot" w:pos="9396"/>
             </w:tabs>
             <w:rPr>
+              <w:rFonts w:eastAsiaTheme="minorEastAsia"/>
               <w:noProof/>
+              <w:kern w:val="2"/>
+              <w:lang w:val="de-DE" w:eastAsia="de-DE"/>
+              <w14:ligatures w14:val="standardContextual"/>
             </w:rPr>
           </w:pPr>
-          <w:hyperlink w:anchor="_Toc235945486" w:history="1">
+          <w:hyperlink w:anchor="_Toc235963923" w:history="1">
             <w:r>
               <w:rPr>
                 <w:rStyle w:val="Hyperlink"/>
@@ -2148,7 +2268,7 @@
                 <w:noProof/>
                 <w:webHidden/>
               </w:rPr>
-              <w:instrText xml:space="preserve"> PAGEREF _Toc235945486 \h </w:instrText>
+              <w:instrText xml:space="preserve"> PAGEREF _Toc235963923 \h </w:instrText>
             </w:r>
             <w:r>
               <w:rPr>
@@ -2168,7 +2288,7 @@
                 <w:noProof/>
                 <w:webHidden/>
               </w:rPr>
-              <w:t>13</w:t>
+              <w:t>1</w:t>
             </w:r>
             <w:r>
               <w:rPr>
@@ -2186,10 +2306,14 @@
               <w:tab w:val="right" w:leader="dot" w:pos="9396"/>
             </w:tabs>
             <w:rPr>
+              <w:rFonts w:eastAsiaTheme="minorEastAsia"/>
               <w:noProof/>
+              <w:kern w:val="2"/>
+              <w:lang w:val="de-DE" w:eastAsia="de-DE"/>
+              <w14:ligatures w14:val="standardContextual"/>
             </w:rPr>
           </w:pPr>
-          <w:hyperlink w:anchor="_Toc235945487" w:history="1">
+          <w:hyperlink w:anchor="_Toc235963924" w:history="1">
             <w:r>
               <w:rPr>
                 <w:rStyle w:val="Hyperlink"/>
@@ -2217,7 +2341,7 @@
                 <w:noProof/>
                 <w:webHidden/>
               </w:rPr>
-              <w:instrText xml:space="preserve"> PAGEREF _Toc235945487 \h </w:instrText>
+              <w:instrText xml:space="preserve"> PAGEREF _Toc235963924 \h </w:instrText>
             </w:r>
             <w:r>
               <w:rPr>
@@ -2237,7 +2361,7 @@
                 <w:noProof/>
                 <w:webHidden/>
               </w:rPr>
-              <w:t>15</w:t>
+              <w:t>1</w:t>
             </w:r>
             <w:r>
               <w:rPr>
@@ -2255,10 +2379,14 @@
               <w:tab w:val="right" w:leader="dot" w:pos="9396"/>
             </w:tabs>
             <w:rPr>
+              <w:rFonts w:eastAsiaTheme="minorEastAsia"/>
               <w:noProof/>
+              <w:kern w:val="2"/>
+              <w:lang w:val="de-DE" w:eastAsia="de-DE"/>
+              <w14:ligatures w14:val="standardContextual"/>
             </w:rPr>
           </w:pPr>
-          <w:hyperlink w:anchor="_Toc235945488" w:history="1">
+          <w:hyperlink w:anchor="_Toc235963925" w:history="1">
             <w:r>
               <w:rPr>
                 <w:rStyle w:val="Hyperlink"/>
@@ -2286,7 +2414,7 @@
                 <w:noProof/>
                 <w:webHidden/>
               </w:rPr>
-              <w:instrText xml:space="preserve"> PAGEREF _Toc235945488 \h </w:instrText>
+              <w:instrText xml:space="preserve"> PAGEREF _Toc235963925 \h </w:instrText>
             </w:r>
             <w:r>
               <w:rPr>
@@ -2306,7 +2434,7 @@
                 <w:noProof/>
                 <w:webHidden/>
               </w:rPr>
-              <w:t>15</w:t>
+              <w:t>1</w:t>
             </w:r>
             <w:r>
               <w:rPr>
@@ -2324,10 +2452,14 @@
               <w:tab w:val="right" w:leader="dot" w:pos="9396"/>
             </w:tabs>
             <w:rPr>
+              <w:rFonts w:eastAsiaTheme="minorEastAsia"/>
               <w:noProof/>
+              <w:kern w:val="2"/>
+              <w:lang w:val="de-DE" w:eastAsia="de-DE"/>
+              <w14:ligatures w14:val="standardContextual"/>
             </w:rPr>
           </w:pPr>
-          <w:hyperlink w:anchor="_Toc235945489" w:history="1">
+          <w:hyperlink w:anchor="_Toc235963926" w:history="1">
             <w:r>
               <w:rPr>
                 <w:rStyle w:val="Hyperlink"/>
@@ -2355,7 +2487,7 @@
                 <w:noProof/>
                 <w:webHidden/>
               </w:rPr>
-              <w:instrText xml:space="preserve"> PAGEREF _Toc235945489 \h </w:instrText>
+              <w:instrText xml:space="preserve"> PAGEREF _Toc235963926 \h </w:instrText>
             </w:r>
             <w:r>
               <w:rPr>
@@ -2375,7 +2507,7 @@
                 <w:noProof/>
                 <w:webHidden/>
               </w:rPr>
-              <w:t>15</w:t>
+              <w:t>1</w:t>
             </w:r>
             <w:r>
               <w:rPr>
@@ -2393,10 +2525,14 @@
               <w:tab w:val="right" w:leader="dot" w:pos="9396"/>
             </w:tabs>
             <w:rPr>
+              <w:rFonts w:eastAsiaTheme="minorEastAsia"/>
               <w:noProof/>
+              <w:kern w:val="2"/>
+              <w:lang w:val="de-DE" w:eastAsia="de-DE"/>
+              <w14:ligatures w14:val="standardContextual"/>
             </w:rPr>
           </w:pPr>
-          <w:hyperlink w:anchor="_Toc235945490" w:history="1">
+          <w:hyperlink w:anchor="_Toc235963927" w:history="1">
             <w:r>
               <w:rPr>
                 <w:rStyle w:val="Hyperlink"/>
@@ -2424,7 +2560,7 @@
                 <w:noProof/>
                 <w:webHidden/>
               </w:rPr>
-              <w:instrText xml:space="preserve"> PAGEREF _Toc235945490 \h </w:instrText>
+              <w:instrText xml:space="preserve"> PAGEREF _Toc235963927 \h </w:instrText>
             </w:r>
             <w:r>
               <w:rPr>
@@ -2444,7 +2580,7 @@
                 <w:noProof/>
                 <w:webHidden/>
               </w:rPr>
-              <w:t>15</w:t>
+              <w:t>1</w:t>
             </w:r>
             <w:r>
               <w:rPr>
@@ -2462,10 +2598,14 @@
               <w:tab w:val="right" w:leader="dot" w:pos="9396"/>
             </w:tabs>
             <w:rPr>
+              <w:rFonts w:eastAsiaTheme="minorEastAsia"/>
               <w:noProof/>
+              <w:kern w:val="2"/>
+              <w:lang w:val="de-DE" w:eastAsia="de-DE"/>
+              <w14:ligatures w14:val="standardContextual"/>
             </w:rPr>
           </w:pPr>
-          <w:hyperlink w:anchor="_Toc235945491" w:history="1">
+          <w:hyperlink w:anchor="_Toc235963928" w:history="1">
             <w:r>
               <w:rPr>
                 <w:rStyle w:val="Hyperlink"/>
@@ -2493,7 +2633,7 @@
                 <w:noProof/>
                 <w:webHidden/>
               </w:rPr>
-              <w:instrText xml:space="preserve"> PAGEREF _Toc235945491 \h </w:instrText>
+              <w:instrText xml:space="preserve"> PAGEREF _Toc235963928 \h </w:instrText>
             </w:r>
             <w:r>
               <w:rPr>
@@ -2513,7 +2653,7 @@
                 <w:noProof/>
                 <w:webHidden/>
               </w:rPr>
-              <w:t>16</w:t>
+              <w:t>1</w:t>
             </w:r>
             <w:r>
               <w:rPr>
@@ -2531,10 +2671,14 @@
               <w:tab w:val="right" w:leader="dot" w:pos="9396"/>
             </w:tabs>
             <w:rPr>
+              <w:rFonts w:eastAsiaTheme="minorEastAsia"/>
               <w:noProof/>
+              <w:kern w:val="2"/>
+              <w:lang w:val="de-DE" w:eastAsia="de-DE"/>
+              <w14:ligatures w14:val="standardContextual"/>
             </w:rPr>
           </w:pPr>
-          <w:hyperlink w:anchor="_Toc235945492" w:history="1">
+          <w:hyperlink w:anchor="_Toc235963929" w:history="1">
             <w:r>
               <w:rPr>
                 <w:rStyle w:val="Hyperlink"/>
@@ -2562,7 +2706,7 @@
                 <w:noProof/>
                 <w:webHidden/>
               </w:rPr>
-              <w:instrText xml:space="preserve"> PAGEREF _Toc235945492 \h </w:instrText>
+              <w:instrText xml:space="preserve"> PAGEREF _Toc235963929 \h </w:instrText>
             </w:r>
             <w:r>
               <w:rPr>
@@ -2582,7 +2726,7 @@
                 <w:noProof/>
                 <w:webHidden/>
               </w:rPr>
-              <w:t>16</w:t>
+              <w:t>1</w:t>
             </w:r>
             <w:r>
               <w:rPr>
@@ -2600,10 +2744,14 @@
               <w:tab w:val="right" w:leader="dot" w:pos="9396"/>
             </w:tabs>
             <w:rPr>
+              <w:rFonts w:eastAsiaTheme="minorEastAsia"/>
               <w:noProof/>
+              <w:kern w:val="2"/>
+              <w:lang w:val="de-DE" w:eastAsia="de-DE"/>
+              <w14:ligatures w14:val="standardContextual"/>
             </w:rPr>
           </w:pPr>
-          <w:hyperlink w:anchor="_Toc235945493" w:history="1">
+          <w:hyperlink w:anchor="_Toc235963930" w:history="1">
             <w:r>
               <w:rPr>
                 <w:rStyle w:val="Hyperlink"/>
@@ -2631,7 +2779,7 @@
                 <w:noProof/>
                 <w:webHidden/>
               </w:rPr>
-              <w:instrText xml:space="preserve"> PAGEREF _Toc235945493 \h </w:instrText>
+              <w:instrText xml:space="preserve"> PAGEREF _Toc235963930 \h </w:instrText>
             </w:r>
             <w:r>
               <w:rPr>
@@ -2651,7 +2799,7 @@
                 <w:noProof/>
                 <w:webHidden/>
               </w:rPr>
-              <w:t>16</w:t>
+              <w:t>1</w:t>
             </w:r>
             <w:r>
               <w:rPr>
@@ -2669,10 +2817,14 @@
               <w:tab w:val="right" w:leader="dot" w:pos="9396"/>
             </w:tabs>
             <w:rPr>
+              <w:rFonts w:eastAsiaTheme="minorEastAsia"/>
               <w:noProof/>
+              <w:kern w:val="2"/>
+              <w:lang w:val="de-DE" w:eastAsia="de-DE"/>
+              <w14:ligatures w14:val="standardContextual"/>
             </w:rPr>
           </w:pPr>
-          <w:hyperlink w:anchor="_Toc235945494" w:history="1">
+          <w:hyperlink w:anchor="_Toc235963931" w:history="1">
             <w:r>
               <w:rPr>
                 <w:rStyle w:val="Hyperlink"/>
@@ -2700,7 +2852,7 @@
                 <w:noProof/>
                 <w:webHidden/>
               </w:rPr>
-              <w:instrText xml:space="preserve"> PAGEREF _Toc235945494 \h </w:instrText>
+              <w:instrText xml:space="preserve"> PAGEREF _Toc235963931 \h </w:instrText>
             </w:r>
             <w:r>
               <w:rPr>
@@ -2720,7 +2872,7 @@
                 <w:noProof/>
                 <w:webHidden/>
               </w:rPr>
-              <w:t>16</w:t>
+              <w:t>1</w:t>
             </w:r>
             <w:r>
               <w:rPr>
@@ -2738,10 +2890,14 @@
               <w:tab w:val="right" w:leader="dot" w:pos="9396"/>
             </w:tabs>
             <w:rPr>
+              <w:rFonts w:eastAsiaTheme="minorEastAsia"/>
               <w:noProof/>
+              <w:kern w:val="2"/>
+              <w:lang w:val="de-DE" w:eastAsia="de-DE"/>
+              <w14:ligatures w14:val="standardContextual"/>
             </w:rPr>
           </w:pPr>
-          <w:hyperlink w:anchor="_Toc235945495" w:history="1">
+          <w:hyperlink w:anchor="_Toc235963932" w:history="1">
             <w:r>
               <w:rPr>
                 <w:rStyle w:val="Hyperlink"/>
@@ -2769,7 +2925,7 @@
                 <w:noProof/>
                 <w:webHidden/>
               </w:rPr>
-              <w:instrText xml:space="preserve"> PAGEREF _Toc235945495 \h </w:instrText>
+              <w:instrText xml:space="preserve"> PAGEREF _Toc235963932 \h </w:instrText>
             </w:r>
             <w:r>
               <w:rPr>
@@ -2789,7 +2945,7 @@
                 <w:noProof/>
                 <w:webHidden/>
               </w:rPr>
-              <w:t>16</w:t>
+              <w:t>1</w:t>
             </w:r>
             <w:r>
               <w:rPr>
@@ -2807,10 +2963,14 @@
               <w:tab w:val="right" w:leader="dot" w:pos="9396"/>
             </w:tabs>
             <w:rPr>
+              <w:rFonts w:eastAsiaTheme="minorEastAsia"/>
               <w:noProof/>
+              <w:kern w:val="2"/>
+              <w:lang w:val="de-DE" w:eastAsia="de-DE"/>
+              <w14:ligatures w14:val="standardContextual"/>
             </w:rPr>
           </w:pPr>
-          <w:hyperlink w:anchor="_Toc235945496" w:history="1">
+          <w:hyperlink w:anchor="_Toc235963933" w:history="1">
             <w:r>
               <w:rPr>
                 <w:rStyle w:val="Hyperlink"/>
@@ -2837,7 +2997,7 @@
                 <w:noProof/>
                 <w:webHidden/>
               </w:rPr>
-              <w:instrText xml:space="preserve"> PAGEREF _Toc235945496 \h </w:instrText>
+              <w:instrText xml:space="preserve"> PAGEREF _Toc235963933 \h </w:instrText>
             </w:r>
             <w:r>
               <w:rPr>
@@ -2857,7 +3017,7 @@
                 <w:noProof/>
                 <w:webHidden/>
               </w:rPr>
-              <w:t>17</w:t>
+              <w:t>1</w:t>
             </w:r>
             <w:r>
               <w:rPr>
@@ -2875,10 +3035,14 @@
               <w:tab w:val="right" w:leader="dot" w:pos="9396"/>
             </w:tabs>
             <w:rPr>
+              <w:rFonts w:eastAsiaTheme="minorEastAsia"/>
               <w:noProof/>
+              <w:kern w:val="2"/>
+              <w:lang w:val="de-DE" w:eastAsia="de-DE"/>
+              <w14:ligatures w14:val="standardContextual"/>
             </w:rPr>
           </w:pPr>
-          <w:hyperlink w:anchor="_Toc235945497" w:history="1">
+          <w:hyperlink w:anchor="_Toc235963934" w:history="1">
             <w:r>
               <w:rPr>
                 <w:rStyle w:val="Hyperlink"/>
@@ -2906,7 +3070,7 @@
                 <w:noProof/>
                 <w:webHidden/>
               </w:rPr>
-              <w:instrText xml:space="preserve"> PAGEREF _Toc235945497 \h </w:instrText>
+              <w:instrText xml:space="preserve"> PAGEREF _Toc235963934 \h </w:instrText>
             </w:r>
             <w:r>
               <w:rPr>
@@ -2926,7 +3090,7 @@
                 <w:noProof/>
                 <w:webHidden/>
               </w:rPr>
-              <w:t>17</w:t>
+              <w:t>1</w:t>
             </w:r>
             <w:r>
               <w:rPr>
@@ -2944,10 +3108,14 @@
               <w:tab w:val="right" w:leader="dot" w:pos="9396"/>
             </w:tabs>
             <w:rPr>
+              <w:rFonts w:eastAsiaTheme="minorEastAsia"/>
               <w:noProof/>
+              <w:kern w:val="2"/>
+              <w:lang w:val="de-DE" w:eastAsia="de-DE"/>
+              <w14:ligatures w14:val="standardContextual"/>
             </w:rPr>
           </w:pPr>
-          <w:hyperlink w:anchor="_Toc235945498" w:history="1">
+          <w:hyperlink w:anchor="_Toc235963935" w:history="1">
             <w:r>
               <w:rPr>
                 <w:rStyle w:val="Hyperlink"/>
@@ -2975,7 +3143,7 @@
                 <w:noProof/>
                 <w:webHidden/>
               </w:rPr>
-              <w:instrText xml:space="preserve"> PAGEREF _Toc235945498 \h </w:instrText>
+              <w:instrText xml:space="preserve"> PAGEREF _Toc235963935 \h </w:instrText>
             </w:r>
             <w:r>
               <w:rPr>
@@ -2995,7 +3163,7 @@
                 <w:noProof/>
                 <w:webHidden/>
               </w:rPr>
-              <w:t>17</w:t>
+              <w:t>1</w:t>
             </w:r>
             <w:r>
               <w:rPr>
@@ -3013,10 +3181,14 @@
               <w:tab w:val="right" w:leader="dot" w:pos="9396"/>
             </w:tabs>
             <w:rPr>
+              <w:rFonts w:eastAsiaTheme="minorEastAsia"/>
               <w:noProof/>
+              <w:kern w:val="2"/>
+              <w:lang w:val="de-DE" w:eastAsia="de-DE"/>
+              <w14:ligatures w14:val="standardContextual"/>
             </w:rPr>
           </w:pPr>
-          <w:hyperlink w:anchor="_Toc235945499" w:history="1">
+          <w:hyperlink w:anchor="_Toc235963936" w:history="1">
             <w:r>
               <w:rPr>
                 <w:rStyle w:val="Hyperlink"/>
@@ -3044,7 +3216,7 @@
                 <w:noProof/>
                 <w:webHidden/>
               </w:rPr>
-              <w:instrText xml:space="preserve"> PAGEREF _Toc235945499 \h </w:instrText>
+              <w:instrText xml:space="preserve"> PAGEREF _Toc235963936 \h </w:instrText>
             </w:r>
             <w:r>
               <w:rPr>
@@ -3064,7 +3236,7 @@
                 <w:noProof/>
                 <w:webHidden/>
               </w:rPr>
-              <w:t>17</w:t>
+              <w:t>1</w:t>
             </w:r>
             <w:r>
               <w:rPr>
@@ -3082,10 +3254,14 @@
               <w:tab w:val="right" w:leader="dot" w:pos="9396"/>
             </w:tabs>
             <w:rPr>
+              <w:rFonts w:eastAsiaTheme="minorEastAsia"/>
               <w:noProof/>
+              <w:kern w:val="2"/>
+              <w:lang w:val="de-DE" w:eastAsia="de-DE"/>
+              <w14:ligatures w14:val="standardContextual"/>
             </w:rPr>
           </w:pPr>
-          <w:hyperlink w:anchor="_Toc235945500" w:history="1">
+          <w:hyperlink w:anchor="_Toc235963937" w:history="1">
             <w:r>
               <w:rPr>
                 <w:rStyle w:val="Hyperlink"/>
@@ -3113,7 +3289,7 @@
                 <w:noProof/>
                 <w:webHidden/>
               </w:rPr>
-              <w:instrText xml:space="preserve"> PAGEREF _Toc235945500 \h </w:instrText>
+              <w:instrText xml:space="preserve"> PAGEREF _Toc235963937 \h </w:instrText>
             </w:r>
             <w:r>
               <w:rPr>
@@ -3133,7 +3309,7 @@
                 <w:noProof/>
                 <w:webHidden/>
               </w:rPr>
-              <w:t>18</w:t>
+              <w:t>1</w:t>
             </w:r>
             <w:r>
               <w:rPr>
@@ -3151,10 +3327,14 @@
               <w:tab w:val="right" w:leader="dot" w:pos="9396"/>
             </w:tabs>
             <w:rPr>
+              <w:rFonts w:eastAsiaTheme="minorEastAsia"/>
               <w:noProof/>
+              <w:kern w:val="2"/>
+              <w:lang w:val="de-DE" w:eastAsia="de-DE"/>
+              <w14:ligatures w14:val="standardContextual"/>
             </w:rPr>
           </w:pPr>
-          <w:hyperlink w:anchor="_Toc235945501" w:history="1">
+          <w:hyperlink w:anchor="_Toc235963938" w:history="1">
             <w:r>
               <w:rPr>
                 <w:rStyle w:val="Hyperlink"/>
@@ -3182,7 +3362,7 @@
                 <w:noProof/>
                 <w:webHidden/>
               </w:rPr>
-              <w:instrText xml:space="preserve"> PAGEREF _Toc235945501 \h </w:instrText>
+              <w:instrText xml:space="preserve"> PAGEREF _Toc235963938 \h </w:instrText>
             </w:r>
             <w:r>
               <w:rPr>
@@ -3202,7 +3382,7 @@
                 <w:noProof/>
                 <w:webHidden/>
               </w:rPr>
-              <w:t>18</w:t>
+              <w:t>1</w:t>
             </w:r>
             <w:r>
               <w:rPr>
@@ -3220,10 +3400,14 @@
               <w:tab w:val="right" w:leader="dot" w:pos="9396"/>
             </w:tabs>
             <w:rPr>
+              <w:rFonts w:eastAsiaTheme="minorEastAsia"/>
               <w:noProof/>
+              <w:kern w:val="2"/>
+              <w:lang w:val="de-DE" w:eastAsia="de-DE"/>
+              <w14:ligatures w14:val="standardContextual"/>
             </w:rPr>
           </w:pPr>
-          <w:hyperlink w:anchor="_Toc235945502" w:history="1">
+          <w:hyperlink w:anchor="_Toc235963939" w:history="1">
             <w:r>
               <w:rPr>
                 <w:rStyle w:val="Hyperlink"/>
@@ -3251,7 +3435,7 @@
                 <w:noProof/>
                 <w:webHidden/>
               </w:rPr>
-              <w:instrText xml:space="preserve"> PAGEREF _Toc235945502 \h </w:instrText>
+              <w:instrText xml:space="preserve"> PAGEREF _Toc235963939 \h </w:instrText>
             </w:r>
             <w:r>
               <w:rPr>
@@ -3271,7 +3455,7 @@
                 <w:noProof/>
                 <w:webHidden/>
               </w:rPr>
-              <w:t>19</w:t>
+              <w:t>1</w:t>
             </w:r>
             <w:r>
               <w:rPr>
@@ -3289,10 +3473,14 @@
               <w:tab w:val="right" w:leader="dot" w:pos="9396"/>
             </w:tabs>
             <w:rPr>
+              <w:rFonts w:eastAsiaTheme="minorEastAsia"/>
               <w:noProof/>
+              <w:kern w:val="2"/>
+              <w:lang w:val="de-DE" w:eastAsia="de-DE"/>
+              <w14:ligatures w14:val="standardContextual"/>
             </w:rPr>
           </w:pPr>
-          <w:hyperlink w:anchor="_Toc235945503" w:history="1">
+          <w:hyperlink w:anchor="_Toc235963940" w:history="1">
             <w:r>
               <w:rPr>
                 <w:rStyle w:val="Hyperlink"/>
@@ -3319,7 +3507,7 @@
                 <w:noProof/>
                 <w:webHidden/>
               </w:rPr>
-              <w:instrText xml:space="preserve"> PAGEREF _Toc235945503 \h </w:instrText>
+              <w:instrText xml:space="preserve"> PAGEREF _Toc235963940 \h </w:instrText>
             </w:r>
             <w:r>
               <w:rPr>
@@ -3339,7 +3527,7 @@
                 <w:noProof/>
                 <w:webHidden/>
               </w:rPr>
-              <w:t>20</w:t>
+              <w:t>1</w:t>
             </w:r>
             <w:r>
               <w:rPr>
@@ -3357,10 +3545,14 @@
               <w:tab w:val="right" w:leader="dot" w:pos="9396"/>
             </w:tabs>
             <w:rPr>
+              <w:rFonts w:eastAsiaTheme="minorEastAsia"/>
               <w:noProof/>
+              <w:kern w:val="2"/>
+              <w:lang w:val="de-DE" w:eastAsia="de-DE"/>
+              <w14:ligatures w14:val="standardContextual"/>
             </w:rPr>
           </w:pPr>
-          <w:hyperlink w:anchor="_Toc235945504" w:history="1">
+          <w:hyperlink w:anchor="_Toc235963941" w:history="1">
             <w:r>
               <w:rPr>
                 <w:rStyle w:val="Hyperlink"/>
@@ -3388,7 +3580,7 @@
                 <w:noProof/>
                 <w:webHidden/>
               </w:rPr>
-              <w:instrText xml:space="preserve"> PAGEREF _Toc235945504 \h </w:instrText>
+              <w:instrText xml:space="preserve"> PAGEREF _Toc235963941 \h </w:instrText>
             </w:r>
             <w:r>
               <w:rPr>
@@ -3408,7 +3600,7 @@
                 <w:noProof/>
                 <w:webHidden/>
               </w:rPr>
-              <w:t>20</w:t>
+              <w:t>1</w:t>
             </w:r>
             <w:r>
               <w:rPr>
@@ -3426,10 +3618,14 @@
               <w:tab w:val="right" w:leader="dot" w:pos="9396"/>
             </w:tabs>
             <w:rPr>
+              <w:rFonts w:eastAsiaTheme="minorEastAsia"/>
               <w:noProof/>
+              <w:kern w:val="2"/>
+              <w:lang w:val="de-DE" w:eastAsia="de-DE"/>
+              <w14:ligatures w14:val="standardContextual"/>
             </w:rPr>
           </w:pPr>
-          <w:hyperlink w:anchor="_Toc235945505" w:history="1">
+          <w:hyperlink w:anchor="_Toc235963942" w:history="1">
             <w:r>
               <w:rPr>
                 <w:rStyle w:val="Hyperlink"/>
@@ -3456,7 +3652,7 @@
                 <w:noProof/>
                 <w:webHidden/>
               </w:rPr>
-              <w:instrText xml:space="preserve"> PAGEREF _Toc235945505 \h </w:instrText>
+              <w:instrText xml:space="preserve"> PAGEREF _Toc235963942 \h </w:instrText>
             </w:r>
             <w:r>
               <w:rPr>
@@ -3476,7 +3672,7 @@
                 <w:noProof/>
                 <w:webHidden/>
               </w:rPr>
-              <w:t>20</w:t>
+              <w:t>1</w:t>
             </w:r>
             <w:r>
               <w:rPr>
@@ -3494,10 +3690,14 @@
               <w:tab w:val="right" w:leader="dot" w:pos="9396"/>
             </w:tabs>
             <w:rPr>
+              <w:rFonts w:eastAsiaTheme="minorEastAsia"/>
               <w:noProof/>
+              <w:kern w:val="2"/>
+              <w:lang w:val="de-DE" w:eastAsia="de-DE"/>
+              <w14:ligatures w14:val="standardContextual"/>
             </w:rPr>
           </w:pPr>
-          <w:hyperlink w:anchor="_Toc235945506" w:history="1">
+          <w:hyperlink w:anchor="_Toc235963943" w:history="1">
             <w:r>
               <w:rPr>
                 <w:rStyle w:val="Hyperlink"/>
@@ -3525,7 +3725,7 @@
                 <w:noProof/>
                 <w:webHidden/>
               </w:rPr>
-              <w:instrText xml:space="preserve"> PAGEREF _Toc235945506 \h </w:instrText>
+              <w:instrText xml:space="preserve"> PAGEREF _Toc235963943 \h </w:instrText>
             </w:r>
             <w:r>
               <w:rPr>
@@ -3545,7 +3745,7 @@
                 <w:noProof/>
                 <w:webHidden/>
               </w:rPr>
-              <w:t>21</w:t>
+              <w:t>1</w:t>
             </w:r>
             <w:r>
               <w:rPr>
@@ -3563,10 +3763,14 @@
               <w:tab w:val="right" w:leader="dot" w:pos="9396"/>
             </w:tabs>
             <w:rPr>
+              <w:rFonts w:eastAsiaTheme="minorEastAsia"/>
               <w:noProof/>
+              <w:kern w:val="2"/>
+              <w:lang w:val="de-DE" w:eastAsia="de-DE"/>
+              <w14:ligatures w14:val="standardContextual"/>
             </w:rPr>
           </w:pPr>
-          <w:hyperlink w:anchor="_Toc235945507" w:history="1">
+          <w:hyperlink w:anchor="_Toc235963944" w:history="1">
             <w:r>
               <w:rPr>
                 <w:rStyle w:val="Hyperlink"/>
@@ -3594,7 +3798,7 @@
                 <w:noProof/>
                 <w:webHidden/>
               </w:rPr>
-              <w:instrText xml:space="preserve"> PAGEREF _Toc235945507 \h </w:instrText>
+              <w:instrText xml:space="preserve"> PAGEREF _Toc235963944 \h </w:instrText>
             </w:r>
             <w:r>
               <w:rPr>
@@ -3614,7 +3818,7 @@
                 <w:noProof/>
                 <w:webHidden/>
               </w:rPr>
-              <w:t>21</w:t>
+              <w:t>1</w:t>
             </w:r>
             <w:r>
               <w:rPr>
@@ -3632,10 +3836,14 @@
               <w:tab w:val="right" w:leader="dot" w:pos="9396"/>
             </w:tabs>
             <w:rPr>
+              <w:rFonts w:eastAsiaTheme="minorEastAsia"/>
               <w:noProof/>
+              <w:kern w:val="2"/>
+              <w:lang w:val="de-DE" w:eastAsia="de-DE"/>
+              <w14:ligatures w14:val="standardContextual"/>
             </w:rPr>
           </w:pPr>
-          <w:hyperlink w:anchor="_Toc235945508" w:history="1">
+          <w:hyperlink w:anchor="_Toc235963945" w:history="1">
             <w:r>
               <w:rPr>
                 <w:rStyle w:val="Hyperlink"/>
@@ -3663,7 +3871,7 @@
                 <w:noProof/>
                 <w:webHidden/>
               </w:rPr>
-              <w:instrText xml:space="preserve"> PAGEREF _Toc235945508 \h </w:instrText>
+              <w:instrText xml:space="preserve"> PAGEREF _Toc235963945 \h </w:instrText>
             </w:r>
             <w:r>
               <w:rPr>
@@ -3683,7 +3891,7 @@
                 <w:noProof/>
                 <w:webHidden/>
               </w:rPr>
-              <w:t>21</w:t>
+              <w:t>1</w:t>
             </w:r>
             <w:r>
               <w:rPr>
@@ -3701,10 +3909,14 @@
               <w:tab w:val="right" w:leader="dot" w:pos="9396"/>
             </w:tabs>
             <w:rPr>
+              <w:rFonts w:eastAsiaTheme="minorEastAsia"/>
               <w:noProof/>
+              <w:kern w:val="2"/>
+              <w:lang w:val="de-DE" w:eastAsia="de-DE"/>
+              <w14:ligatures w14:val="standardContextual"/>
             </w:rPr>
           </w:pPr>
-          <w:hyperlink w:anchor="_Toc235945509" w:history="1">
+          <w:hyperlink w:anchor="_Toc235963946" w:history="1">
             <w:r>
               <w:rPr>
                 <w:rStyle w:val="Hyperlink"/>
@@ -3732,7 +3944,7 @@
                 <w:noProof/>
                 <w:webHidden/>
               </w:rPr>
-              <w:instrText xml:space="preserve"> PAGEREF _Toc235945509 \h </w:instrText>
+              <w:instrText xml:space="preserve"> PAGEREF _Toc235963946 \h </w:instrText>
             </w:r>
             <w:r>
               <w:rPr>
@@ -3752,7 +3964,7 @@
                 <w:noProof/>
                 <w:webHidden/>
               </w:rPr>
-              <w:t>21</w:t>
+              <w:t>1</w:t>
             </w:r>
             <w:r>
               <w:rPr>
@@ -3770,10 +3982,14 @@
               <w:tab w:val="right" w:leader="dot" w:pos="9396"/>
             </w:tabs>
             <w:rPr>
+              <w:rFonts w:eastAsiaTheme="minorEastAsia"/>
               <w:noProof/>
+              <w:kern w:val="2"/>
+              <w:lang w:val="de-DE" w:eastAsia="de-DE"/>
+              <w14:ligatures w14:val="standardContextual"/>
             </w:rPr>
           </w:pPr>
-          <w:hyperlink w:anchor="_Toc235945510" w:history="1">
+          <w:hyperlink w:anchor="_Toc235963947" w:history="1">
             <w:r>
               <w:rPr>
                 <w:rStyle w:val="Hyperlink"/>
@@ -3801,7 +4017,7 @@
                 <w:noProof/>
                 <w:webHidden/>
               </w:rPr>
-              <w:instrText xml:space="preserve"> PAGEREF _Toc235945510 \h </w:instrText>
+              <w:instrText xml:space="preserve"> PAGEREF _Toc235963947 \h </w:instrText>
             </w:r>
             <w:r>
               <w:rPr>
@@ -3821,7 +4037,7 @@
                 <w:noProof/>
                 <w:webHidden/>
               </w:rPr>
-              <w:t>21</w:t>
+              <w:t>1</w:t>
             </w:r>
             <w:r>
               <w:rPr>
@@ -3839,10 +4055,14 @@
               <w:tab w:val="right" w:leader="dot" w:pos="9396"/>
             </w:tabs>
             <w:rPr>
+              <w:rFonts w:eastAsiaTheme="minorEastAsia"/>
               <w:noProof/>
+              <w:kern w:val="2"/>
+              <w:lang w:val="de-DE" w:eastAsia="de-DE"/>
+              <w14:ligatures w14:val="standardContextual"/>
             </w:rPr>
           </w:pPr>
-          <w:hyperlink w:anchor="_Toc235945511" w:history="1">
+          <w:hyperlink w:anchor="_Toc235963948" w:history="1">
             <w:r>
               <w:rPr>
                 <w:rStyle w:val="Hyperlink"/>
@@ -3870,7 +4090,7 @@
                 <w:noProof/>
                 <w:webHidden/>
               </w:rPr>
-              <w:instrText xml:space="preserve"> PAGEREF _Toc235945511 \h </w:instrText>
+              <w:instrText xml:space="preserve"> PAGEREF _Toc235963948 \h </w:instrText>
             </w:r>
             <w:r>
               <w:rPr>
@@ -3890,7 +4110,7 @@
                 <w:noProof/>
                 <w:webHidden/>
               </w:rPr>
-              <w:t>22</w:t>
+              <w:t>1</w:t>
             </w:r>
             <w:r>
               <w:rPr>
@@ -3908,10 +4128,14 @@
               <w:tab w:val="right" w:leader="dot" w:pos="9396"/>
             </w:tabs>
             <w:rPr>
+              <w:rFonts w:eastAsiaTheme="minorEastAsia"/>
               <w:noProof/>
+              <w:kern w:val="2"/>
+              <w:lang w:val="de-DE" w:eastAsia="de-DE"/>
+              <w14:ligatures w14:val="standardContextual"/>
             </w:rPr>
           </w:pPr>
-          <w:hyperlink w:anchor="_Toc235945512" w:history="1">
+          <w:hyperlink w:anchor="_Toc235963949" w:history="1">
             <w:r>
               <w:rPr>
                 <w:rStyle w:val="Hyperlink"/>
@@ -3939,7 +4163,7 @@
                 <w:noProof/>
                 <w:webHidden/>
               </w:rPr>
-              <w:instrText xml:space="preserve"> PAGEREF _Toc235945512 \h </w:instrText>
+              <w:instrText xml:space="preserve"> PAGEREF _Toc235963949 \h </w:instrText>
             </w:r>
             <w:r>
               <w:rPr>
@@ -3959,7 +4183,7 @@
                 <w:noProof/>
                 <w:webHidden/>
               </w:rPr>
-              <w:t>22</w:t>
+              <w:t>1</w:t>
             </w:r>
             <w:r>
               <w:rPr>
@@ -3977,10 +4201,14 @@
               <w:tab w:val="right" w:leader="dot" w:pos="9396"/>
             </w:tabs>
             <w:rPr>
+              <w:rFonts w:eastAsiaTheme="minorEastAsia"/>
               <w:noProof/>
+              <w:kern w:val="2"/>
+              <w:lang w:val="de-DE" w:eastAsia="de-DE"/>
+              <w14:ligatures w14:val="standardContextual"/>
             </w:rPr>
           </w:pPr>
-          <w:hyperlink w:anchor="_Toc235945513" w:history="1">
+          <w:hyperlink w:anchor="_Toc235963950" w:history="1">
             <w:r>
               <w:rPr>
                 <w:rStyle w:val="Hyperlink"/>
@@ -4008,7 +4236,7 @@
                 <w:noProof/>
                 <w:webHidden/>
               </w:rPr>
-              <w:instrText xml:space="preserve"> PAGEREF _Toc235945513 \h </w:instrText>
+              <w:instrText xml:space="preserve"> PAGEREF _Toc235963950 \h </w:instrText>
             </w:r>
             <w:r>
               <w:rPr>
@@ -4028,7 +4256,7 @@
                 <w:noProof/>
                 <w:webHidden/>
               </w:rPr>
-              <w:t>22</w:t>
+              <w:t>1</w:t>
             </w:r>
             <w:r>
               <w:rPr>
@@ -4046,10 +4274,14 @@
               <w:tab w:val="right" w:leader="dot" w:pos="9396"/>
             </w:tabs>
             <w:rPr>
+              <w:rFonts w:eastAsiaTheme="minorEastAsia"/>
               <w:noProof/>
+              <w:kern w:val="2"/>
+              <w:lang w:val="de-DE" w:eastAsia="de-DE"/>
+              <w14:ligatures w14:val="standardContextual"/>
             </w:rPr>
           </w:pPr>
-          <w:hyperlink w:anchor="_Toc235945514" w:history="1">
+          <w:hyperlink w:anchor="_Toc235963951" w:history="1">
             <w:r>
               <w:rPr>
                 <w:rStyle w:val="Hyperlink"/>
@@ -4077,7 +4309,7 @@
                 <w:noProof/>
                 <w:webHidden/>
               </w:rPr>
-              <w:instrText xml:space="preserve"> PAGEREF _Toc235945514 \h </w:instrText>
+              <w:instrText xml:space="preserve"> PAGEREF _Toc235963951 \h </w:instrText>
             </w:r>
             <w:r>
               <w:rPr>
@@ -4097,7 +4329,7 @@
                 <w:noProof/>
                 <w:webHidden/>
               </w:rPr>
-              <w:t>23</w:t>
+              <w:t>1</w:t>
             </w:r>
             <w:r>
               <w:rPr>
@@ -4115,10 +4347,14 @@
               <w:tab w:val="right" w:leader="dot" w:pos="9396"/>
             </w:tabs>
             <w:rPr>
+              <w:rFonts w:eastAsiaTheme="minorEastAsia"/>
               <w:noProof/>
+              <w:kern w:val="2"/>
+              <w:lang w:val="de-DE" w:eastAsia="de-DE"/>
+              <w14:ligatures w14:val="standardContextual"/>
             </w:rPr>
           </w:pPr>
-          <w:hyperlink w:anchor="_Toc235945515" w:history="1">
+          <w:hyperlink w:anchor="_Toc235963952" w:history="1">
             <w:r>
               <w:rPr>
                 <w:rStyle w:val="Hyperlink"/>
@@ -4146,7 +4382,7 @@
                 <w:noProof/>
                 <w:webHidden/>
               </w:rPr>
-              <w:instrText xml:space="preserve"> PAGEREF _Toc235945515 \h </w:instrText>
+              <w:instrText xml:space="preserve"> PAGEREF _Toc235963952 \h </w:instrText>
             </w:r>
             <w:r>
               <w:rPr>
@@ -4166,7 +4402,7 @@
                 <w:noProof/>
                 <w:webHidden/>
               </w:rPr>
-              <w:t>23</w:t>
+              <w:t>1</w:t>
             </w:r>
             <w:r>
               <w:rPr>
@@ -4184,10 +4420,14 @@
               <w:tab w:val="right" w:leader="dot" w:pos="9396"/>
             </w:tabs>
             <w:rPr>
+              <w:rFonts w:eastAsiaTheme="minorEastAsia"/>
               <w:noProof/>
+              <w:kern w:val="2"/>
+              <w:lang w:val="de-DE" w:eastAsia="de-DE"/>
+              <w14:ligatures w14:val="standardContextual"/>
             </w:rPr>
           </w:pPr>
-          <w:hyperlink w:anchor="_Toc235945516" w:history="1">
+          <w:hyperlink w:anchor="_Toc235963953" w:history="1">
             <w:r>
               <w:rPr>
                 <w:rStyle w:val="Hyperlink"/>
@@ -4214,7 +4454,7 @@
                 <w:noProof/>
                 <w:webHidden/>
               </w:rPr>
-              <w:instrText xml:space="preserve"> PAGEREF _Toc235945516 \h </w:instrText>
+              <w:instrText xml:space="preserve"> PAGEREF _Toc235963953 \h </w:instrText>
             </w:r>
             <w:r>
               <w:rPr>
@@ -4234,7 +4474,7 @@
                 <w:noProof/>
                 <w:webHidden/>
               </w:rPr>
-              <w:t>23</w:t>
+              <w:t>1</w:t>
             </w:r>
             <w:r>
               <w:rPr>
@@ -4252,10 +4492,14 @@
               <w:tab w:val="right" w:leader="dot" w:pos="9396"/>
             </w:tabs>
             <w:rPr>
+              <w:rFonts w:eastAsiaTheme="minorEastAsia"/>
               <w:noProof/>
+              <w:kern w:val="2"/>
+              <w:lang w:val="de-DE" w:eastAsia="de-DE"/>
+              <w14:ligatures w14:val="standardContextual"/>
             </w:rPr>
           </w:pPr>
-          <w:hyperlink w:anchor="_Toc235945517" w:history="1">
+          <w:hyperlink w:anchor="_Toc235963954" w:history="1">
             <w:r>
               <w:rPr>
                 <w:rStyle w:val="Hyperlink"/>
@@ -4283,7 +4527,7 @@
                 <w:noProof/>
                 <w:webHidden/>
               </w:rPr>
-              <w:instrText xml:space="preserve"> PAGEREF _Toc235945517 \h </w:instrText>
+              <w:instrText xml:space="preserve"> PAGEREF _Toc235963954 \h </w:instrText>
             </w:r>
             <w:r>
               <w:rPr>
@@ -4303,7 +4547,7 @@
                 <w:noProof/>
                 <w:webHidden/>
               </w:rPr>
-              <w:t>23</w:t>
+              <w:t>1</w:t>
             </w:r>
             <w:r>
               <w:rPr>
@@ -4321,10 +4565,14 @@
               <w:tab w:val="right" w:leader="dot" w:pos="9396"/>
             </w:tabs>
             <w:rPr>
+              <w:rFonts w:eastAsiaTheme="minorEastAsia"/>
               <w:noProof/>
+              <w:kern w:val="2"/>
+              <w:lang w:val="de-DE" w:eastAsia="de-DE"/>
+              <w14:ligatures w14:val="standardContextual"/>
             </w:rPr>
           </w:pPr>
-          <w:hyperlink w:anchor="_Toc235945518" w:history="1">
+          <w:hyperlink w:anchor="_Toc235963955" w:history="1">
             <w:r>
               <w:rPr>
                 <w:rStyle w:val="Hyperlink"/>
@@ -4352,7 +4600,7 @@
                 <w:noProof/>
                 <w:webHidden/>
               </w:rPr>
-              <w:instrText xml:space="preserve"> PAGEREF _Toc235945518 \h </w:instrText>
+              <w:instrText xml:space="preserve"> PAGEREF _Toc235963955 \h </w:instrText>
             </w:r>
             <w:r>
               <w:rPr>
@@ -4372,7 +4620,7 @@
                 <w:noProof/>
                 <w:webHidden/>
               </w:rPr>
-              <w:t>24</w:t>
+              <w:t>1</w:t>
             </w:r>
             <w:r>
               <w:rPr>
@@ -4390,10 +4638,14 @@
               <w:tab w:val="right" w:leader="dot" w:pos="9396"/>
             </w:tabs>
             <w:rPr>
+              <w:rFonts w:eastAsiaTheme="minorEastAsia"/>
               <w:noProof/>
+              <w:kern w:val="2"/>
+              <w:lang w:val="de-DE" w:eastAsia="de-DE"/>
+              <w14:ligatures w14:val="standardContextual"/>
             </w:rPr>
           </w:pPr>
-          <w:hyperlink w:anchor="_Toc235945519" w:history="1">
+          <w:hyperlink w:anchor="_Toc235963956" w:history="1">
             <w:r>
               <w:rPr>
                 <w:rStyle w:val="Hyperlink"/>
@@ -4421,7 +4673,7 @@
                 <w:noProof/>
                 <w:webHidden/>
               </w:rPr>
-              <w:instrText xml:space="preserve"> PAGEREF _Toc235945519 \h </w:instrText>
+              <w:instrText xml:space="preserve"> PAGEREF _Toc235963956 \h </w:instrText>
             </w:r>
             <w:r>
               <w:rPr>
@@ -4441,7 +4693,7 @@
                 <w:noProof/>
                 <w:webHidden/>
               </w:rPr>
-              <w:t>24</w:t>
+              <w:t>1</w:t>
             </w:r>
             <w:r>
               <w:rPr>
@@ -4459,10 +4711,14 @@
               <w:tab w:val="right" w:leader="dot" w:pos="9396"/>
             </w:tabs>
             <w:rPr>
+              <w:rFonts w:eastAsiaTheme="minorEastAsia"/>
               <w:noProof/>
+              <w:kern w:val="2"/>
+              <w:lang w:val="de-DE" w:eastAsia="de-DE"/>
+              <w14:ligatures w14:val="standardContextual"/>
             </w:rPr>
           </w:pPr>
-          <w:hyperlink w:anchor="_Toc235945520" w:history="1">
+          <w:hyperlink w:anchor="_Toc235963957" w:history="1">
             <w:r>
               <w:rPr>
                 <w:rStyle w:val="Hyperlink"/>
@@ -4490,7 +4746,7 @@
                 <w:noProof/>
                 <w:webHidden/>
               </w:rPr>
-              <w:instrText xml:space="preserve"> PAGEREF _Toc235945520 \h </w:instrText>
+              <w:instrText xml:space="preserve"> PAGEREF _Toc235963957 \h </w:instrText>
             </w:r>
             <w:r>
               <w:rPr>
@@ -4510,7 +4766,7 @@
                 <w:noProof/>
                 <w:webHidden/>
               </w:rPr>
-              <w:t>25</w:t>
+              <w:t>1</w:t>
             </w:r>
             <w:r>
               <w:rPr>
@@ -4528,10 +4784,14 @@
               <w:tab w:val="right" w:leader="dot" w:pos="9396"/>
             </w:tabs>
             <w:rPr>
+              <w:rFonts w:eastAsiaTheme="minorEastAsia"/>
               <w:noProof/>
+              <w:kern w:val="2"/>
+              <w:lang w:val="de-DE" w:eastAsia="de-DE"/>
+              <w14:ligatures w14:val="standardContextual"/>
             </w:rPr>
           </w:pPr>
-          <w:hyperlink w:anchor="_Toc235945521" w:history="1">
+          <w:hyperlink w:anchor="_Toc235963958" w:history="1">
             <w:r>
               <w:rPr>
                 <w:rStyle w:val="Hyperlink"/>
@@ -4559,7 +4819,7 @@
                 <w:noProof/>
                 <w:webHidden/>
               </w:rPr>
-              <w:instrText xml:space="preserve"> PAGEREF _Toc235945521 \h </w:instrText>
+              <w:instrText xml:space="preserve"> PAGEREF _Toc235963958 \h </w:instrText>
             </w:r>
             <w:r>
               <w:rPr>
@@ -4579,7 +4839,7 @@
                 <w:noProof/>
                 <w:webHidden/>
               </w:rPr>
-              <w:t>25</w:t>
+              <w:t>1</w:t>
             </w:r>
             <w:r>
               <w:rPr>
@@ -4597,10 +4857,14 @@
               <w:tab w:val="right" w:leader="dot" w:pos="9396"/>
             </w:tabs>
             <w:rPr>
+              <w:rFonts w:eastAsiaTheme="minorEastAsia"/>
               <w:noProof/>
+              <w:kern w:val="2"/>
+              <w:lang w:val="de-DE" w:eastAsia="de-DE"/>
+              <w14:ligatures w14:val="standardContextual"/>
             </w:rPr>
           </w:pPr>
-          <w:hyperlink w:anchor="_Toc235945522" w:history="1">
+          <w:hyperlink w:anchor="_Toc235963959" w:history="1">
             <w:r>
               <w:rPr>
                 <w:rStyle w:val="Hyperlink"/>
@@ -4627,7 +4891,7 @@
                 <w:noProof/>
                 <w:webHidden/>
               </w:rPr>
-              <w:instrText xml:space="preserve"> PAGEREF _Toc235945522 \h </w:instrText>
+              <w:instrText xml:space="preserve"> PAGEREF _Toc235963959 \h </w:instrText>
             </w:r>
             <w:r>
               <w:rPr>
@@ -4647,7 +4911,7 @@
                 <w:noProof/>
                 <w:webHidden/>
               </w:rPr>
-              <w:t>25</w:t>
+              <w:t>1</w:t>
             </w:r>
             <w:r>
               <w:rPr>
@@ -4665,10 +4929,14 @@
               <w:tab w:val="right" w:leader="dot" w:pos="9396"/>
             </w:tabs>
             <w:rPr>
+              <w:rFonts w:eastAsiaTheme="minorEastAsia"/>
               <w:noProof/>
+              <w:kern w:val="2"/>
+              <w:lang w:val="de-DE" w:eastAsia="de-DE"/>
+              <w14:ligatures w14:val="standardContextual"/>
             </w:rPr>
           </w:pPr>
-          <w:hyperlink w:anchor="_Toc235945523" w:history="1">
+          <w:hyperlink w:anchor="_Toc235963960" w:history="1">
             <w:r>
               <w:rPr>
                 <w:rStyle w:val="Hyperlink"/>
@@ -4695,7 +4963,7 @@
                 <w:noProof/>
                 <w:webHidden/>
               </w:rPr>
-              <w:instrText xml:space="preserve"> PAGEREF _Toc235945523 \h </w:instrText>
+              <w:instrText xml:space="preserve"> PAGEREF _Toc235963960 \h </w:instrText>
             </w:r>
             <w:r>
               <w:rPr>
@@ -4715,7 +4983,7 @@
                 <w:noProof/>
                 <w:webHidden/>
               </w:rPr>
-              <w:t>25</w:t>
+              <w:t>1</w:t>
             </w:r>
             <w:r>
               <w:rPr>
@@ -4733,10 +5001,14 @@
               <w:tab w:val="right" w:leader="dot" w:pos="9396"/>
             </w:tabs>
             <w:rPr>
+              <w:rFonts w:eastAsiaTheme="minorEastAsia"/>
               <w:noProof/>
+              <w:kern w:val="2"/>
+              <w:lang w:val="de-DE" w:eastAsia="de-DE"/>
+              <w14:ligatures w14:val="standardContextual"/>
             </w:rPr>
           </w:pPr>
-          <w:hyperlink w:anchor="_Toc235945524" w:history="1">
+          <w:hyperlink w:anchor="_Toc235963961" w:history="1">
             <w:r>
               <w:rPr>
                 <w:rStyle w:val="Hyperlink"/>
@@ -4764,7 +5036,7 @@
                 <w:noProof/>
                 <w:webHidden/>
               </w:rPr>
-              <w:instrText xml:space="preserve"> PAGEREF _Toc235945524 \h </w:instrText>
+              <w:instrText xml:space="preserve"> PAGEREF _Toc235963961 \h </w:instrText>
             </w:r>
             <w:r>
               <w:rPr>
@@ -4784,7 +5056,7 @@
                 <w:noProof/>
                 <w:webHidden/>
               </w:rPr>
-              <w:t>25</w:t>
+              <w:t>1</w:t>
             </w:r>
             <w:r>
               <w:rPr>
@@ -4802,10 +5074,14 @@
               <w:tab w:val="right" w:leader="dot" w:pos="9396"/>
             </w:tabs>
             <w:rPr>
+              <w:rFonts w:eastAsiaTheme="minorEastAsia"/>
               <w:noProof/>
+              <w:kern w:val="2"/>
+              <w:lang w:val="de-DE" w:eastAsia="de-DE"/>
+              <w14:ligatures w14:val="standardContextual"/>
             </w:rPr>
           </w:pPr>
-          <w:hyperlink w:anchor="_Toc235945525" w:history="1">
+          <w:hyperlink w:anchor="_Toc235963962" w:history="1">
             <w:r>
               <w:rPr>
                 <w:rStyle w:val="Hyperlink"/>
@@ -4833,7 +5109,7 @@
                 <w:noProof/>
                 <w:webHidden/>
               </w:rPr>
-              <w:instrText xml:space="preserve"> PAGEREF _Toc235945525 \h </w:instrText>
+              <w:instrText xml:space="preserve"> PAGEREF _Toc235963962 \h </w:instrText>
             </w:r>
             <w:r>
               <w:rPr>
@@ -4853,7 +5129,7 @@
                 <w:noProof/>
                 <w:webHidden/>
               </w:rPr>
-              <w:t>26</w:t>
+              <w:t>1</w:t>
             </w:r>
             <w:r>
               <w:rPr>
@@ -4871,10 +5147,14 @@
               <w:tab w:val="right" w:leader="dot" w:pos="9396"/>
             </w:tabs>
             <w:rPr>
+              <w:rFonts w:eastAsiaTheme="minorEastAsia"/>
               <w:noProof/>
+              <w:kern w:val="2"/>
+              <w:lang w:val="de-DE" w:eastAsia="de-DE"/>
+              <w14:ligatures w14:val="standardContextual"/>
             </w:rPr>
           </w:pPr>
-          <w:hyperlink w:anchor="_Toc235945526" w:history="1">
+          <w:hyperlink w:anchor="_Toc235963963" w:history="1">
             <w:r>
               <w:rPr>
                 <w:rStyle w:val="Hyperlink"/>
@@ -4901,7 +5181,7 @@
                 <w:noProof/>
                 <w:webHidden/>
               </w:rPr>
-              <w:instrText xml:space="preserve"> PAGEREF _Toc235945526 \h </w:instrText>
+              <w:instrText xml:space="preserve"> PAGEREF _Toc235963963 \h </w:instrText>
             </w:r>
             <w:r>
               <w:rPr>
@@ -4921,7 +5201,7 @@
                 <w:noProof/>
                 <w:webHidden/>
               </w:rPr>
-              <w:t>26</w:t>
+              <w:t>1</w:t>
             </w:r>
             <w:r>
               <w:rPr>
@@ -4939,10 +5219,14 @@
               <w:tab w:val="right" w:leader="dot" w:pos="9396"/>
             </w:tabs>
             <w:rPr>
+              <w:rFonts w:eastAsiaTheme="minorEastAsia"/>
               <w:noProof/>
+              <w:kern w:val="2"/>
+              <w:lang w:val="de-DE" w:eastAsia="de-DE"/>
+              <w14:ligatures w14:val="standardContextual"/>
             </w:rPr>
           </w:pPr>
-          <w:hyperlink w:anchor="_Toc235945527" w:history="1">
+          <w:hyperlink w:anchor="_Toc235963964" w:history="1">
             <w:r>
               <w:rPr>
                 <w:rStyle w:val="Hyperlink"/>
@@ -4970,7 +5254,7 @@
                 <w:noProof/>
                 <w:webHidden/>
               </w:rPr>
-              <w:instrText xml:space="preserve"> PAGEREF _Toc235945527 \h </w:instrText>
+              <w:instrText xml:space="preserve"> PAGEREF _Toc235963964 \h </w:instrText>
             </w:r>
             <w:r>
               <w:rPr>
@@ -4990,7 +5274,7 @@
                 <w:noProof/>
                 <w:webHidden/>
               </w:rPr>
-              <w:t>27</w:t>
+              <w:t>1</w:t>
             </w:r>
             <w:r>
               <w:rPr>
@@ -5008,10 +5292,14 @@
               <w:tab w:val="right" w:leader="dot" w:pos="9396"/>
             </w:tabs>
             <w:rPr>
+              <w:rFonts w:eastAsiaTheme="minorEastAsia"/>
               <w:noProof/>
+              <w:kern w:val="2"/>
+              <w:lang w:val="de-DE" w:eastAsia="de-DE"/>
+              <w14:ligatures w14:val="standardContextual"/>
             </w:rPr>
           </w:pPr>
-          <w:hyperlink w:anchor="_Toc235945528" w:history="1">
+          <w:hyperlink w:anchor="_Toc235963965" w:history="1">
             <w:r>
               <w:rPr>
                 <w:rStyle w:val="Hyperlink"/>
@@ -5039,7 +5327,7 @@
                 <w:noProof/>
                 <w:webHidden/>
               </w:rPr>
-              <w:instrText xml:space="preserve"> PAGEREF _Toc235945528 \h </w:instrText>
+              <w:instrText xml:space="preserve"> PAGEREF _Toc235963965 \h </w:instrText>
             </w:r>
             <w:r>
               <w:rPr>
@@ -5059,7 +5347,7 @@
                 <w:noProof/>
                 <w:webHidden/>
               </w:rPr>
-              <w:t>28</w:t>
+              <w:t>1</w:t>
             </w:r>
             <w:r>
               <w:rPr>
@@ -5077,10 +5365,14 @@
               <w:tab w:val="right" w:leader="dot" w:pos="9396"/>
             </w:tabs>
             <w:rPr>
+              <w:rFonts w:eastAsiaTheme="minorEastAsia"/>
               <w:noProof/>
+              <w:kern w:val="2"/>
+              <w:lang w:val="de-DE" w:eastAsia="de-DE"/>
+              <w14:ligatures w14:val="standardContextual"/>
             </w:rPr>
           </w:pPr>
-          <w:hyperlink w:anchor="_Toc235945529" w:history="1">
+          <w:hyperlink w:anchor="_Toc235963966" w:history="1">
             <w:r>
               <w:rPr>
                 <w:rStyle w:val="Hyperlink"/>
@@ -5108,7 +5400,7 @@
                 <w:noProof/>
                 <w:webHidden/>
               </w:rPr>
-              <w:instrText xml:space="preserve"> PAGEREF _Toc235945529 \h </w:instrText>
+              <w:instrText xml:space="preserve"> PAGEREF _Toc235963966 \h </w:instrText>
             </w:r>
             <w:r>
               <w:rPr>
@@ -5128,7 +5420,7 @@
                 <w:noProof/>
                 <w:webHidden/>
               </w:rPr>
-              <w:t>28</w:t>
+              <w:t>1</w:t>
             </w:r>
             <w:r>
               <w:rPr>
@@ -5146,10 +5438,14 @@
               <w:tab w:val="right" w:leader="dot" w:pos="9396"/>
             </w:tabs>
             <w:rPr>
+              <w:rFonts w:eastAsiaTheme="minorEastAsia"/>
               <w:noProof/>
+              <w:kern w:val="2"/>
+              <w:lang w:val="de-DE" w:eastAsia="de-DE"/>
+              <w14:ligatures w14:val="standardContextual"/>
             </w:rPr>
           </w:pPr>
-          <w:hyperlink w:anchor="_Toc235945530" w:history="1">
+          <w:hyperlink w:anchor="_Toc235963967" w:history="1">
             <w:r>
               <w:rPr>
                 <w:rStyle w:val="Hyperlink"/>
@@ -5177,7 +5473,7 @@
                 <w:noProof/>
                 <w:webHidden/>
               </w:rPr>
-              <w:instrText xml:space="preserve"> PAGEREF _Toc235945530 \h </w:instrText>
+              <w:instrText xml:space="preserve"> PAGEREF _Toc235963967 \h </w:instrText>
             </w:r>
             <w:r>
               <w:rPr>
@@ -5197,7 +5493,7 @@
                 <w:noProof/>
                 <w:webHidden/>
               </w:rPr>
-              <w:t>29</w:t>
+              <w:t>1</w:t>
             </w:r>
             <w:r>
               <w:rPr>
@@ -5215,10 +5511,14 @@
               <w:tab w:val="right" w:leader="dot" w:pos="9396"/>
             </w:tabs>
             <w:rPr>
+              <w:rFonts w:eastAsiaTheme="minorEastAsia"/>
               <w:noProof/>
+              <w:kern w:val="2"/>
+              <w:lang w:val="de-DE" w:eastAsia="de-DE"/>
+              <w14:ligatures w14:val="standardContextual"/>
             </w:rPr>
           </w:pPr>
-          <w:hyperlink w:anchor="_Toc235945531" w:history="1">
+          <w:hyperlink w:anchor="_Toc235963968" w:history="1">
             <w:r>
               <w:rPr>
                 <w:rStyle w:val="Hyperlink"/>
@@ -5246,7 +5546,7 @@
                 <w:noProof/>
                 <w:webHidden/>
               </w:rPr>
-              <w:instrText xml:space="preserve"> PAGEREF _Toc235945531 \h </w:instrText>
+              <w:instrText xml:space="preserve"> PAGEREF _Toc235963968 \h </w:instrText>
             </w:r>
             <w:r>
               <w:rPr>
@@ -5266,7 +5566,7 @@
                 <w:noProof/>
                 <w:webHidden/>
               </w:rPr>
-              <w:t>29</w:t>
+              <w:t>1</w:t>
             </w:r>
             <w:r>
               <w:rPr>
@@ -5284,10 +5584,14 @@
               <w:tab w:val="right" w:leader="dot" w:pos="9396"/>
             </w:tabs>
             <w:rPr>
+              <w:rFonts w:eastAsiaTheme="minorEastAsia"/>
               <w:noProof/>
+              <w:kern w:val="2"/>
+              <w:lang w:val="de-DE" w:eastAsia="de-DE"/>
+              <w14:ligatures w14:val="standardContextual"/>
             </w:rPr>
           </w:pPr>
-          <w:hyperlink w:anchor="_Toc235945532" w:history="1">
+          <w:hyperlink w:anchor="_Toc235963969" w:history="1">
             <w:r>
               <w:rPr>
                 <w:rStyle w:val="Hyperlink"/>
@@ -5315,7 +5619,7 @@
                 <w:noProof/>
                 <w:webHidden/>
               </w:rPr>
-              <w:instrText xml:space="preserve"> PAGEREF _Toc235945532 \h </w:instrText>
+              <w:instrText xml:space="preserve"> PAGEREF _Toc235963969 \h </w:instrText>
             </w:r>
             <w:r>
               <w:rPr>
@@ -5335,7 +5639,7 @@
                 <w:noProof/>
                 <w:webHidden/>
               </w:rPr>
-              <w:t>29</w:t>
+              <w:t>1</w:t>
             </w:r>
             <w:r>
               <w:rPr>
@@ -5353,10 +5657,14 @@
               <w:tab w:val="right" w:leader="dot" w:pos="9396"/>
             </w:tabs>
             <w:rPr>
+              <w:rFonts w:eastAsiaTheme="minorEastAsia"/>
               <w:noProof/>
+              <w:kern w:val="2"/>
+              <w:lang w:val="de-DE" w:eastAsia="de-DE"/>
+              <w14:ligatures w14:val="standardContextual"/>
             </w:rPr>
           </w:pPr>
-          <w:hyperlink w:anchor="_Toc235945533" w:history="1">
+          <w:hyperlink w:anchor="_Toc235963970" w:history="1">
             <w:r>
               <w:rPr>
                 <w:rStyle w:val="Hyperlink"/>
@@ -5383,7 +5691,7 @@
                 <w:noProof/>
                 <w:webHidden/>
               </w:rPr>
-              <w:instrText xml:space="preserve"> PAGEREF _Toc235945533 \h </w:instrText>
+              <w:instrText xml:space="preserve"> PAGEREF _Toc235963970 \h </w:instrText>
             </w:r>
             <w:r>
               <w:rPr>
@@ -5403,7 +5711,7 @@
                 <w:noProof/>
                 <w:webHidden/>
               </w:rPr>
-              <w:t>30</w:t>
+              <w:t>1</w:t>
             </w:r>
             <w:r>
               <w:rPr>
@@ -5421,16 +5729,20 @@
               <w:tab w:val="right" w:leader="dot" w:pos="9396"/>
             </w:tabs>
             <w:rPr>
+              <w:rFonts w:eastAsiaTheme="minorEastAsia"/>
               <w:noProof/>
+              <w:kern w:val="2"/>
+              <w:lang w:val="de-DE" w:eastAsia="de-DE"/>
+              <w14:ligatures w14:val="standardContextual"/>
             </w:rPr>
           </w:pPr>
-          <w:hyperlink w:anchor="_Toc235945534" w:history="1">
+          <w:hyperlink w:anchor="_Toc235963971" w:history="1">
             <w:r>
               <w:rPr>
                 <w:rStyle w:val="Hyperlink"/>
                 <w:noProof/>
               </w:rPr>
-              <w:t>8. Glossar</w:t>
+              <w:t>8. Nutzbare Hohlstunden (NuHo)</w:t>
             </w:r>
             <w:r>
               <w:rPr>
@@ -5451,7 +5763,7 @@
                 <w:noProof/>
                 <w:webHidden/>
               </w:rPr>
-              <w:instrText xml:space="preserve"> PAGEREF _Toc235945534 \h </w:instrText>
+              <w:instrText xml:space="preserve"> PAGEREF _Toc235963971 \h </w:instrText>
             </w:r>
             <w:r>
               <w:rPr>
@@ -5471,7 +5783,444 @@
                 <w:noProof/>
                 <w:webHidden/>
               </w:rPr>
-              <w:t>31</w:t>
+              <w:t>1</w:t>
+            </w:r>
+            <w:r>
+              <w:rPr>
+                <w:noProof/>
+                <w:webHidden/>
+              </w:rPr>
+              <w:fldChar w:fldCharType="end"/>
+            </w:r>
+          </w:hyperlink>
+        </w:p>
+        <w:p>
+          <w:pPr>
+            <w:pStyle w:val="Verzeichnis2"/>
+            <w:tabs>
+              <w:tab w:val="right" w:leader="dot" w:pos="9396"/>
+            </w:tabs>
+            <w:rPr>
+              <w:rFonts w:eastAsiaTheme="minorEastAsia"/>
+              <w:noProof/>
+              <w:kern w:val="2"/>
+              <w:lang w:val="de-DE" w:eastAsia="de-DE"/>
+              <w14:ligatures w14:val="standardContextual"/>
+            </w:rPr>
+          </w:pPr>
+          <w:hyperlink w:anchor="_Toc235963972" w:history="1">
+            <w:r>
+              <w:rPr>
+                <w:rStyle w:val="Hyperlink"/>
+                <w:noProof/>
+                <w:lang w:val="de-DE"/>
+              </w:rPr>
+              <w:t>8.1 Was ist eine NuHo?</w:t>
+            </w:r>
+            <w:r>
+              <w:rPr>
+                <w:noProof/>
+                <w:webHidden/>
+              </w:rPr>
+              <w:tab/>
+            </w:r>
+            <w:r>
+              <w:rPr>
+                <w:noProof/>
+                <w:webHidden/>
+              </w:rPr>
+              <w:fldChar w:fldCharType="begin"/>
+            </w:r>
+            <w:r>
+              <w:rPr>
+                <w:noProof/>
+                <w:webHidden/>
+              </w:rPr>
+              <w:instrText xml:space="preserve"> PAGEREF _Toc235963972 \h </w:instrText>
+            </w:r>
+            <w:r>
+              <w:rPr>
+                <w:noProof/>
+                <w:webHidden/>
+              </w:rPr>
+            </w:r>
+            <w:r>
+              <w:rPr>
+                <w:noProof/>
+                <w:webHidden/>
+              </w:rPr>
+              <w:fldChar w:fldCharType="separate"/>
+            </w:r>
+            <w:r>
+              <w:rPr>
+                <w:noProof/>
+                <w:webHidden/>
+              </w:rPr>
+              <w:t>1</w:t>
+            </w:r>
+            <w:r>
+              <w:rPr>
+                <w:noProof/>
+                <w:webHidden/>
+              </w:rPr>
+              <w:fldChar w:fldCharType="end"/>
+            </w:r>
+          </w:hyperlink>
+        </w:p>
+        <w:p>
+          <w:pPr>
+            <w:pStyle w:val="Verzeichnis2"/>
+            <w:tabs>
+              <w:tab w:val="right" w:leader="dot" w:pos="9396"/>
+            </w:tabs>
+            <w:rPr>
+              <w:rFonts w:eastAsiaTheme="minorEastAsia"/>
+              <w:noProof/>
+              <w:kern w:val="2"/>
+              <w:lang w:val="de-DE" w:eastAsia="de-DE"/>
+              <w14:ligatures w14:val="standardContextual"/>
+            </w:rPr>
+          </w:pPr>
+          <w:hyperlink w:anchor="_Toc235963973" w:history="1">
+            <w:r>
+              <w:rPr>
+                <w:rStyle w:val="Hyperlink"/>
+                <w:noProof/>
+                <w:lang w:val="de-DE"/>
+              </w:rPr>
+              <w:t>8.2 Voraussetzung: Vertretungsbereitschaft (Vber Wstd)</w:t>
+            </w:r>
+            <w:r>
+              <w:rPr>
+                <w:noProof/>
+                <w:webHidden/>
+              </w:rPr>
+              <w:tab/>
+            </w:r>
+            <w:r>
+              <w:rPr>
+                <w:noProof/>
+                <w:webHidden/>
+              </w:rPr>
+              <w:fldChar w:fldCharType="begin"/>
+            </w:r>
+            <w:r>
+              <w:rPr>
+                <w:noProof/>
+                <w:webHidden/>
+              </w:rPr>
+              <w:instrText xml:space="preserve"> PAGEREF _Toc235963973 \h </w:instrText>
+            </w:r>
+            <w:r>
+              <w:rPr>
+                <w:noProof/>
+                <w:webHidden/>
+              </w:rPr>
+            </w:r>
+            <w:r>
+              <w:rPr>
+                <w:noProof/>
+                <w:webHidden/>
+              </w:rPr>
+              <w:fldChar w:fldCharType="separate"/>
+            </w:r>
+            <w:r>
+              <w:rPr>
+                <w:noProof/>
+                <w:webHidden/>
+              </w:rPr>
+              <w:t>1</w:t>
+            </w:r>
+            <w:r>
+              <w:rPr>
+                <w:noProof/>
+                <w:webHidden/>
+              </w:rPr>
+              <w:fldChar w:fldCharType="end"/>
+            </w:r>
+          </w:hyperlink>
+        </w:p>
+        <w:p>
+          <w:pPr>
+            <w:pStyle w:val="Verzeichnis2"/>
+            <w:tabs>
+              <w:tab w:val="right" w:leader="dot" w:pos="9396"/>
+            </w:tabs>
+            <w:rPr>
+              <w:rFonts w:eastAsiaTheme="minorEastAsia"/>
+              <w:noProof/>
+              <w:kern w:val="2"/>
+              <w:lang w:val="de-DE" w:eastAsia="de-DE"/>
+              <w14:ligatures w14:val="standardContextual"/>
+            </w:rPr>
+          </w:pPr>
+          <w:hyperlink w:anchor="_Toc235963974" w:history="1">
+            <w:r>
+              <w:rPr>
+                <w:rStyle w:val="Hyperlink"/>
+                <w:noProof/>
+                <w:lang w:val="de-DE"/>
+              </w:rPr>
+              <w:t>8.3 Steuerung über die PM-Tabelle</w:t>
+            </w:r>
+            <w:r>
+              <w:rPr>
+                <w:noProof/>
+                <w:webHidden/>
+              </w:rPr>
+              <w:tab/>
+            </w:r>
+            <w:r>
+              <w:rPr>
+                <w:noProof/>
+                <w:webHidden/>
+              </w:rPr>
+              <w:fldChar w:fldCharType="begin"/>
+            </w:r>
+            <w:r>
+              <w:rPr>
+                <w:noProof/>
+                <w:webHidden/>
+              </w:rPr>
+              <w:instrText xml:space="preserve"> PAGEREF _Toc235963974 \h </w:instrText>
+            </w:r>
+            <w:r>
+              <w:rPr>
+                <w:noProof/>
+                <w:webHidden/>
+              </w:rPr>
+            </w:r>
+            <w:r>
+              <w:rPr>
+                <w:noProof/>
+                <w:webHidden/>
+              </w:rPr>
+              <w:fldChar w:fldCharType="separate"/>
+            </w:r>
+            <w:r>
+              <w:rPr>
+                <w:noProof/>
+                <w:webHidden/>
+              </w:rPr>
+              <w:t>1</w:t>
+            </w:r>
+            <w:r>
+              <w:rPr>
+                <w:noProof/>
+                <w:webHidden/>
+              </w:rPr>
+              <w:fldChar w:fldCharType="end"/>
+            </w:r>
+          </w:hyperlink>
+        </w:p>
+        <w:p>
+          <w:pPr>
+            <w:pStyle w:val="Verzeichnis2"/>
+            <w:tabs>
+              <w:tab w:val="right" w:leader="dot" w:pos="9396"/>
+            </w:tabs>
+            <w:rPr>
+              <w:rFonts w:eastAsiaTheme="minorEastAsia"/>
+              <w:noProof/>
+              <w:kern w:val="2"/>
+              <w:lang w:val="de-DE" w:eastAsia="de-DE"/>
+              <w14:ligatures w14:val="standardContextual"/>
+            </w:rPr>
+          </w:pPr>
+          <w:hyperlink w:anchor="_Toc235963975" w:history="1">
+            <w:r>
+              <w:rPr>
+                <w:rStyle w:val="Hyperlink"/>
+                <w:noProof/>
+                <w:lang w:val="de-DE"/>
+              </w:rPr>
+              <w:t>8.4 Ausgaben</w:t>
+            </w:r>
+            <w:r>
+              <w:rPr>
+                <w:noProof/>
+                <w:webHidden/>
+              </w:rPr>
+              <w:tab/>
+            </w:r>
+            <w:r>
+              <w:rPr>
+                <w:noProof/>
+                <w:webHidden/>
+              </w:rPr>
+              <w:fldChar w:fldCharType="begin"/>
+            </w:r>
+            <w:r>
+              <w:rPr>
+                <w:noProof/>
+                <w:webHidden/>
+              </w:rPr>
+              <w:instrText xml:space="preserve"> PAGEREF _Toc235963975 \h </w:instrText>
+            </w:r>
+            <w:r>
+              <w:rPr>
+                <w:noProof/>
+                <w:webHidden/>
+              </w:rPr>
+            </w:r>
+            <w:r>
+              <w:rPr>
+                <w:noProof/>
+                <w:webHidden/>
+              </w:rPr>
+              <w:fldChar w:fldCharType="separate"/>
+            </w:r>
+            <w:r>
+              <w:rPr>
+                <w:noProof/>
+                <w:webHidden/>
+              </w:rPr>
+              <w:t>1</w:t>
+            </w:r>
+            <w:r>
+              <w:rPr>
+                <w:noProof/>
+                <w:webHidden/>
+              </w:rPr>
+              <w:fldChar w:fldCharType="end"/>
+            </w:r>
+          </w:hyperlink>
+        </w:p>
+        <w:p>
+          <w:pPr>
+            <w:pStyle w:val="Verzeichnis2"/>
+            <w:tabs>
+              <w:tab w:val="right" w:leader="dot" w:pos="9396"/>
+            </w:tabs>
+            <w:rPr>
+              <w:rFonts w:eastAsiaTheme="minorEastAsia"/>
+              <w:noProof/>
+              <w:kern w:val="2"/>
+              <w:lang w:val="de-DE" w:eastAsia="de-DE"/>
+              <w14:ligatures w14:val="standardContextual"/>
+            </w:rPr>
+          </w:pPr>
+          <w:hyperlink w:anchor="_Toc235963976" w:history="1">
+            <w:r>
+              <w:rPr>
+                <w:rStyle w:val="Hyperlink"/>
+                <w:noProof/>
+                <w:lang w:val="de-DE"/>
+              </w:rPr>
+              <w:t>8.5 Anzeige im Plan-Editor</w:t>
+            </w:r>
+            <w:r>
+              <w:rPr>
+                <w:noProof/>
+                <w:webHidden/>
+              </w:rPr>
+              <w:tab/>
+            </w:r>
+            <w:r>
+              <w:rPr>
+                <w:noProof/>
+                <w:webHidden/>
+              </w:rPr>
+              <w:fldChar w:fldCharType="begin"/>
+            </w:r>
+            <w:r>
+              <w:rPr>
+                <w:noProof/>
+                <w:webHidden/>
+              </w:rPr>
+              <w:instrText xml:space="preserve"> PAGEREF _Toc235963976 \h </w:instrText>
+            </w:r>
+            <w:r>
+              <w:rPr>
+                <w:noProof/>
+                <w:webHidden/>
+              </w:rPr>
+            </w:r>
+            <w:r>
+              <w:rPr>
+                <w:noProof/>
+                <w:webHidden/>
+              </w:rPr>
+              <w:fldChar w:fldCharType="separate"/>
+            </w:r>
+            <w:r>
+              <w:rPr>
+                <w:noProof/>
+                <w:webHidden/>
+              </w:rPr>
+              <w:t>1</w:t>
+            </w:r>
+            <w:r>
+              <w:rPr>
+                <w:noProof/>
+                <w:webHidden/>
+              </w:rPr>
+              <w:fldChar w:fldCharType="end"/>
+            </w:r>
+          </w:hyperlink>
+        </w:p>
+        <w:p>
+          <w:pPr>
+            <w:pStyle w:val="Verzeichnis1"/>
+            <w:tabs>
+              <w:tab w:val="right" w:leader="dot" w:pos="9396"/>
+            </w:tabs>
+            <w:rPr>
+              <w:rFonts w:eastAsiaTheme="minorEastAsia"/>
+              <w:noProof/>
+              <w:kern w:val="2"/>
+              <w:lang w:val="de-DE" w:eastAsia="de-DE"/>
+              <w14:ligatures w14:val="standardContextual"/>
+            </w:rPr>
+          </w:pPr>
+          <w:hyperlink w:anchor="_Toc235963977" w:history="1">
+            <w:r>
+              <w:rPr>
+                <w:rStyle w:val="Hyperlink"/>
+                <w:noProof/>
+              </w:rPr>
+              <w:t>9. Glossar</w:t>
+            </w:r>
+            <w:r>
+              <w:rPr>
+                <w:noProof/>
+                <w:webHidden/>
+              </w:rPr>
+              <w:tab/>
+            </w:r>
+            <w:r>
+              <w:rPr>
+                <w:noProof/>
+                <w:webHidden/>
+              </w:rPr>
+              <w:fldChar w:fldCharType="begin"/>
+            </w:r>
+            <w:r>
+              <w:rPr>
+                <w:noProof/>
+                <w:webHidden/>
+              </w:rPr>
+              <w:instrText xml:space="preserve"> PAGEREF _Toc235963977 \h </w:instrText>
+            </w:r>
+            <w:r>
+              <w:rPr>
+                <w:noProof/>
+                <w:webHidden/>
+              </w:rPr>
+            </w:r>
+            <w:r>
+              <w:rPr>
+                <w:noProof/>
+                <w:webHidden/>
+              </w:rPr>
+              <w:fldChar w:fldCharType="separate"/>
+            </w:r>
+            <w:r>
+              <w:rPr>
+                <w:noProof/>
+                <w:webHidden/>
+              </w:rPr>
+              <w:t>1</w:t>
             </w:r>
             <w:r>
               <w:rPr>
@@ -5509,7 +6258,7 @@
         </w:rPr>
       </w:pPr>
       <w:bookmarkStart w:id="0" w:name="überblick"/>
-      <w:bookmarkStart w:id="1" w:name="_Toc235945457"/>
+      <w:bookmarkStart w:id="1" w:name="_Toc235963894"/>
       <w:r>
         <w:rPr>
           <w:lang w:val="de-DE"/>
@@ -5577,6 +6326,7 @@
         <w:rPr>
           <w:lang w:val="de-DE"/>
         </w:rPr>
+        <w:lastRenderedPageBreak/>
         <w:t>Zeitwünsche und Sperrzeiten für Lehrer und Klassen (−3, −2)</w:t>
       </w:r>
     </w:p>
@@ -5628,7 +6378,6 @@
         <w:rPr>
           <w:lang w:val="de-DE"/>
         </w:rPr>
-        <w:lastRenderedPageBreak/>
         <w:t>Zeitbandwünsche je Lehrer: ein bestimmtes Stundenband (z. B. ein freier Nachmittag) an mehreren Tagen freihalten, Sheet StD (Spalten „Freie Stunden“ / „Tage freie Stunden“ / „Gewicht freie Stunden“)</w:t>
       </w:r>
     </w:p>
@@ -5886,6 +6635,7 @@
         <w:rPr>
           <w:lang w:val="de-DE"/>
         </w:rPr>
+        <w:lastRenderedPageBreak/>
         <w:t>Plan-Editor merkt sich seine Ansichtseinstellungen je Excel-Datei (Sheet EdCfg): Farb-/Bearbeitungsmodus, Optionen, Diag-Filter, Fenstergröße/-position sowie zuletzt gewählte Lösung/Lehrer/Klasse</w:t>
       </w:r>
     </w:p>
@@ -5897,13 +6647,12 @@
         </w:rPr>
       </w:pPr>
       <w:bookmarkStart w:id="2" w:name="die-excel-eingabedatei"/>
-      <w:bookmarkStart w:id="3" w:name="_Toc235945458"/>
+      <w:bookmarkStart w:id="3" w:name="_Toc235963895"/>
       <w:bookmarkEnd w:id="0"/>
       <w:r>
         <w:rPr>
           <w:lang w:val="de-DE"/>
         </w:rPr>
-        <w:lastRenderedPageBreak/>
         <w:t>2. Die Excel-Eingabedatei</w:t>
       </w:r>
       <w:bookmarkEnd w:id="3"/>
@@ -5965,7 +6714,7 @@
         </w:rPr>
       </w:pPr>
       <w:bookmarkStart w:id="4" w:name="übersicht-aller-tabellenblätter"/>
-      <w:bookmarkStart w:id="5" w:name="_Toc235945459"/>
+      <w:bookmarkStart w:id="5" w:name="_Toc235963896"/>
       <w:r>
         <w:rPr>
           <w:lang w:val="de-DE"/>
@@ -6536,6 +7285,7 @@
               <w:pStyle w:val="Compact"/>
             </w:pPr>
             <w:r>
+              <w:lastRenderedPageBreak/>
               <w:t>Plan</w:t>
             </w:r>
           </w:p>
@@ -6630,7 +7380,6 @@
               <w:pStyle w:val="Compact"/>
             </w:pPr>
             <w:r>
-              <w:lastRenderedPageBreak/>
               <w:t>Verl</w:t>
             </w:r>
           </w:p>
@@ -7047,7 +7796,7 @@
         </w:rPr>
       </w:pPr>
       <w:bookmarkStart w:id="6" w:name="Xed477d92855aa4c8e464bdff89a4d28c3abcbc3"/>
-      <w:bookmarkStart w:id="7" w:name="_Toc235945460"/>
+      <w:bookmarkStart w:id="7" w:name="_Toc235963897"/>
       <w:bookmarkEnd w:id="4"/>
       <w:r>
         <w:rPr>
@@ -7511,6 +8260,7 @@
               <w:pStyle w:val="Compact"/>
             </w:pPr>
             <w:r>
+              <w:lastRenderedPageBreak/>
               <w:t>Fix (X)</w:t>
             </w:r>
           </w:p>
@@ -7558,7 +8308,6 @@
               <w:pStyle w:val="Compact"/>
             </w:pPr>
             <w:r>
-              <w:lastRenderedPageBreak/>
               <w:t>(E)</w:t>
             </w:r>
           </w:p>
@@ -7694,7 +8443,7 @@
         </w:rPr>
       </w:pPr>
       <w:bookmarkStart w:id="8" w:name="X824f3dda145984715a009d0f5dc0d28d1c37909"/>
-      <w:bookmarkStart w:id="9" w:name="_Toc235945461"/>
+      <w:bookmarkStart w:id="9" w:name="_Toc235963898"/>
       <w:bookmarkEnd w:id="6"/>
       <w:r>
         <w:rPr>
@@ -7726,7 +8475,7 @@
         </w:rPr>
       </w:pPr>
       <w:bookmarkStart w:id="10" w:name="X4cd27eec1b73cc2137993e3d11d851160c6244d"/>
-      <w:bookmarkStart w:id="11" w:name="_Toc235945462"/>
+      <w:bookmarkStart w:id="11" w:name="_Toc235963899"/>
       <w:bookmarkEnd w:id="8"/>
       <w:r>
         <w:rPr>
@@ -7758,7 +8507,7 @@
         </w:rPr>
       </w:pPr>
       <w:bookmarkStart w:id="12" w:name="X2c593f1e03d9e679da8a2038dd127f54e803de0"/>
-      <w:bookmarkStart w:id="13" w:name="_Toc235945463"/>
+      <w:bookmarkStart w:id="13" w:name="_Toc235963900"/>
       <w:bookmarkEnd w:id="10"/>
       <w:r>
         <w:rPr>
@@ -8048,6 +8797,7 @@
               <w:pStyle w:val="Compact"/>
             </w:pPr>
             <w:r>
+              <w:lastRenderedPageBreak/>
               <w:t>Gewicht freie Tage</w:t>
             </w:r>
           </w:p>
@@ -8139,14 +8889,7 @@
               <w:rPr>
                 <w:lang w:val="de-DE"/>
               </w:rPr>
-              <w:t xml:space="preserve">Stundenband, das freigehalten werden soll, in der Form von-bis („1-1“ = nur die 1. Stunde). Zusammen mit „Tage freie </w:t>
-            </w:r>
-            <w:r>
-              <w:rPr>
-                <w:lang w:val="de-DE"/>
-              </w:rPr>
-              <w:lastRenderedPageBreak/>
-              <w:t>Stunden“ und „Gewicht freie Stunden“ auszufüllen. Siehe Abschnitt „Zeitbandwünsche“.</w:t>
+              <w:t>Stundenband, das freigehalten werden soll, in der Form von-bis („1-1“ = nur die 1. Stunde). Zusammen mit „Tage freie Stunden“ und „Gewicht freie Stunden“ auszufüllen. Siehe Abschnitt „Zeitbandwünsche“.</w:t>
             </w:r>
           </w:p>
         </w:tc>
@@ -8167,7 +8910,6 @@
               <w:rPr>
                 <w:lang w:val="de-DE"/>
               </w:rPr>
-              <w:lastRenderedPageBreak/>
               <w:t>Tage freie Stunden</w:t>
             </w:r>
           </w:p>
@@ -8246,26 +8988,38 @@
               <w:rPr>
                 <w:lang w:val="de-DE"/>
               </w:rPr>
-              <w:t>−3 oder −2</w:t>
-            </w:r>
-          </w:p>
-        </w:tc>
-        <w:tc>
-          <w:tcPr>
-            <w:tcW w:w="0" w:type="auto"/>
-          </w:tcPr>
-          <w:p>
-            <w:pPr>
-              <w:pStyle w:val="Compact"/>
-              <w:rPr>
-                <w:lang w:val="de-DE"/>
-              </w:rPr>
-            </w:pPr>
-            <w:r>
-              <w:rPr>
-                <w:lang w:val="de-DE"/>
-              </w:rPr>
-              <w:t>−3 = hartes Constraint (das Band ist zwingend), −2 = weiche Strafe. Fehlt der Wert oder ist er weder −3 noch −2, wird der Eintrag ignoriert.</w:t>
+              <w:t>−</w:t>
+            </w:r>
+            <w:r>
+              <w:rPr>
+                <w:lang w:val="de-DE"/>
+              </w:rPr>
+              <w:t>3 oder −2</w:t>
+            </w:r>
+          </w:p>
+        </w:tc>
+        <w:tc>
+          <w:tcPr>
+            <w:tcW w:w="0" w:type="auto"/>
+          </w:tcPr>
+          <w:p>
+            <w:pPr>
+              <w:pStyle w:val="Compact"/>
+              <w:rPr>
+                <w:lang w:val="de-DE"/>
+              </w:rPr>
+            </w:pPr>
+            <w:r>
+              <w:rPr>
+                <w:lang w:val="de-DE"/>
+              </w:rPr>
+              <w:t>−</w:t>
+            </w:r>
+            <w:r>
+              <w:rPr>
+                <w:lang w:val="de-DE"/>
+              </w:rPr>
+              <w:t>3 = hartes Constraint (das Band ist zwingend), −2 = weiche Strafe. Fehlt der Wert oder ist er weder −3 noch −2, wird der Eintrag ignoriert.</w:t>
             </w:r>
           </w:p>
         </w:tc>
@@ -8380,7 +9134,7 @@
         </w:rPr>
       </w:pPr>
       <w:bookmarkStart w:id="14" w:name="harte-regeln-die-fünf-hart-spalten"/>
-      <w:bookmarkStart w:id="15" w:name="_Toc235945464"/>
+      <w:bookmarkStart w:id="15" w:name="_Toc235963901"/>
       <w:r>
         <w:rPr>
           <w:lang w:val="de-DE"/>
@@ -8671,6 +9425,7 @@
               <w:rPr>
                 <w:lang w:val="de-DE"/>
               </w:rPr>
+              <w:lastRenderedPageBreak/>
               <w:t xml:space="preserve">ℹ Harte Regeln können ein Modell unlösbar (infeasible) machen, wenn sie sich mit anderen Vorgaben (Zeitwünsche, freie Tage, Fachraum-Limits) nicht vereinbaren lassen. Nach dem Laden nennt die StD-Diagnose im Log für jeden Lehrer, welche harten Regeln aktiv sind und welche Flags mangels Wert ignoriert wurden. </w:t>
             </w:r>
             <w:r>
@@ -8724,7 +9479,7 @@
         </w:rPr>
       </w:pPr>
       <w:bookmarkStart w:id="16" w:name="X3d6211e55557a616a2e2647f71d646f2fd1fd73"/>
-      <w:bookmarkStart w:id="17" w:name="_Toc235945465"/>
+      <w:bookmarkStart w:id="17" w:name="_Toc235963902"/>
       <w:bookmarkEnd w:id="14"/>
       <w:r>
         <w:rPr>
@@ -8790,7 +9545,7 @@
           <w:lang w:val="de-DE"/>
         </w:rPr>
       </w:pPr>
-      <w:bookmarkStart w:id="18" w:name="_Toc235945466"/>
+      <w:bookmarkStart w:id="18" w:name="_Toc235963903"/>
       <w:r>
         <w:rPr>
           <w:lang w:val="de-DE"/>
@@ -8810,7 +9565,13 @@
         <w:rPr>
           <w:lang w:val="de-DE"/>
         </w:rPr>
-        <w:t>Ergänzend zu ganzen freien Tagen lässt sich auch ein einzelnes Stundenband für einen Lehrer an mehreren Tagen freihalten – etwa ein freier Nachmittag oder Vormittag. „Freie Stunden“ enthält den Stundenbereich in der Form von-bis, z. B. 5-11 (5. bis 11. Stunde) oder 1-1 (nur die 1. Stunde). „Tage freie Stunden“ gibt an, an wie vielen Tagen pro Woche dieses Band komplett frei bleiben soll. „Gewicht freie Stunden“ steuert – wie bei den freien Tagen – die Strenge: −3 macht das Band zwingend (hartes Constraint), −2 verhängt nur eine Strafe, falls weniger solche Tage frei bleiben.</w:t>
+        <w:t>Ergänzend zu ganzen freien Tagen lässt sich auch ein einzelnes Stundenband für einen Lehrer an mehreren Tagen freihalten – etwa ein freier Nachmittag oder Vormittag. „Freie Stunden“ enthält den Stundenbereich in der Form von-bis, z. B. 5-11 (5. bis 11. Stunde) oder 1-1 (nur die 1. Stunde). „Tage freie Stunden“ gibt an, an wie vielen Tagen pro Woche dieses Band komplett frei bleiben soll. „Gewicht freie Stunden“ steuert – wie bei den freien Tagen – die Strenge: −3 macht das Band zwingend (hartes Constraint),</w:t>
+      </w:r>
+      <w:r>
+        <w:rPr>
+          <w:lang w:val="de-DE"/>
+        </w:rPr>
+        <w:t xml:space="preserve"> −2 verhängt nur eine Strafe, falls weniger solche Tage frei bleiben.</w:t>
       </w:r>
     </w:p>
     <w:p>
@@ -8856,7 +9617,20 @@
               <w:rPr>
                 <w:lang w:val="de-DE"/>
               </w:rPr>
-              <w:t>ℹ Nur wenn Bereich (z. B. 5-11), Anzahl Tage (&gt;0) und Gewichtung (−3 oder −2) alle drei gültig sind, wird der Eintrag übernommen; unvollständige oder ungültige Einträge werden ignoriert und im Log vermerkt. Wie die „hart“-Spalten und die freien Tage stammen auch diese Spalten nicht aus Untis und bleiben bei einem GPU004-Import (Button 21) erhalten; fehlen sie, legt der Import sie automatisch an. Ein zwingendes (−3-)Band kann ein Modell unlösbar machen; die Infeasibility-Diagnose weist das ggf. lehrerspezifisch als Ursache aus.</w:t>
+              <w:lastRenderedPageBreak/>
+              <w:t>ℹ</w:t>
+            </w:r>
+            <w:r>
+              <w:rPr>
+                <w:lang w:val="de-DE"/>
+              </w:rPr>
+              <w:t xml:space="preserve"> Nur wenn Bereich (z. B. 5-11), Anzahl Tage (&gt;0) und Gewichtung (−3 oder −2) alle drei gültig sind, wird der Eintrag übernommen; unvollständige oder ungültige Einträge werden ignoriert und im Log vermerkt. Wie die „hart“-Spalten und die freien Tage stammen auch diese Spalten nicht aus Untis und bleiben bei einem GPU004-Import (Button 21) erhalten; fehlen sie, legt der Import sie automatisch an. Ein zwingendes (−3-)Band kann ein Modell unlösbar machen; die Infeasibility-Diagnose weist das ggf. lehrerspezifis</w:t>
+            </w:r>
+            <w:r>
+              <w:rPr>
+                <w:lang w:val="de-DE"/>
+              </w:rPr>
+              <w:t>ch als Ursache aus.</w:t>
             </w:r>
           </w:p>
         </w:tc>
@@ -8869,12 +9643,11 @@
           <w:lang w:val="de-DE"/>
         </w:rPr>
       </w:pPr>
-      <w:bookmarkStart w:id="19" w:name="_Toc235945467"/>
-      <w:r>
-        <w:rPr>
-          <w:lang w:val="de-DE"/>
-        </w:rPr>
-        <w:lastRenderedPageBreak/>
+      <w:bookmarkStart w:id="19" w:name="_Toc235963904"/>
+      <w:r>
+        <w:rPr>
+          <w:lang w:val="de-DE"/>
+        </w:rPr>
         <w:t>Späte päd. Einheiten verbieten – die Spalte „Verbot Bad units“</w:t>
       </w:r>
       <w:bookmarkEnd w:id="19"/>
@@ -8936,7 +9709,13 @@
               <w:rPr>
                 <w:lang w:val="de-DE"/>
               </w:rPr>
-              <w:t>ℹ „Verbot Bad units“ ist eine harte Sperre und kann ein Modell unlösbar machen, wenn ein Lehrer durch andere Vorgaben zwangsläufig spät liegt. Die stufenweise Infeasibility-Diagnose prüft das Verbot als eigene Stufe und nennt – wie bei den freien Tagen und Bändern – die verursachenden Lehrer namentlich. Die Spalte stammt nicht aus Untis und überlebt den GPU004-Import (Button 21).</w:t>
+              <w:t>ℹ</w:t>
+            </w:r>
+            <w:r>
+              <w:rPr>
+                <w:lang w:val="de-DE"/>
+              </w:rPr>
+              <w:t xml:space="preserve"> „Verbot Bad units“ ist eine harte Sperre und kann ein Modell unlösbar machen, wenn ein Lehrer durch andere Vorgaben zwangsläufig spät liegt. Die stufenweise Infeasibility-Diagnose prüft das Verbot als eigene Stufe und nennt – wie bei den freien Tagen und Bändern – die verursachenden Lehrer namentlich. Die Spalte stammt nicht aus Untis und überlebt den GPU004-Import (Button 21).</w:t>
             </w:r>
           </w:p>
         </w:tc>
@@ -8950,7 +9729,7 @@
         </w:rPr>
       </w:pPr>
       <w:bookmarkStart w:id="20" w:name="Xcecb579319d46394dc0bec8ad2f950cccc14571"/>
-      <w:bookmarkStart w:id="21" w:name="_Toc235945468"/>
+      <w:bookmarkStart w:id="21" w:name="_Toc235963905"/>
       <w:bookmarkEnd w:id="12"/>
       <w:bookmarkEnd w:id="16"/>
       <w:r>
@@ -9176,7 +9955,7 @@
         </w:rPr>
       </w:pPr>
       <w:bookmarkStart w:id="22" w:name="Xf88c95c09418afa57ca606e563d222d423983f9"/>
-      <w:bookmarkStart w:id="23" w:name="_Toc235945469"/>
+      <w:bookmarkStart w:id="23" w:name="_Toc235963906"/>
       <w:bookmarkEnd w:id="20"/>
       <w:r>
         <w:rPr>
@@ -9229,6 +10008,7 @@
                 <w:b/>
                 <w:bCs/>
               </w:rPr>
+              <w:lastRenderedPageBreak/>
               <w:t>Wert</w:t>
             </w:r>
           </w:p>
@@ -9460,7 +10240,6 @@
               <w:pStyle w:val="Compact"/>
             </w:pPr>
             <w:r>
-              <w:lastRenderedPageBreak/>
               <w:t>+1 / +2 / +3</w:t>
             </w:r>
           </w:p>
@@ -9549,7 +10328,7 @@
         </w:rPr>
       </w:pPr>
       <w:bookmarkStart w:id="24" w:name="sheet-fix-unrn-fixierte-unrn"/>
-      <w:bookmarkStart w:id="25" w:name="_Toc235945470"/>
+      <w:bookmarkStart w:id="25" w:name="_Toc235963907"/>
       <w:bookmarkEnd w:id="22"/>
       <w:r>
         <w:rPr>
@@ -9672,7 +10451,7 @@
         </w:rPr>
       </w:pPr>
       <w:bookmarkStart w:id="26" w:name="X77850964b1661a6472484b98c2f6331abf29608"/>
-      <w:bookmarkStart w:id="27" w:name="_Toc235945471"/>
+      <w:bookmarkStart w:id="27" w:name="_Toc235963908"/>
       <w:bookmarkEnd w:id="24"/>
       <w:r>
         <w:rPr>
@@ -9704,7 +10483,7 @@
         </w:rPr>
       </w:pPr>
       <w:bookmarkStart w:id="28" w:name="X9a0baf48a92dfb82f6c4468820982bf5f64b379"/>
-      <w:bookmarkStart w:id="29" w:name="_Toc235945472"/>
+      <w:bookmarkStart w:id="29" w:name="_Toc235963909"/>
       <w:bookmarkEnd w:id="26"/>
       <w:r>
         <w:rPr>
@@ -9736,7 +10515,7 @@
         </w:rPr>
       </w:pPr>
       <w:bookmarkStart w:id="30" w:name="zeitwunsch-textdatei"/>
-      <w:bookmarkStart w:id="31" w:name="_Toc235945473"/>
+      <w:bookmarkStart w:id="31" w:name="_Toc235963910"/>
       <w:bookmarkEnd w:id="2"/>
       <w:bookmarkEnd w:id="28"/>
       <w:r>
@@ -10003,7 +10782,7 @@
         </w:rPr>
       </w:pPr>
       <w:bookmarkStart w:id="32" w:name="programmbedienung-schritt-für-schritt"/>
-      <w:bookmarkStart w:id="33" w:name="_Toc235945474"/>
+      <w:bookmarkStart w:id="33" w:name="_Toc235963911"/>
       <w:bookmarkEnd w:id="30"/>
       <w:r>
         <w:rPr>
@@ -10070,7 +10849,7 @@
         </w:rPr>
       </w:pPr>
       <w:bookmarkStart w:id="34" w:name="button-1-excel-datei-einlesen"/>
-      <w:bookmarkStart w:id="35" w:name="_Toc235945475"/>
+      <w:bookmarkStart w:id="35" w:name="_Toc235963912"/>
       <w:r>
         <w:rPr>
           <w:lang w:val="de-DE"/>
@@ -10102,7 +10881,7 @@
         </w:rPr>
       </w:pPr>
       <w:bookmarkStart w:id="36" w:name="button-2-zeitwünsche-einlesenexportieren"/>
-      <w:bookmarkStart w:id="37" w:name="_Toc235945476"/>
+      <w:bookmarkStart w:id="37" w:name="_Toc235963913"/>
       <w:bookmarkEnd w:id="34"/>
       <w:r>
         <w:rPr>
@@ -10134,7 +10913,7 @@
         </w:rPr>
       </w:pPr>
       <w:bookmarkStart w:id="38" w:name="button-3-plan-importieren"/>
-      <w:bookmarkStart w:id="39" w:name="_Toc235945477"/>
+      <w:bookmarkStart w:id="39" w:name="_Toc235963914"/>
       <w:bookmarkEnd w:id="36"/>
       <w:r>
         <w:rPr>
@@ -10166,7 +10945,7 @@
         </w:rPr>
       </w:pPr>
       <w:bookmarkStart w:id="40" w:name="button-4-plan-bewerten"/>
-      <w:bookmarkStart w:id="41" w:name="_Toc235945478"/>
+      <w:bookmarkStart w:id="41" w:name="_Toc235963915"/>
       <w:bookmarkEnd w:id="38"/>
       <w:r>
         <w:rPr>
@@ -10198,7 +10977,7 @@
         </w:rPr>
       </w:pPr>
       <w:bookmarkStart w:id="42" w:name="button-5-plan-prüfen-verletzungen"/>
-      <w:bookmarkStart w:id="43" w:name="_Toc235945479"/>
+      <w:bookmarkStart w:id="43" w:name="_Toc235963916"/>
       <w:bookmarkEnd w:id="40"/>
       <w:r>
         <w:rPr>
@@ -10230,7 +11009,7 @@
         </w:rPr>
       </w:pPr>
       <w:bookmarkStart w:id="44" w:name="button-6-uv-als-gpu-importieren"/>
-      <w:bookmarkStart w:id="45" w:name="_Toc235945480"/>
+      <w:bookmarkStart w:id="45" w:name="_Toc235963917"/>
       <w:bookmarkEnd w:id="42"/>
       <w:r>
         <w:rPr>
@@ -10305,7 +11084,7 @@
         </w:rPr>
         <w:br/>
       </w:r>
-      <w:bookmarkStart w:id="47" w:name="_Toc235945481"/>
+      <w:bookmarkStart w:id="47" w:name="_Toc235963918"/>
       <w:r>
         <w:rPr>
           <w:lang w:val="de-DE"/>
@@ -10652,7 +11431,7 @@
         </w:rPr>
       </w:pPr>
       <w:bookmarkStart w:id="48" w:name="button-8-gezielt-fixieren-und-ignorieren"/>
-      <w:bookmarkStart w:id="49" w:name="_Toc235945482"/>
+      <w:bookmarkStart w:id="49" w:name="_Toc235963919"/>
       <w:bookmarkEnd w:id="46"/>
       <w:r>
         <w:rPr>
@@ -10685,7 +11464,7 @@
         </w:rPr>
       </w:pPr>
       <w:bookmarkStart w:id="50" w:name="button-9-pm-parameter-bearbeiten"/>
-      <w:bookmarkStart w:id="51" w:name="_Toc235945483"/>
+      <w:bookmarkStart w:id="51" w:name="_Toc235963920"/>
       <w:bookmarkEnd w:id="48"/>
       <w:r>
         <w:rPr>
@@ -10717,7 +11496,7 @@
         </w:rPr>
       </w:pPr>
       <w:bookmarkStart w:id="52" w:name="button-10-stundenplanerstellung"/>
-      <w:bookmarkStart w:id="53" w:name="_Toc235945484"/>
+      <w:bookmarkStart w:id="53" w:name="_Toc235963921"/>
       <w:bookmarkEnd w:id="50"/>
       <w:r>
         <w:rPr>
@@ -10784,7 +11563,7 @@
         </w:rPr>
       </w:pPr>
       <w:bookmarkStart w:id="54" w:name="button-11-plan-editor-interaktiv"/>
-      <w:bookmarkStart w:id="55" w:name="_Toc235945485"/>
+      <w:bookmarkStart w:id="55" w:name="_Toc235963922"/>
       <w:bookmarkEnd w:id="52"/>
       <w:r>
         <w:rPr>
@@ -10816,7 +11595,7 @@
         </w:rPr>
       </w:pPr>
       <w:bookmarkStart w:id="56" w:name="button-12-lösung-sichern"/>
-      <w:bookmarkStart w:id="57" w:name="_Toc235945486"/>
+      <w:bookmarkStart w:id="57" w:name="_Toc235963923"/>
       <w:bookmarkEnd w:id="54"/>
       <w:r>
         <w:rPr>
@@ -11073,7 +11852,13 @@
         <w:rPr>
           <w:lang w:val="de-DE"/>
         </w:rPr>
-        <w:t>Welche Rollenpaare zu welcher Lösung gehören, steht im Sheet „Tausch“ (Ausgabe des Solverlaufs mit Tausch). Die Spalten A–G nennen Gruppe, Rolle A, Lehrer A, Rolle B, Lehrer B sowie die betroffenen UNrn beider Rollen; danach folgt für jede Tausch-Lösung eine eigene Spalte, in der die in dieser Lösung tatsächlich getauschten Paare grün mit „✓ getauscht“ markiert sind (sonst „–“). Am Ende des Blattes steht die Diagnose der Tausch-Phase. Lehnt man die Übernahme ab, bleibt der Tausch ausschließlich im Begleitblatt „GesichertLehrer“ gespeichert – analog dazu hält „LösLehrer“ die getauschten Lehrer der Lösungen im Sheet „Lös“.</w:t>
+        <w:t>Welche Rollenpaare zu welcher Lösung gehören, steht im Sheet „Tausch“ (Ausgabe des Solverlaufs mit Tausch). Die Spalten A–G nennen Gruppe, Rolle A, Lehrer A, Rolle B, Lehrer B sowie die betroffenen UNrn beider Rollen; danach folgt für jede Tausch-Lösung eine eigene Spalte, in der die in dieser Lösung tatsächlich getauschten Paare grün mit „✓ getauscht“ markiert sind (sonst „–“). Am Ende des Blattes steht die Diagnose der Tausch-Phase. Lehnt man die Übernahme ab, bleibt der Tausch ausschließlich im Begleitbl</w:t>
+      </w:r>
+      <w:r>
+        <w:rPr>
+          <w:lang w:val="de-DE"/>
+        </w:rPr>
+        <w:t>att „GesichertLehrer“ gespeichert – analog dazu hält „LösLehrer“ die getauschten Lehrer der Lösungen im Sheet „Lös“.</w:t>
       </w:r>
     </w:p>
     <w:tbl>
@@ -11119,7 +11904,7 @@
         </w:rPr>
       </w:pPr>
       <w:bookmarkStart w:id="58" w:name="button-13-gesicherte-lösung-löschen"/>
-      <w:bookmarkStart w:id="59" w:name="_Toc235945487"/>
+      <w:bookmarkStart w:id="59" w:name="_Toc235963924"/>
       <w:bookmarkEnd w:id="56"/>
       <w:r>
         <w:rPr>
@@ -11152,7 +11937,7 @@
         </w:rPr>
       </w:pPr>
       <w:bookmarkStart w:id="60" w:name="button-14-lösung-verbessern"/>
-      <w:bookmarkStart w:id="61" w:name="_Toc235945488"/>
+      <w:bookmarkStart w:id="61" w:name="_Toc235963925"/>
       <w:bookmarkEnd w:id="58"/>
       <w:r>
         <w:rPr>
@@ -11187,7 +11972,13 @@
         <w:rPr>
           <w:lang w:val="de-DE"/>
         </w:rPr>
-        <w:t>Technisch nutzt Button 14 ein lokales Optimierungsverfahren (Large-Neighborhood-Search kombiniert mit HillClimbing/Simulated-Annealing): Gezielt werden Teilbereiche der Ausgangslösung umgestellt bzw. mit dem CP-SAT-Solver nachoptimiert, während der übrige Plan möglichst erhalten bleibt. Der gesamte Plan wird also – anders als bei Button 15 – nicht in einem Zug komplett neu gerechnet. Alle harten Regeln, freien Tage und Bänder, das Verbot später päd. Einheiten sowie die Zeitwünsche aus den aktuell geladenen Daten werden dabei eingehalten.</w:t>
+        <w:t xml:space="preserve">Technisch nutzt Button 14 ein lokales Optimierungsverfahren (Large-Neighborhood-Search kombiniert mit HillClimbing/Simulated-Annealing): Gezielt werden Teilbereiche der Ausgangslösung umgestellt bzw. mit dem CP-SAT-Solver nachoptimiert, während der übrige Plan möglichst erhalten bleibt. Der gesamte Plan wird also – anders als bei Button 15 – nicht in einem Zug komplett neu gerechnet. Alle harten Regeln, freien Tage und Bänder, das Verbot später päd. Einheiten sowie die Zeitwünsche aus den aktuell geladenen </w:t>
+      </w:r>
+      <w:r>
+        <w:rPr>
+          <w:lang w:val="de-DE"/>
+        </w:rPr>
+        <w:t>Daten werden dabei eingehalten.</w:t>
       </w:r>
     </w:p>
     <w:p>
@@ -11198,7 +11989,7 @@
         </w:rPr>
       </w:pPr>
       <w:bookmarkStart w:id="62" w:name="button-15-minimale-änderungen-solver"/>
-      <w:bookmarkStart w:id="63" w:name="_Toc235945489"/>
+      <w:bookmarkStart w:id="63" w:name="_Toc235963926"/>
       <w:bookmarkEnd w:id="60"/>
       <w:r>
         <w:rPr>
@@ -11265,7 +12056,19 @@
               <w:rPr>
                 <w:lang w:val="de-DE"/>
               </w:rPr>
-              <w:t>ℹ Unterschied kurz: „Lösung verbessern“ (Button 14) optimiert eine bestehende Lösung schrittweise per lokaler Suche; „Minimale Änderungen“ (Button 15) rechnet mit dem vollen CP-SAT-Solver neu und bleibt dabei möglichst nah am Ausgangsplan. Beide arbeiten mit den aktuell im Speicher geladenen Daten (Stammdaten StD, Zeitwünsche ZWL/ZWK, UV, Fachraum-Limits usw.) – also mit dem Stand des letzten Einlesens. Sie lesen die Excel-Datei nicht selbst neu ein: Nach Änderungen an StD, ZWL/ZWK oder UV zuerst die Datei neu einlesen (Button 1), damit die geänderten Stammdaten und Zeitwünsche berücksichtigt werden. Ein bereits geladener Ausgangsplan wird automatisch per UNr auf die aktuellen Unterrichte abgebildet – inzwischen ignorierte Blöcke entfallen, neu hinzugekommene werden frei platziert.</w:t>
+              <w:t>ℹ</w:t>
+            </w:r>
+            <w:r>
+              <w:rPr>
+                <w:lang w:val="de-DE"/>
+              </w:rPr>
+              <w:t xml:space="preserve"> Unterschied kurz: „Lösung verbessern“ (Button 14) optimiert eine bestehende Lösung schrittweise per lokaler Suche; „Minimale Änderungen“ (Button 15) rechnet mit dem vollen CP-SAT-Solver neu und bleibt dabei möglichst nah am Ausgangsplan. Beide arbeiten mit den aktuell im Speicher geladenen Daten (Stammdaten StD, Zeitwünsche ZWL/ZWK, UV, Fachraum-Limits usw.) – also mit dem Stand des letzten Einlesens. Sie lesen die Excel-Datei nicht selbst neu ein: Nach Änderungen an StD, ZWL/ZWK oder UV zuerst die Datei n</w:t>
+            </w:r>
+            <w:r>
+              <w:rPr>
+                <w:lang w:val="de-DE"/>
+              </w:rPr>
+              <w:t>eu einlesen (Button 1), damit die geänderten Stammdaten und Zeitwünsche berücksichtigt werden. Ein bereits geladener Ausgangsplan wird automatisch per UNr auf die aktuellen Unterrichte abgebildet – inzwischen ignorierte Blöcke entfallen, neu hinzugekommene werden frei platziert.</w:t>
             </w:r>
           </w:p>
         </w:tc>
@@ -11279,7 +12082,7 @@
         </w:rPr>
       </w:pPr>
       <w:bookmarkStart w:id="64" w:name="Xad1dc7f2b87d26cd829c779742415c9d8eaf96d"/>
-      <w:bookmarkStart w:id="65" w:name="_Toc235945490"/>
+      <w:bookmarkStart w:id="65" w:name="_Toc235963927"/>
       <w:bookmarkEnd w:id="62"/>
       <w:r>
         <w:rPr>
@@ -11392,7 +12195,7 @@
         </w:rPr>
       </w:pPr>
       <w:bookmarkStart w:id="66" w:name="button-17-diagnose-an-diag-anhängen"/>
-      <w:bookmarkStart w:id="67" w:name="_Toc235945491"/>
+      <w:bookmarkStart w:id="67" w:name="_Toc235963928"/>
       <w:bookmarkEnd w:id="64"/>
       <w:r>
         <w:rPr>
@@ -11424,7 +12227,7 @@
         </w:rPr>
       </w:pPr>
       <w:bookmarkStart w:id="68" w:name="button-18-klassenpläne-erzeugen"/>
-      <w:bookmarkStart w:id="69" w:name="_Toc235945492"/>
+      <w:bookmarkStart w:id="69" w:name="_Toc235963929"/>
       <w:bookmarkEnd w:id="66"/>
       <w:r>
         <w:rPr>
@@ -11491,7 +12294,7 @@
         </w:rPr>
       </w:pPr>
       <w:bookmarkStart w:id="70" w:name="button-19-klassenpläne-ef-q1-q2"/>
-      <w:bookmarkStart w:id="71" w:name="_Toc235945493"/>
+      <w:bookmarkStart w:id="71" w:name="_Toc235963930"/>
       <w:bookmarkEnd w:id="68"/>
       <w:r>
         <w:rPr>
@@ -11523,7 +12326,7 @@
         </w:rPr>
       </w:pPr>
       <w:bookmarkStart w:id="72" w:name="button-20-lehrerpläne-erzeugen"/>
-      <w:bookmarkStart w:id="73" w:name="_Toc235945494"/>
+      <w:bookmarkStart w:id="73" w:name="_Toc235963931"/>
       <w:bookmarkEnd w:id="70"/>
       <w:r>
         <w:rPr>
@@ -11555,7 +12358,7 @@
         </w:rPr>
       </w:pPr>
       <w:bookmarkStart w:id="74" w:name="button-21-stammdaten-std-bearbeiten"/>
-      <w:bookmarkStart w:id="75" w:name="_Toc235945495"/>
+      <w:bookmarkStart w:id="75" w:name="_Toc235963932"/>
       <w:bookmarkEnd w:id="72"/>
       <w:r>
         <w:rPr>
@@ -11656,7 +12459,7 @@
         <w:pStyle w:val="berschrift1"/>
       </w:pPr>
       <w:bookmarkStart w:id="76" w:name="b.-manueller-plan-editor"/>
-      <w:bookmarkStart w:id="77" w:name="_Toc235945496"/>
+      <w:bookmarkStart w:id="77" w:name="_Toc235963933"/>
       <w:bookmarkEnd w:id="32"/>
       <w:bookmarkEnd w:id="74"/>
       <w:r>
@@ -11686,7 +12489,7 @@
         </w:rPr>
       </w:pPr>
       <w:bookmarkStart w:id="78" w:name="aufbau-des-fensters"/>
-      <w:bookmarkStart w:id="79" w:name="_Toc235945497"/>
+      <w:bookmarkStart w:id="79" w:name="_Toc235963934"/>
       <w:r>
         <w:rPr>
           <w:lang w:val="de-DE"/>
@@ -11717,7 +12520,7 @@
         </w:rPr>
       </w:pPr>
       <w:bookmarkStart w:id="80" w:name="navigation"/>
-      <w:bookmarkStart w:id="81" w:name="_Toc235945498"/>
+      <w:bookmarkStart w:id="81" w:name="_Toc235963935"/>
       <w:bookmarkEnd w:id="78"/>
       <w:r>
         <w:rPr>
@@ -11823,7 +12626,7 @@
         </w:rPr>
       </w:pPr>
       <w:bookmarkStart w:id="82" w:name="farbcode-einfärben-nach-klasse-oder-fach"/>
-      <w:bookmarkStart w:id="83" w:name="_Toc235945499"/>
+      <w:bookmarkStart w:id="83" w:name="_Toc235963936"/>
       <w:bookmarkEnd w:id="80"/>
       <w:r>
         <w:rPr>
@@ -12087,7 +12890,7 @@
         </w:rPr>
       </w:pPr>
       <w:bookmarkStart w:id="84" w:name="diag-werte-lehrer-diagnose-anzeigen"/>
-      <w:bookmarkStart w:id="85" w:name="_Toc235945500"/>
+      <w:bookmarkStart w:id="85" w:name="_Toc235963937"/>
       <w:bookmarkEnd w:id="82"/>
       <w:r>
         <w:rPr>
@@ -12119,7 +12922,7 @@
         </w:rPr>
       </w:pPr>
       <w:bookmarkStart w:id="86" w:name="Xc07df60bdd53fa89b004b8d388f8db027aa5756"/>
-      <w:bookmarkStart w:id="87" w:name="_Toc235945501"/>
+      <w:bookmarkStart w:id="87" w:name="_Toc235963938"/>
       <w:bookmarkEnd w:id="84"/>
       <w:r>
         <w:rPr>
@@ -12336,7 +13139,7 @@
         </w:rPr>
       </w:pPr>
       <w:bookmarkStart w:id="88" w:name="uv-betrachtung-im-plan-editor"/>
-      <w:bookmarkStart w:id="89" w:name="_Toc235945502"/>
+      <w:bookmarkStart w:id="89" w:name="_Toc235963939"/>
       <w:bookmarkEnd w:id="86"/>
       <w:r>
         <w:rPr>
@@ -12772,7 +13575,7 @@
         <w:pStyle w:val="berschrift2"/>
       </w:pPr>
       <w:bookmarkStart w:id="90" w:name="fachgruppenplan-reine-ansicht"/>
-      <w:bookmarkStart w:id="91" w:name="_Toc235945503"/>
+      <w:bookmarkStart w:id="91" w:name="_Toc235963940"/>
       <w:bookmarkEnd w:id="88"/>
       <w:r>
         <w:t>Fachgruppenplan (reine Ansicht)</w:t>
@@ -12815,7 +13618,7 @@
         </w:rPr>
       </w:pPr>
       <w:bookmarkStart w:id="92" w:name="X98845f35266cdea0bcaf8eeb545d24ee07870d9"/>
-      <w:bookmarkStart w:id="93" w:name="_Toc235945504"/>
+      <w:bookmarkStart w:id="93" w:name="_Toc235963941"/>
       <w:bookmarkEnd w:id="90"/>
       <w:r>
         <w:rPr>
@@ -12907,7 +13710,7 @@
         <w:pStyle w:val="berschrift2"/>
       </w:pPr>
       <w:bookmarkStart w:id="94" w:name="bearbeitungsmodi"/>
-      <w:bookmarkStart w:id="95" w:name="_Toc235945505"/>
+      <w:bookmarkStart w:id="95" w:name="_Toc235963942"/>
       <w:bookmarkEnd w:id="92"/>
       <w:r>
         <w:t>Bearbeitungsmodi</w:t>
@@ -13041,7 +13844,7 @@
         </w:rPr>
       </w:pPr>
       <w:bookmarkStart w:id="96" w:name="drag-drop-verschieben-und-tauschen"/>
-      <w:bookmarkStart w:id="97" w:name="_Toc235945506"/>
+      <w:bookmarkStart w:id="97" w:name="_Toc235963943"/>
       <w:bookmarkEnd w:id="94"/>
       <w:r>
         <w:rPr>
@@ -13126,7 +13929,7 @@
         </w:rPr>
       </w:pPr>
       <w:bookmarkStart w:id="98" w:name="parkbereich-filter-nach-klick-kontext"/>
-      <w:bookmarkStart w:id="99" w:name="_Toc235945507"/>
+      <w:bookmarkStart w:id="99" w:name="_Toc235963944"/>
       <w:r>
         <w:rPr>
           <w:lang w:val="de-DE"/>
@@ -13213,7 +14016,7 @@
         </w:rPr>
       </w:pPr>
       <w:bookmarkStart w:id="100" w:name="fixieren-per-rechtsklick"/>
-      <w:bookmarkStart w:id="101" w:name="_Toc235945508"/>
+      <w:bookmarkStart w:id="101" w:name="_Toc235963945"/>
       <w:bookmarkEnd w:id="98"/>
       <w:r>
         <w:rPr>
@@ -13280,7 +14083,7 @@
         </w:rPr>
       </w:pPr>
       <w:bookmarkStart w:id="102" w:name="drag-over-hervorhebung"/>
-      <w:bookmarkStart w:id="103" w:name="_Toc235945509"/>
+      <w:bookmarkStart w:id="103" w:name="_Toc235963946"/>
       <w:bookmarkEnd w:id="100"/>
       <w:r>
         <w:rPr>
@@ -13312,7 +14115,7 @@
         </w:rPr>
       </w:pPr>
       <w:bookmarkStart w:id="104" w:name="Xdf7450b2aa480a9c410e4dfbf55ee9bd384efbd"/>
-      <w:bookmarkStart w:id="105" w:name="_Toc235945510"/>
+      <w:bookmarkStart w:id="105" w:name="_Toc235963947"/>
       <w:bookmarkEnd w:id="96"/>
       <w:bookmarkEnd w:id="102"/>
       <w:r>
@@ -13432,7 +14235,7 @@
         </w:rPr>
       </w:pPr>
       <w:bookmarkStart w:id="106" w:name="Xa2957377923cc50199d341b7b0e7a079b8788f4"/>
-      <w:bookmarkStart w:id="107" w:name="_Toc235945511"/>
+      <w:bookmarkStart w:id="107" w:name="_Toc235963948"/>
       <w:bookmarkEnd w:id="104"/>
       <w:r>
         <w:rPr>
@@ -13464,7 +14267,7 @@
         </w:rPr>
       </w:pPr>
       <w:bookmarkStart w:id="108" w:name="vergleichspläne-und-pfeile"/>
-      <w:bookmarkStart w:id="109" w:name="_Toc235945512"/>
+      <w:bookmarkStart w:id="109" w:name="_Toc235963949"/>
       <w:bookmarkEnd w:id="106"/>
       <w:r>
         <w:rPr>
@@ -13495,7 +14298,7 @@
           <w:lang w:val="de-DE"/>
         </w:rPr>
       </w:pPr>
-      <w:bookmarkStart w:id="110" w:name="_Toc235945513"/>
+      <w:bookmarkStart w:id="110" w:name="_Toc235963950"/>
       <w:r>
         <w:rPr>
           <w:lang w:val="de-DE"/>
@@ -13559,7 +14362,13 @@
         <w:rPr>
           <w:lang w:val="de-DE"/>
         </w:rPr>
-        <w:t xml:space="preserve"> zeichnet im linken Plan (Lösung A) für jede pädagogische Einheit einen Pfeil von ihrer Position in Lösung A zu der Stelle, an der dieselbe UNr in Lösung B liegt. So ist auf einen Blick erkennbar, wohin ein Unterricht in der Vergleichslösung gewandert ist. Der Pfeil beginnt an der A-Position (dort steht die Zelle im linken Raster) und zeigt auf den Slot der B-Position (wie im rechten Raster). Nur tatsächlich verschobene Stunden erhalten einen Pfeil: Liegt dieselbe UNr in beiden Lösungen im selben Slot, wird dort nichts gezeichnet. Bei mehreren Wochenstunden derselben UNr werden nur die geänderten Positionen miteinander verbunden. Farben wie bei den übrigen Pfeilen: im Lehrerplan blau, im Klassenplan magenta.</w:t>
+        <w:t xml:space="preserve"> zeichnet im linken Plan (Lösung A) für jede pädagogische Einheit einen Pfeil von ihrer Position in Lösung A zu der Stelle, an der dieselbe UNr in Lösung B liegt. So ist auf einen Blick erkennbar, wohin ein Unterricht in der Vergleichslösung gewandert ist. Der Pfeil beginnt an der A-Position (dort steht die Zelle im linken Raster) und zeigt auf den Slot der B-Position (wie im rechten Raster). Nur tatsächlich verschobene Stunden erhalten einen Pfeil: Liegt dieselbe UNr in beiden Lösungen im selben Slot, wird</w:t>
+      </w:r>
+      <w:r>
+        <w:rPr>
+          <w:lang w:val="de-DE"/>
+        </w:rPr>
+        <w:t xml:space="preserve"> dort nichts gezeichnet. Bei mehreren Wochenstunden derselben UNr werden nur die geänderten Positionen miteinander verbunden. Farben wie bei den übrigen Pfeilen: im Lehrerplan blau, im Klassenplan magenta.</w:t>
       </w:r>
     </w:p>
     <w:p>
@@ -13570,7 +14379,7 @@
         </w:rPr>
       </w:pPr>
       <w:bookmarkStart w:id="111" w:name="Xb96cbd64a66a18abf981ab1060b45e47d71be2e"/>
-      <w:bookmarkStart w:id="112" w:name="_Toc235945514"/>
+      <w:bookmarkStart w:id="112" w:name="_Toc235963951"/>
       <w:bookmarkEnd w:id="108"/>
       <w:r>
         <w:rPr>
@@ -13660,7 +14469,7 @@
         </w:rPr>
       </w:pPr>
       <w:bookmarkStart w:id="113" w:name="gewichtungszahl-der-zeitwünsche"/>
-      <w:bookmarkStart w:id="114" w:name="_Toc235945515"/>
+      <w:bookmarkStart w:id="114" w:name="_Toc235963952"/>
       <w:bookmarkEnd w:id="111"/>
       <w:r>
         <w:rPr>
@@ -13689,7 +14498,7 @@
         <w:pStyle w:val="berschrift2"/>
       </w:pPr>
       <w:bookmarkStart w:id="115" w:name="schaltflächen-im-plan-editor"/>
-      <w:bookmarkStart w:id="116" w:name="_Toc235945516"/>
+      <w:bookmarkStart w:id="116" w:name="_Toc235963953"/>
       <w:bookmarkEnd w:id="113"/>
       <w:r>
         <w:t>Schaltflächen im Plan-Editor</w:t>
@@ -13857,7 +14666,7 @@
         </w:rPr>
       </w:pPr>
       <w:bookmarkStart w:id="117" w:name="harte-konfliktsperren"/>
-      <w:bookmarkStart w:id="118" w:name="_Toc235945517"/>
+      <w:bookmarkStart w:id="118" w:name="_Toc235963954"/>
       <w:bookmarkEnd w:id="115"/>
       <w:r>
         <w:rPr>
@@ -13971,7 +14780,7 @@
         </w:rPr>
       </w:pPr>
       <w:bookmarkStart w:id="119" w:name="Xf08c1b793a1ab00f74f9007ae770227220579eb"/>
-      <w:bookmarkStart w:id="120" w:name="_Toc235945518"/>
+      <w:bookmarkStart w:id="120" w:name="_Toc235963955"/>
       <w:bookmarkEnd w:id="117"/>
       <w:r>
         <w:rPr>
@@ -14053,7 +14862,7 @@
         </w:rPr>
       </w:pPr>
       <w:bookmarkStart w:id="121" w:name="X143ade5636596e3346687027fcb444af27e1a46"/>
-      <w:bookmarkStart w:id="122" w:name="_Toc235945519"/>
+      <w:bookmarkStart w:id="122" w:name="_Toc235963956"/>
       <w:bookmarkEnd w:id="76"/>
       <w:bookmarkEnd w:id="119"/>
       <w:r>
@@ -14209,7 +15018,7 @@
         </w:rPr>
       </w:pPr>
       <w:bookmarkStart w:id="123" w:name="die-pm-tabelle-und-die-qualitätsfunktion"/>
-      <w:bookmarkStart w:id="124" w:name="_Toc235945520"/>
+      <w:bookmarkStart w:id="124" w:name="_Toc235963957"/>
       <w:bookmarkEnd w:id="121"/>
       <w:r>
         <w:rPr>
@@ -14228,7 +15037,7 @@
         </w:rPr>
       </w:pPr>
       <w:bookmarkStart w:id="125" w:name="rolle-der-pm-tabelle"/>
-      <w:bookmarkStart w:id="126" w:name="_Toc235945521"/>
+      <w:bookmarkStart w:id="126" w:name="_Toc235963958"/>
       <w:r>
         <w:rPr>
           <w:lang w:val="de-DE"/>
@@ -14256,7 +15065,7 @@
         <w:pStyle w:val="berschrift2"/>
       </w:pPr>
       <w:bookmarkStart w:id="127" w:name="parameter-nach-funktion"/>
-      <w:bookmarkStart w:id="128" w:name="_Toc235945522"/>
+      <w:bookmarkStart w:id="128" w:name="_Toc235963959"/>
       <w:bookmarkEnd w:id="125"/>
       <w:r>
         <w:t>5.2 Parameter nach Funktion</w:t>
@@ -14268,7 +15077,7 @@
         <w:pStyle w:val="berschrift3"/>
       </w:pPr>
       <w:bookmarkStart w:id="129" w:name="laufzeit-lösungsmenge"/>
-      <w:bookmarkStart w:id="130" w:name="_Toc235945523"/>
+      <w:bookmarkStart w:id="130" w:name="_Toc235963960"/>
       <w:r>
         <w:t>Laufzeit / Lösungsmenge</w:t>
       </w:r>
@@ -14581,7 +15390,7 @@
         </w:rPr>
       </w:pPr>
       <w:bookmarkStart w:id="131" w:name="Xdbe504487ad068707dd4ab0c61134c1f8657fad"/>
-      <w:bookmarkStart w:id="132" w:name="_Toc235945524"/>
+      <w:bookmarkStart w:id="132" w:name="_Toc235963961"/>
       <w:bookmarkEnd w:id="129"/>
       <w:r>
         <w:rPr>
@@ -15295,7 +16104,7 @@
         </w:rPr>
       </w:pPr>
       <w:bookmarkStart w:id="133" w:name="Xa198982b3a514e3d38e0623a3a9465e57b02975"/>
-      <w:bookmarkStart w:id="134" w:name="_Toc235945525"/>
+      <w:bookmarkStart w:id="134" w:name="_Toc235963962"/>
       <w:bookmarkEnd w:id="131"/>
       <w:r>
         <w:rPr>
@@ -15520,7 +16329,7 @@
         <w:pStyle w:val="berschrift3"/>
       </w:pPr>
       <w:bookmarkStart w:id="135" w:name="harte-constraints-sonstiges"/>
-      <w:bookmarkStart w:id="136" w:name="_Toc235945526"/>
+      <w:bookmarkStart w:id="136" w:name="_Toc235963963"/>
       <w:bookmarkEnd w:id="133"/>
       <w:r>
         <w:t>Harte Constraints / Sonstiges</w:t>
@@ -15788,7 +16597,7 @@
         </w:rPr>
       </w:pPr>
       <w:bookmarkStart w:id="137" w:name="formel-der-qualitätsfunktion"/>
-      <w:bookmarkStart w:id="138" w:name="_Toc235945527"/>
+      <w:bookmarkStart w:id="138" w:name="_Toc235963964"/>
       <w:bookmarkEnd w:id="127"/>
       <w:bookmarkEnd w:id="135"/>
       <w:r>
@@ -16195,7 +17004,7 @@
         </w:rPr>
       </w:pPr>
       <w:bookmarkStart w:id="139" w:name="X3501c69d2e5b2a51bf3df803b2f5df8b34c0965"/>
-      <w:bookmarkStart w:id="140" w:name="_Toc235945528"/>
+      <w:bookmarkStart w:id="140" w:name="_Toc235963965"/>
       <w:bookmarkEnd w:id="137"/>
       <w:r>
         <w:rPr>
@@ -16295,7 +17104,7 @@
         </w:rPr>
       </w:pPr>
       <w:bookmarkStart w:id="141" w:name="empfohlener-arbeitsablauf"/>
-      <w:bookmarkStart w:id="142" w:name="_Toc235945529"/>
+      <w:bookmarkStart w:id="142" w:name="_Toc235963966"/>
       <w:bookmarkEnd w:id="123"/>
       <w:bookmarkEnd w:id="139"/>
       <w:r>
@@ -16536,7 +17345,7 @@
         </w:rPr>
       </w:pPr>
       <w:bookmarkStart w:id="143" w:name="hinweise-und-fehlerbehebung"/>
-      <w:bookmarkStart w:id="144" w:name="_Toc235945530"/>
+      <w:bookmarkStart w:id="144" w:name="_Toc235963967"/>
       <w:bookmarkEnd w:id="141"/>
       <w:r>
         <w:rPr>
@@ -16554,7 +17363,7 @@
         </w:rPr>
       </w:pPr>
       <w:bookmarkStart w:id="145" w:name="fehlermeldungen-und-ihre-bedeutung"/>
-      <w:bookmarkStart w:id="146" w:name="_Toc235945531"/>
+      <w:bookmarkStart w:id="146" w:name="_Toc235963968"/>
       <w:r>
         <w:rPr>
           <w:lang w:val="de-DE"/>
@@ -16878,7 +17687,7 @@
         </w:rPr>
       </w:pPr>
       <w:bookmarkStart w:id="147" w:name="X5f2caa1a28ec42b378dccc3ab948516da715ee5"/>
-      <w:bookmarkStart w:id="148" w:name="_Toc235945532"/>
+      <w:bookmarkStart w:id="148" w:name="_Toc235963969"/>
       <w:bookmarkEnd w:id="145"/>
       <w:r>
         <w:rPr>
@@ -17129,7 +17938,7 @@
         <w:pStyle w:val="berschrift2"/>
       </w:pPr>
       <w:bookmarkStart w:id="149" w:name="allgemeine-hinweise"/>
-      <w:bookmarkStart w:id="150" w:name="_Toc235945533"/>
+      <w:bookmarkStart w:id="150" w:name="_Toc235963970"/>
       <w:bookmarkEnd w:id="147"/>
       <w:r>
         <w:t>Allgemeine Hinweise</w:t>
@@ -17260,14 +18069,865 @@
       <w:pPr>
         <w:pStyle w:val="berschrift1"/>
       </w:pPr>
-      <w:bookmarkStart w:id="151" w:name="glossar"/>
-      <w:bookmarkStart w:id="152" w:name="_Toc235945534"/>
+      <w:bookmarkStart w:id="151" w:name="nutzbare-hohlstunden-nuho"/>
+      <w:bookmarkStart w:id="152" w:name="_Toc235963971"/>
+      <w:r>
+        <w:t>8. Nutzbare Hohlstunden (NuHo)</w:t>
+      </w:r>
+      <w:bookmarkEnd w:id="151"/>
+      <w:bookmarkEnd w:id="152"/>
+    </w:p>
+    <w:p>
+      <w:pPr>
+        <w:pStyle w:val="FirstParagraph"/>
+        <w:rPr>
+          <w:lang w:val="de-DE"/>
+        </w:rPr>
+      </w:pPr>
+      <w:r>
+        <w:rPr>
+          <w:lang w:val="de-DE"/>
+        </w:rPr>
+        <w:t xml:space="preserve">Eine nutzbare Hohlstunde (NuHo) ist eine Hohlstunde eines vertretungsbereiten Lehrers, in der er ohne Verletzung seiner Stundenfolge-Grenze für eine Vertretung eingesetzt werden könnte. Die NuHo-Auswertung zeigt also, wie gut ein fertiger Plan Vertretungsreserven über die Woche verteilt. Sie ist eine reine Auswertung im Anschluss an die Planerstellung: Sie greift NICHT in den Solver ein und fließt weder ins Solver-Ziel noch in die angezeigte Qualität (Kapitel 5) ein. Ändert man einen Plan im Editor, ändern </w:t>
+      </w:r>
+      <w:r>
+        <w:rPr>
+          <w:lang w:val="de-DE"/>
+        </w:rPr>
+        <w:t>sich auch die NuHos.</w:t>
+      </w:r>
+    </w:p>
+    <w:p>
+      <w:pPr>
+        <w:pStyle w:val="berschrift2"/>
+        <w:rPr>
+          <w:lang w:val="de-DE"/>
+        </w:rPr>
+      </w:pPr>
+      <w:bookmarkStart w:id="153" w:name="was-ist-eine-nuho"/>
+      <w:bookmarkStart w:id="154" w:name="_Toc235963972"/>
+      <w:r>
+        <w:rPr>
+          <w:lang w:val="de-DE"/>
+        </w:rPr>
+        <w:t>8.1 Was ist eine NuHo?</w:t>
+      </w:r>
+      <w:bookmarkEnd w:id="153"/>
+      <w:bookmarkEnd w:id="154"/>
+    </w:p>
+    <w:p>
+      <w:pPr>
+        <w:pStyle w:val="FirstParagraph"/>
+        <w:rPr>
+          <w:lang w:val="de-DE"/>
+        </w:rPr>
+      </w:pPr>
+      <w:r>
+        <w:rPr>
+          <w:lang w:val="de-DE"/>
+        </w:rPr>
+        <w:t>Eine Hohlstunde eines Lehrers zählt genau dann als NuHo, wenn alle drei Bedingungen erfüllt sind:</w:t>
+      </w:r>
+    </w:p>
+    <w:p>
+      <w:pPr>
+        <w:numPr>
+          <w:ilvl w:val="0"/>
+          <w:numId w:val="2"/>
+        </w:numPr>
+        <w:rPr>
+          <w:lang w:val="de-DE"/>
+        </w:rPr>
+      </w:pPr>
+      <w:r>
+        <w:rPr>
+          <w:lang w:val="de-DE"/>
+        </w:rPr>
+        <w:t>Der Lehrer ist vertretungsbereit, hat also Vber Wstd &gt; 0 (siehe 8.2). Nur solche Lehrer können überhaupt NuHos haben.</w:t>
+      </w:r>
+    </w:p>
+    <w:p>
+      <w:pPr>
+        <w:numPr>
+          <w:ilvl w:val="0"/>
+          <w:numId w:val="2"/>
+        </w:numPr>
+        <w:rPr>
+          <w:lang w:val="de-DE"/>
+        </w:rPr>
+      </w:pPr>
+      <w:r>
+        <w:rPr>
+          <w:lang w:val="de-DE"/>
+        </w:rPr>
+        <w:t>Der leere Slot liegt in den Stunden 2 bis 5 und ist eine echte Hohlstunde, also strikt zwischen der ersten und letzten Unterrichtsstunde des Lehrers an diesem Tag (dieselbe Hohlstunden-Definition wie in Diagnose und Bewertung).</w:t>
+      </w:r>
+    </w:p>
+    <w:p>
+      <w:pPr>
+        <w:numPr>
+          <w:ilvl w:val="0"/>
+          <w:numId w:val="2"/>
+        </w:numPr>
+        <w:rPr>
+          <w:lang w:val="de-DE"/>
+        </w:rPr>
+      </w:pPr>
+      <w:r>
+        <w:rPr>
+          <w:lang w:val="de-DE"/>
+        </w:rPr>
+        <w:t>Das Füllen der Lücke würde die Stundenfolge nicht überschreiten: Setzt man in die Lücke eine Vertretung, entstünde eine zusammenhängende Unterrichtsfolge der Länge L + 1 + R (L = unmittelbar darunter, R = unmittelbar darüber liegende belegte Stunden). Die Hohlstunde ist nur nutzbar, wenn L + 1 + R ≤ Std.Folge ist. Ist in StD keine Std.Folge gesetzt, entfällt diese Prüfung.</w:t>
+      </w:r>
+    </w:p>
+    <w:tbl>
+      <w:tblPr>
+        <w:tblStyle w:val="Table"/>
+        <w:tblW w:w="5000" w:type="pct"/>
+        <w:tblLook w:val="0020" w:firstRow="1" w:lastRow="0" w:firstColumn="0" w:lastColumn="0" w:noHBand="0" w:noVBand="0"/>
+      </w:tblPr>
+      <w:tblGrid>
+        <w:gridCol w:w="9406"/>
+      </w:tblGrid>
+      <w:tr>
+        <w:trPr>
+          <w:cnfStyle w:val="100000000000" w:firstRow="1" w:lastRow="0" w:firstColumn="0" w:lastColumn="0" w:oddVBand="0" w:evenVBand="0" w:oddHBand="0" w:evenHBand="0" w:firstRowFirstColumn="0" w:firstRowLastColumn="0" w:lastRowFirstColumn="0" w:lastRowLastColumn="0"/>
+          <w:tblHeader/>
+        </w:trPr>
+        <w:tc>
+          <w:tcPr>
+            <w:tcW w:w="0" w:type="auto"/>
+          </w:tcPr>
+          <w:p>
+            <w:pPr>
+              <w:pStyle w:val="Compact"/>
+              <w:rPr>
+                <w:lang w:val="de-DE"/>
+              </w:rPr>
+            </w:pPr>
+            <w:r>
+              <w:rPr>
+                <w:lang w:val="de-DE"/>
+              </w:rPr>
+              <w:t>ℹ</w:t>
+            </w:r>
+            <w:r>
+              <w:rPr>
+                <w:lang w:val="de-DE"/>
+              </w:rPr>
+              <w:t xml:space="preserve"> NuHos werden ausschließlich in den Stunden 2 bis 5 gezählt. Randstunden (1. Stunde und ab der 6.) bleiben außen vor, da eine Lücke dort keine echte, für eine kurzfristige Vertretung sinnvoll nutzbare Hohlstunde im Tagesverlauf ist.</w:t>
+            </w:r>
+          </w:p>
+        </w:tc>
+      </w:tr>
+    </w:tbl>
+    <w:p>
+      <w:pPr>
+        <w:pStyle w:val="berschrift2"/>
+        <w:rPr>
+          <w:lang w:val="de-DE"/>
+        </w:rPr>
+      </w:pPr>
+      <w:bookmarkStart w:id="155" w:name="voraussetzung-vertretungsbereitschaft-vb"/>
+      <w:bookmarkStart w:id="156" w:name="_Toc235963973"/>
+      <w:r>
+        <w:rPr>
+          <w:lang w:val="de-DE"/>
+        </w:rPr>
+        <w:lastRenderedPageBreak/>
+        <w:t>8.2 Voraussetzung: Vertretungsbereitschaft (Vber Wstd)</w:t>
+      </w:r>
+      <w:bookmarkEnd w:id="155"/>
+      <w:bookmarkEnd w:id="156"/>
+    </w:p>
+    <w:p>
+      <w:pPr>
+        <w:pStyle w:val="FirstParagraph"/>
+        <w:rPr>
+          <w:lang w:val="de-DE"/>
+        </w:rPr>
+      </w:pPr>
+      <w:r>
+        <w:rPr>
+          <w:lang w:val="de-DE"/>
+        </w:rPr>
+        <w:t>Die Vertretungsbereitschaft wird über das Fach „Vber“ im Sheet UV gesteuert – „Vber“ ist also ein Fach, keine eigene Spalte. Jeder Lehrer, der in UV eine Zeile mit dem Fach „Vber“ hat, gilt als vertretungsbereit; seine Vber Wstd sind die Wochenstunden (Spalte „Wst“) dieser Vber-Zeilen. Mehrere Vber-Zeilen eines Lehrers werden summiert.</w:t>
+      </w:r>
+    </w:p>
+    <w:p>
+      <w:pPr>
+        <w:numPr>
+          <w:ilvl w:val="0"/>
+          <w:numId w:val="2"/>
+        </w:numPr>
+        <w:rPr>
+          <w:lang w:val="de-DE"/>
+        </w:rPr>
+      </w:pPr>
+      <w:r>
+        <w:rPr>
+          <w:lang w:val="de-DE"/>
+        </w:rPr>
+        <w:t>Auch ignorierte Zeilen (Ignore = i/x) zählen hier bewusst mit – die Vertretungsbereitschaft soll unabhängig davon gelten, ob die Zeile in den Solver einfließt.</w:t>
+      </w:r>
+    </w:p>
+    <w:p>
+      <w:pPr>
+        <w:numPr>
+          <w:ilvl w:val="0"/>
+          <w:numId w:val="2"/>
+        </w:numPr>
+        <w:rPr>
+          <w:lang w:val="de-DE"/>
+        </w:rPr>
+      </w:pPr>
+      <w:r>
+        <w:rPr>
+          <w:lang w:val="de-DE"/>
+        </w:rPr>
+        <w:t>Fehlt das Fach „Vber“ ganz, bleibt Vber Wstd überall 0 und die NuHo-Auswertung ist inaktiv (alle Lehrer haben dann 0 NuHos).</w:t>
+      </w:r>
+    </w:p>
+    <w:p>
+      <w:pPr>
+        <w:pStyle w:val="Textkrper"/>
+        <w:rPr>
+          <w:lang w:val="de-DE"/>
+        </w:rPr>
+      </w:pPr>
+      <w:r>
+        <w:rPr>
+          <w:lang w:val="de-DE"/>
+        </w:rPr>
+        <w:t>Nach dem Einlesen vermerkt die StD-Diagnose im Log, bei wie vielen Lehrern das Fach „Vber“ gefunden wurde und wie viele davon Vber Wstd &gt; 0 haben (bzw. dass „Vber“ fehlt und NuHo inaktiv ist).</w:t>
+      </w:r>
+    </w:p>
+    <w:p>
+      <w:pPr>
+        <w:pStyle w:val="berschrift2"/>
+        <w:rPr>
+          <w:lang w:val="de-DE"/>
+        </w:rPr>
+      </w:pPr>
+      <w:bookmarkStart w:id="157" w:name="steuerung-ueber-die-pm-tabelle"/>
+      <w:bookmarkStart w:id="158" w:name="_Toc235963974"/>
+      <w:r>
+        <w:rPr>
+          <w:lang w:val="de-DE"/>
+        </w:rPr>
+        <w:t>8.3 Steuerung über die PM-Tabelle</w:t>
+      </w:r>
+      <w:bookmarkEnd w:id="157"/>
+      <w:bookmarkEnd w:id="158"/>
+    </w:p>
+    <w:p>
+      <w:pPr>
+        <w:pStyle w:val="FirstParagraph"/>
+        <w:rPr>
+          <w:lang w:val="de-DE"/>
+        </w:rPr>
+      </w:pPr>
+      <w:r>
+        <w:rPr>
+          <w:lang w:val="de-DE"/>
+        </w:rPr>
+        <w:t>Zwei Parameter im Sheet PM steuern die NuHo-Bewertung. Wie alle PM-Werte werden sie per Beschriftung in Spalte A gefunden (Groß-/Kleinschreibung egal); fehlt ein Parameter, gilt der Standardwert 0.</w:t>
+      </w:r>
+    </w:p>
+    <w:tbl>
+      <w:tblPr>
+        <w:tblStyle w:val="Table"/>
+        <w:tblW w:w="5000" w:type="pct"/>
+        <w:tblLook w:val="0020" w:firstRow="1" w:lastRow="0" w:firstColumn="0" w:lastColumn="0" w:noHBand="0" w:noVBand="0"/>
+      </w:tblPr>
+      <w:tblGrid>
+        <w:gridCol w:w="1859"/>
+        <w:gridCol w:w="1226"/>
+        <w:gridCol w:w="6321"/>
+      </w:tblGrid>
+      <w:tr>
+        <w:trPr>
+          <w:cnfStyle w:val="100000000000" w:firstRow="1" w:lastRow="0" w:firstColumn="0" w:lastColumn="0" w:oddVBand="0" w:evenVBand="0" w:oddHBand="0" w:evenHBand="0" w:firstRowFirstColumn="0" w:firstRowLastColumn="0" w:lastRowFirstColumn="0" w:lastRowLastColumn="0"/>
+          <w:tblHeader/>
+        </w:trPr>
+        <w:tc>
+          <w:tcPr>
+            <w:tcW w:w="0" w:type="auto"/>
+          </w:tcPr>
+          <w:p>
+            <w:pPr>
+              <w:pStyle w:val="Compact"/>
+              <w:rPr>
+                <w:lang w:val="de-DE"/>
+              </w:rPr>
+            </w:pPr>
+            <w:r>
+              <w:rPr>
+                <w:b/>
+                <w:bCs/>
+                <w:lang w:val="de-DE"/>
+              </w:rPr>
+              <w:t>Parameter</w:t>
+            </w:r>
+          </w:p>
+        </w:tc>
+        <w:tc>
+          <w:tcPr>
+            <w:tcW w:w="0" w:type="auto"/>
+          </w:tcPr>
+          <w:p>
+            <w:pPr>
+              <w:pStyle w:val="Compact"/>
+              <w:rPr>
+                <w:lang w:val="de-DE"/>
+              </w:rPr>
+            </w:pPr>
+            <w:r>
+              <w:rPr>
+                <w:b/>
+                <w:bCs/>
+                <w:lang w:val="de-DE"/>
+              </w:rPr>
+              <w:t>Standard</w:t>
+            </w:r>
+          </w:p>
+        </w:tc>
+        <w:tc>
+          <w:tcPr>
+            <w:tcW w:w="0" w:type="auto"/>
+          </w:tcPr>
+          <w:p>
+            <w:pPr>
+              <w:pStyle w:val="Compact"/>
+              <w:rPr>
+                <w:lang w:val="de-DE"/>
+              </w:rPr>
+            </w:pPr>
+            <w:r>
+              <w:rPr>
+                <w:b/>
+                <w:bCs/>
+                <w:lang w:val="de-DE"/>
+              </w:rPr>
+              <w:t>Bedeutung</w:t>
+            </w:r>
+          </w:p>
+        </w:tc>
+      </w:tr>
+      <w:tr>
+        <w:tc>
+          <w:tcPr>
+            <w:tcW w:w="0" w:type="auto"/>
+          </w:tcPr>
+          <w:p>
+            <w:pPr>
+              <w:pStyle w:val="Compact"/>
+              <w:rPr>
+                <w:lang w:val="de-DE"/>
+              </w:rPr>
+            </w:pPr>
+            <w:r>
+              <w:rPr>
+                <w:lang w:val="de-DE"/>
+              </w:rPr>
+              <w:t>NuHo Sollwert je Zeitslot</w:t>
+            </w:r>
+          </w:p>
+        </w:tc>
+        <w:tc>
+          <w:tcPr>
+            <w:tcW w:w="0" w:type="auto"/>
+          </w:tcPr>
+          <w:p>
+            <w:pPr>
+              <w:pStyle w:val="Compact"/>
+              <w:rPr>
+                <w:lang w:val="de-DE"/>
+              </w:rPr>
+            </w:pPr>
+            <w:r>
+              <w:rPr>
+                <w:lang w:val="de-DE"/>
+              </w:rPr>
+              <w:t>0</w:t>
+            </w:r>
+          </w:p>
+        </w:tc>
+        <w:tc>
+          <w:tcPr>
+            <w:tcW w:w="0" w:type="auto"/>
+          </w:tcPr>
+          <w:p>
+            <w:pPr>
+              <w:pStyle w:val="Compact"/>
+              <w:rPr>
+                <w:lang w:val="de-DE"/>
+              </w:rPr>
+            </w:pPr>
+            <w:r>
+              <w:rPr>
+                <w:lang w:val="de-DE"/>
+              </w:rPr>
+              <w:t>Angestrebte Zahl vertretungsbereiter Lehrer je Zeitslot. Der Sollwert gilt für jeden Wochentag und jede der Stunden 2 bis 5 gleichermaßen.</w:t>
+            </w:r>
+          </w:p>
+        </w:tc>
+      </w:tr>
+      <w:tr>
+        <w:tc>
+          <w:tcPr>
+            <w:tcW w:w="0" w:type="auto"/>
+          </w:tcPr>
+          <w:p>
+            <w:pPr>
+              <w:pStyle w:val="Compact"/>
+              <w:rPr>
+                <w:lang w:val="de-DE"/>
+              </w:rPr>
+            </w:pPr>
+            <w:r>
+              <w:rPr>
+                <w:lang w:val="de-DE"/>
+              </w:rPr>
+              <w:t>Strafe zu wenig NuHo</w:t>
+            </w:r>
+          </w:p>
+        </w:tc>
+        <w:tc>
+          <w:tcPr>
+            <w:tcW w:w="0" w:type="auto"/>
+          </w:tcPr>
+          <w:p>
+            <w:pPr>
+              <w:pStyle w:val="Compact"/>
+              <w:rPr>
+                <w:lang w:val="de-DE"/>
+              </w:rPr>
+            </w:pPr>
+            <w:r>
+              <w:rPr>
+                <w:lang w:val="de-DE"/>
+              </w:rPr>
+              <w:t>0</w:t>
+            </w:r>
+          </w:p>
+        </w:tc>
+        <w:tc>
+          <w:tcPr>
+            <w:tcW w:w="0" w:type="auto"/>
+          </w:tcPr>
+          <w:p>
+            <w:pPr>
+              <w:pStyle w:val="Compact"/>
+              <w:rPr>
+                <w:lang w:val="de-DE"/>
+              </w:rPr>
+            </w:pPr>
+            <w:r>
+              <w:rPr>
+                <w:lang w:val="de-DE"/>
+              </w:rPr>
+              <w:t>Straf-/Bewertungshöhe pro fehlender NuHo, also pro Unterschreitung des Sollwerts in einem Zeitslot.</w:t>
+            </w:r>
+          </w:p>
+        </w:tc>
+      </w:tr>
+    </w:tbl>
+    <w:p>
+      <w:pPr>
+        <w:pStyle w:val="Textkrper"/>
+        <w:rPr>
+          <w:lang w:val="de-DE"/>
+        </w:rPr>
+      </w:pPr>
+      <w:r>
+        <w:rPr>
+          <w:lang w:val="de-DE"/>
+        </w:rPr>
+        <w:t>Je (Wochentag, Stunde 2–5) wird die Ist-Anzahl der NuHos gezählt. Die fehlenden NuHos sind die Summe über alle diese Zeitslots von max(0, Sollwert − Ist); die Strafe ist fehlende NuHos × Strafe zu wenig NuHo. Stehen beide Parameter auf 0, meldet die Auswertung nur die vorhandene Reserve, ohne Unterschreitungen zu bewerten.</w:t>
+      </w:r>
+    </w:p>
+    <w:tbl>
+      <w:tblPr>
+        <w:tblStyle w:val="Table"/>
+        <w:tblW w:w="5000" w:type="pct"/>
+        <w:tblLook w:val="0020" w:firstRow="1" w:lastRow="0" w:firstColumn="0" w:lastColumn="0" w:noHBand="0" w:noVBand="0"/>
+      </w:tblPr>
+      <w:tblGrid>
+        <w:gridCol w:w="9406"/>
+      </w:tblGrid>
+      <w:tr>
+        <w:trPr>
+          <w:cnfStyle w:val="100000000000" w:firstRow="1" w:lastRow="0" w:firstColumn="0" w:lastColumn="0" w:oddVBand="0" w:evenVBand="0" w:oddHBand="0" w:evenHBand="0" w:firstRowFirstColumn="0" w:firstRowLastColumn="0" w:lastRowFirstColumn="0" w:lastRowLastColumn="0"/>
+          <w:tblHeader/>
+        </w:trPr>
+        <w:tc>
+          <w:tcPr>
+            <w:tcW w:w="0" w:type="auto"/>
+          </w:tcPr>
+          <w:p>
+            <w:pPr>
+              <w:pStyle w:val="Compact"/>
+              <w:rPr>
+                <w:lang w:val="de-DE"/>
+              </w:rPr>
+            </w:pPr>
+            <w:r>
+              <w:rPr>
+                <w:lang w:val="de-DE"/>
+              </w:rPr>
+              <w:t>ℹ</w:t>
+            </w:r>
+            <w:r>
+              <w:rPr>
+                <w:lang w:val="de-DE"/>
+              </w:rPr>
+              <w:t xml:space="preserve"> Die NuHo-Strafe ist eine reine Auswertungsgröße. Sie erscheint in der NuHo-Tabelle und als eigene Rank-Spalte, verändert aber die vom Solver optimierte Qualität nicht (vgl. den Unterschied Solver-Ziel ↔ angezeigte Qualität in Kapitel 5.4). Wer NuHos aktiv verbessern will, tut das über den Plan-Editor bzw. über die übrigen Zielgewichte.</w:t>
+            </w:r>
+          </w:p>
+        </w:tc>
+      </w:tr>
+    </w:tbl>
+    <w:p>
+      <w:pPr>
+        <w:pStyle w:val="berschrift2"/>
+        <w:rPr>
+          <w:lang w:val="de-DE"/>
+        </w:rPr>
+      </w:pPr>
+      <w:bookmarkStart w:id="159" w:name="nuho-ausgaben"/>
+      <w:bookmarkStart w:id="160" w:name="_Toc235963975"/>
+      <w:r>
+        <w:rPr>
+          <w:lang w:val="de-DE"/>
+        </w:rPr>
+        <w:t>8.4 Ausgaben</w:t>
+      </w:r>
+      <w:bookmarkEnd w:id="159"/>
+      <w:bookmarkEnd w:id="160"/>
+    </w:p>
+    <w:p>
+      <w:pPr>
+        <w:pStyle w:val="FirstParagraph"/>
+        <w:rPr>
+          <w:lang w:val="de-DE"/>
+        </w:rPr>
+      </w:pPr>
+      <w:r>
+        <w:rPr>
+          <w:lang w:val="de-DE"/>
+        </w:rPr>
+        <w:t>Am Ende jeder Planerstellung erzeugt das Programm für die ausgegebenen Lösungen automatisch mehrere NuHo-Ausgaben:</w:t>
+      </w:r>
+    </w:p>
+    <w:tbl>
+      <w:tblPr>
+        <w:tblStyle w:val="Table"/>
+        <w:tblW w:w="5000" w:type="pct"/>
+        <w:tblLook w:val="0020" w:firstRow="1" w:lastRow="0" w:firstColumn="0" w:lastColumn="0" w:noHBand="0" w:noVBand="0"/>
+      </w:tblPr>
+      <w:tblGrid>
+        <w:gridCol w:w="2373"/>
+        <w:gridCol w:w="7033"/>
+      </w:tblGrid>
+      <w:tr>
+        <w:trPr>
+          <w:cnfStyle w:val="100000000000" w:firstRow="1" w:lastRow="0" w:firstColumn="0" w:lastColumn="0" w:oddVBand="0" w:evenVBand="0" w:oddHBand="0" w:evenHBand="0" w:firstRowFirstColumn="0" w:firstRowLastColumn="0" w:lastRowFirstColumn="0" w:lastRowLastColumn="0"/>
+          <w:tblHeader/>
+        </w:trPr>
+        <w:tc>
+          <w:tcPr>
+            <w:tcW w:w="0" w:type="auto"/>
+          </w:tcPr>
+          <w:p>
+            <w:pPr>
+              <w:pStyle w:val="Compact"/>
+              <w:rPr>
+                <w:lang w:val="de-DE"/>
+              </w:rPr>
+            </w:pPr>
+            <w:r>
+              <w:rPr>
+                <w:b/>
+                <w:bCs/>
+                <w:lang w:val="de-DE"/>
+              </w:rPr>
+              <w:t>Ausgabe</w:t>
+            </w:r>
+          </w:p>
+        </w:tc>
+        <w:tc>
+          <w:tcPr>
+            <w:tcW w:w="0" w:type="auto"/>
+          </w:tcPr>
+          <w:p>
+            <w:pPr>
+              <w:pStyle w:val="Compact"/>
+              <w:rPr>
+                <w:lang w:val="de-DE"/>
+              </w:rPr>
+            </w:pPr>
+            <w:r>
+              <w:rPr>
+                <w:b/>
+                <w:bCs/>
+                <w:lang w:val="de-DE"/>
+              </w:rPr>
+              <w:t>Inhalt</w:t>
+            </w:r>
+          </w:p>
+        </w:tc>
+      </w:tr>
+      <w:tr>
+        <w:tc>
+          <w:tcPr>
+            <w:tcW w:w="0" w:type="auto"/>
+          </w:tcPr>
+          <w:p>
+            <w:pPr>
+              <w:pStyle w:val="Compact"/>
+              <w:rPr>
+                <w:lang w:val="de-DE"/>
+              </w:rPr>
+            </w:pPr>
+            <w:r>
+              <w:rPr>
+                <w:lang w:val="de-DE"/>
+              </w:rPr>
+              <w:t>Sheet „NuHo“</w:t>
+            </w:r>
+          </w:p>
+        </w:tc>
+        <w:tc>
+          <w:tcPr>
+            <w:tcW w:w="0" w:type="auto"/>
+          </w:tcPr>
+          <w:p>
+            <w:pPr>
+              <w:pStyle w:val="Compact"/>
+              <w:rPr>
+                <w:lang w:val="de-DE"/>
+              </w:rPr>
+            </w:pPr>
+            <w:r>
+              <w:rPr>
+                <w:lang w:val="de-DE"/>
+              </w:rPr>
+              <w:t xml:space="preserve">Lehrer × Lösungen. Je Lösung drei Spalten: Vber Wstd, NuHo Wstd (Zahl nutzbarer Hohlstunden) und Std.Folge. Aufgeführt werden </w:t>
+            </w:r>
+            <w:r>
+              <w:rPr>
+                <w:lang w:val="de-DE"/>
+              </w:rPr>
+              <w:lastRenderedPageBreak/>
+              <w:t>nur Lehrer mit Vber Wstd &gt; 0. Grün = mindestens eine NuHo, rosa = vertretungsbereit, aber 0 NuHos. Unter den Lehrerzeilen je Lösung: Summe NuHo Wstd, Sollwert/Zeitslot, fehlende NuHos und Strafe zu wenig NuHo.</w:t>
+            </w:r>
+          </w:p>
+        </w:tc>
+      </w:tr>
+      <w:tr>
+        <w:tc>
+          <w:tcPr>
+            <w:tcW w:w="0" w:type="auto"/>
+          </w:tcPr>
+          <w:p>
+            <w:pPr>
+              <w:pStyle w:val="Compact"/>
+              <w:rPr>
+                <w:lang w:val="de-DE"/>
+              </w:rPr>
+            </w:pPr>
+            <w:r>
+              <w:rPr>
+                <w:lang w:val="de-DE"/>
+              </w:rPr>
+              <w:lastRenderedPageBreak/>
+              <w:t>Sheets „NuHoKP_&lt;Label&gt;“</w:t>
+            </w:r>
+          </w:p>
+        </w:tc>
+        <w:tc>
+          <w:tcPr>
+            <w:tcW w:w="0" w:type="auto"/>
+          </w:tcPr>
+          <w:p>
+            <w:pPr>
+              <w:pStyle w:val="Compact"/>
+              <w:rPr>
+                <w:lang w:val="de-DE"/>
+              </w:rPr>
+            </w:pPr>
+            <w:r>
+              <w:rPr>
+                <w:lang w:val="de-DE"/>
+              </w:rPr>
+              <w:t>Ein NuHo-Klassenplan je Lösung: Raster Wochentag × Stunde. In den Stunden 2 bis 5 steht je Zelle die Zahl Ist/Soll und darunter die Lehrer, die dort eine NuHo haben (also für eine Vertretung verfügbar wären). Rot = Sollwert unterschritten, grün = erfüllt; Stunden außerhalb 2–5 sind neutral grau.</w:t>
+            </w:r>
+          </w:p>
+        </w:tc>
+      </w:tr>
+      <w:tr>
+        <w:tc>
+          <w:tcPr>
+            <w:tcW w:w="0" w:type="auto"/>
+          </w:tcPr>
+          <w:p>
+            <w:pPr>
+              <w:pStyle w:val="Compact"/>
+              <w:rPr>
+                <w:lang w:val="de-DE"/>
+              </w:rPr>
+            </w:pPr>
+            <w:r>
+              <w:rPr>
+                <w:lang w:val="de-DE"/>
+              </w:rPr>
+              <w:t>Rank-Spalte „zu wenig NuHos“</w:t>
+            </w:r>
+          </w:p>
+        </w:tc>
+        <w:tc>
+          <w:tcPr>
+            <w:tcW w:w="0" w:type="auto"/>
+          </w:tcPr>
+          <w:p>
+            <w:pPr>
+              <w:pStyle w:val="Compact"/>
+              <w:rPr>
+                <w:lang w:val="de-DE"/>
+              </w:rPr>
+            </w:pPr>
+            <w:r>
+              <w:rPr>
+                <w:lang w:val="de-DE"/>
+              </w:rPr>
+              <w:t>Im Sheet „Rank“ führt eine eigene Spalte je Lösung die Gesamtzahl der Unterschreitungen (fehlende NuHos), sodass sich Lösungen auch nach ihrer Vertretungsreserve vergleichen lassen.</w:t>
+            </w:r>
+          </w:p>
+        </w:tc>
+      </w:tr>
+      <w:tr>
+        <w:tc>
+          <w:tcPr>
+            <w:tcW w:w="0" w:type="auto"/>
+          </w:tcPr>
+          <w:p>
+            <w:pPr>
+              <w:pStyle w:val="Compact"/>
+              <w:rPr>
+                <w:lang w:val="de-DE"/>
+              </w:rPr>
+            </w:pPr>
+            <w:r>
+              <w:rPr>
+                <w:lang w:val="de-DE"/>
+              </w:rPr>
+              <w:t>Log-Zeilen</w:t>
+            </w:r>
+          </w:p>
+        </w:tc>
+        <w:tc>
+          <w:tcPr>
+            <w:tcW w:w="0" w:type="auto"/>
+          </w:tcPr>
+          <w:p>
+            <w:pPr>
+              <w:pStyle w:val="Compact"/>
+              <w:rPr>
+                <w:lang w:val="de-DE"/>
+              </w:rPr>
+            </w:pPr>
+            <w:r>
+              <w:rPr>
+                <w:lang w:val="de-DE"/>
+              </w:rPr>
+              <w:t>Nach der Auswertung nennt das Log je Lösung eine Zeile „[Label] fehlende NuHos: N“, passend zur Lösungsliste.</w:t>
+            </w:r>
+          </w:p>
+        </w:tc>
+      </w:tr>
+      <w:tr>
+        <w:trPr>
+          <w:tblHeader/>
+        </w:trPr>
+        <w:tc>
+          <w:tcPr>
+            <w:tcW w:w="0" w:type="auto"/>
+            <w:gridSpan w:val="2"/>
+          </w:tcPr>
+          <w:p>
+            <w:pPr>
+              <w:pStyle w:val="Compact"/>
+              <w:rPr>
+                <w:lang w:val="de-DE"/>
+              </w:rPr>
+            </w:pPr>
+            <w:r>
+              <w:rPr>
+                <w:lang w:val="de-DE"/>
+              </w:rPr>
+              <w:t>ℹ</w:t>
+            </w:r>
+            <w:r>
+              <w:rPr>
+                <w:lang w:val="de-DE"/>
+              </w:rPr>
+              <w:t xml:space="preserve"> Die NuHo-Auswertung ist robust gegen einzelne fehlerhafte Lösungen: Schlägt sie bei einer Lösung fehl, wird das im Log vermerkt und die Planerstellung normal fortgesetzt.</w:t>
+            </w:r>
+          </w:p>
+        </w:tc>
+      </w:tr>
+    </w:tbl>
+    <w:p>
+      <w:pPr>
+        <w:pStyle w:val="berschrift2"/>
+        <w:rPr>
+          <w:lang w:val="de-DE"/>
+        </w:rPr>
+      </w:pPr>
+      <w:bookmarkStart w:id="161" w:name="nuho-anzeige-im-plan-editor"/>
+      <w:bookmarkStart w:id="162" w:name="_Toc235963976"/>
+      <w:r>
+        <w:rPr>
+          <w:lang w:val="de-DE"/>
+        </w:rPr>
+        <w:t>8.5 Anzeige im Plan-Editor</w:t>
+      </w:r>
+      <w:bookmarkEnd w:id="161"/>
+      <w:bookmarkEnd w:id="162"/>
+    </w:p>
+    <w:p>
+      <w:pPr>
+        <w:pStyle w:val="FirstParagraph"/>
+        <w:rPr>
+          <w:lang w:val="de-DE"/>
+        </w:rPr>
+      </w:pPr>
+      <w:r>
+        <w:rPr>
+          <w:lang w:val="de-DE"/>
+        </w:rPr>
+        <w:t>Auch beim manuellen Bearbeiten lässt sich die Vertretungsreserve prüfen: Ein Rechtsklick auf einen Block bietet für jeden beteiligten Lehrer den Eintrag „NuHos von &lt;Lehrer&gt; anzeigen“. Das geöffnete Fenster zeigt Vber Wstd, die NuHo Wstd und – sofern vorhanden – die konkreten NuHo-Zeitpunkte (Wochentag und Stunde). Ist der Lehrer nicht vertretungsbereit (Vber Wstd = 0) oder hat er keine nutzbare Hohlstunde, wird das entsprechend gemeldet. So sieht man unmittelbar, wie sich ein Verschieben oder Tauschen auf d</w:t>
+      </w:r>
+      <w:r>
+        <w:rPr>
+          <w:lang w:val="de-DE"/>
+        </w:rPr>
+        <w:t>ie NuHos auswirkt.</w:t>
+      </w:r>
+    </w:p>
+    <w:p>
+      <w:pPr>
+        <w:pStyle w:val="berschrift1"/>
+      </w:pPr>
+      <w:bookmarkStart w:id="163" w:name="glossar"/>
+      <w:bookmarkStart w:id="164" w:name="_Toc235963977"/>
       <w:bookmarkEnd w:id="143"/>
       <w:bookmarkEnd w:id="149"/>
       <w:r>
-        <w:t>8. Glossar</w:t>
-      </w:r>
-      <w:bookmarkEnd w:id="152"/>
+        <w:t>9. Glossar</w:t>
+      </w:r>
+      <w:bookmarkEnd w:id="164"/>
     </w:p>
     <w:tbl>
       <w:tblPr>
@@ -17499,26 +19159,26 @@
               <w:pStyle w:val="Compact"/>
             </w:pPr>
             <w:r>
-              <w:t>Harte Regel</w:t>
-            </w:r>
-          </w:p>
-        </w:tc>
-        <w:tc>
-          <w:tcPr>
-            <w:tcW w:w="0" w:type="auto"/>
-          </w:tcPr>
-          <w:p>
-            <w:pPr>
-              <w:pStyle w:val="Compact"/>
-            </w:pPr>
-            <w:r>
-              <w:rPr>
-                <w:lang w:val="de-DE"/>
-              </w:rPr>
-              <w:t xml:space="preserve">Im Sheet StD per „hart“-Spalte verbindlich gemachte Vorgabe (Hohlstunden, Std.Folge, Einzel-/Doppel-/Dreifach-Hohlstunden). </w:t>
-            </w:r>
-            <w:r>
-              <w:t>Wirkt als Constraint statt als Strafe (Kapitel 2.4).</w:t>
+              <w:t>NuHo</w:t>
+            </w:r>
+          </w:p>
+        </w:tc>
+        <w:tc>
+          <w:tcPr>
+            <w:tcW w:w="0" w:type="auto"/>
+          </w:tcPr>
+          <w:p>
+            <w:pPr>
+              <w:pStyle w:val="Compact"/>
+              <w:rPr>
+                <w:lang w:val="de-DE"/>
+              </w:rPr>
+            </w:pPr>
+            <w:r>
+              <w:rPr>
+                <w:lang w:val="de-DE"/>
+              </w:rPr>
+              <w:t>Nutzbare Hohlstunde – Hohlstunde eines vertretungsbereiten Lehrers in den Stunden 2–5, in der er ohne Überschreiten der Std.Folge für eine Vertretung einsetzbar wäre (Kapitel 8).</w:t>
             </w:r>
           </w:p>
         </w:tc>
@@ -17533,26 +19193,27 @@
               <w:pStyle w:val="Compact"/>
             </w:pPr>
             <w:r>
-              <w:t>Fix UNrn</w:t>
-            </w:r>
-          </w:p>
-        </w:tc>
-        <w:tc>
-          <w:tcPr>
-            <w:tcW w:w="0" w:type="auto"/>
-          </w:tcPr>
-          <w:p>
-            <w:pPr>
-              <w:pStyle w:val="Compact"/>
-              <w:rPr>
-                <w:lang w:val="de-DE"/>
-              </w:rPr>
-            </w:pPr>
-            <w:r>
-              <w:rPr>
-                <w:lang w:val="de-DE"/>
-              </w:rPr>
-              <w:t>Zeitslots, die für bestimmte UNrn als unveränderlich vorgegeben sind.</w:t>
+              <w:lastRenderedPageBreak/>
+              <w:t>Vber Wstd</w:t>
+            </w:r>
+          </w:p>
+        </w:tc>
+        <w:tc>
+          <w:tcPr>
+            <w:tcW w:w="0" w:type="auto"/>
+          </w:tcPr>
+          <w:p>
+            <w:pPr>
+              <w:pStyle w:val="Compact"/>
+              <w:rPr>
+                <w:lang w:val="de-DE"/>
+              </w:rPr>
+            </w:pPr>
+            <w:r>
+              <w:rPr>
+                <w:lang w:val="de-DE"/>
+              </w:rPr>
+              <w:t>Vertretungsbereitschaft in Wochenstunden. Ergibt sich aus dem Fach „Vber“ in UV (Summe der Wst der Vber-Zeilen, auch ignorierte). Nur Lehrer mit Vber Wstd &gt; 0 können NuHos haben.</w:t>
             </w:r>
           </w:p>
         </w:tc>
@@ -17567,26 +19228,26 @@
               <w:pStyle w:val="Compact"/>
             </w:pPr>
             <w:r>
-              <w:t>Fix (X)</w:t>
-            </w:r>
-          </w:p>
-        </w:tc>
-        <w:tc>
-          <w:tcPr>
-            <w:tcW w:w="0" w:type="auto"/>
-          </w:tcPr>
-          <w:p>
-            <w:pPr>
-              <w:pStyle w:val="Compact"/>
-              <w:rPr>
-                <w:lang w:val="de-DE"/>
-              </w:rPr>
-            </w:pPr>
-            <w:r>
-              <w:rPr>
-                <w:lang w:val="de-DE"/>
-              </w:rPr>
-              <w:t>UV-Spalte, die eine ganze UNr als fixiert kennzeichnet (Anzeige/GPU-Export). Wird u. a. per Rechtsklick im Plan-Editor gesetzt; die slotgenaue Fixierung steht in „Fix UNrn“.</w:t>
+              <w:t>Harte Regel</w:t>
+            </w:r>
+          </w:p>
+        </w:tc>
+        <w:tc>
+          <w:tcPr>
+            <w:tcW w:w="0" w:type="auto"/>
+          </w:tcPr>
+          <w:p>
+            <w:pPr>
+              <w:pStyle w:val="Compact"/>
+            </w:pPr>
+            <w:r>
+              <w:rPr>
+                <w:lang w:val="de-DE"/>
+              </w:rPr>
+              <w:t xml:space="preserve">Im Sheet StD per „hart“-Spalte verbindlich gemachte Vorgabe (Hohlstunden, Std.Folge, Einzel-/Doppel-/Dreifach-Hohlstunden). </w:t>
+            </w:r>
+            <w:r>
+              <w:t>Wirkt als Constraint statt als Strafe (Kapitel 2.4).</w:t>
             </w:r>
           </w:p>
         </w:tc>
@@ -17601,26 +19262,26 @@
               <w:pStyle w:val="Compact"/>
             </w:pPr>
             <w:r>
-              <w:t>Tauschgruppe</w:t>
-            </w:r>
-          </w:p>
-        </w:tc>
-        <w:tc>
-          <w:tcPr>
-            <w:tcW w:w="0" w:type="auto"/>
-          </w:tcPr>
-          <w:p>
-            <w:pPr>
-              <w:pStyle w:val="Compact"/>
-            </w:pPr>
-            <w:r>
-              <w:rPr>
-                <w:lang w:val="de-DE"/>
-              </w:rPr>
-              <w:t xml:space="preserve">Alle UNr-Teile mit gleicher LTKZ-Zahl; ihre Lehrer können paarweise Unterricht übernehmen. </w:t>
-            </w:r>
-            <w:r>
-              <w:t>Siehe LTKZ.</w:t>
+              <w:t>Fix UNrn</w:t>
+            </w:r>
+          </w:p>
+        </w:tc>
+        <w:tc>
+          <w:tcPr>
+            <w:tcW w:w="0" w:type="auto"/>
+          </w:tcPr>
+          <w:p>
+            <w:pPr>
+              <w:pStyle w:val="Compact"/>
+              <w:rPr>
+                <w:lang w:val="de-DE"/>
+              </w:rPr>
+            </w:pPr>
+            <w:r>
+              <w:rPr>
+                <w:lang w:val="de-DE"/>
+              </w:rPr>
+              <w:t>Zeitslots, die für bestimmte UNrn als unveränderlich vorgegeben sind.</w:t>
             </w:r>
           </w:p>
         </w:tc>
@@ -17635,26 +19296,26 @@
               <w:pStyle w:val="Compact"/>
             </w:pPr>
             <w:r>
-              <w:t>LTKZ</w:t>
-            </w:r>
-          </w:p>
-        </w:tc>
-        <w:tc>
-          <w:tcPr>
-            <w:tcW w:w="0" w:type="auto"/>
-          </w:tcPr>
-          <w:p>
-            <w:pPr>
-              <w:pStyle w:val="Compact"/>
-            </w:pPr>
-            <w:r>
-              <w:rPr>
-                <w:lang w:val="de-DE"/>
-              </w:rPr>
-              <w:t xml:space="preserve">Lehrertauschkennzeichen in der UV-Spalte LTKZ. Zahl+Buchstabe; gleiche Zahl = Tauschgruppe, verschiedene Buchstaben = austauschbare Rollen. </w:t>
-            </w:r>
-            <w:r>
-              <w:t>Grundlage der Tausch-Optimierung (Button 10/14).</w:t>
+              <w:t>Fix (X)</w:t>
+            </w:r>
+          </w:p>
+        </w:tc>
+        <w:tc>
+          <w:tcPr>
+            <w:tcW w:w="0" w:type="auto"/>
+          </w:tcPr>
+          <w:p>
+            <w:pPr>
+              <w:pStyle w:val="Compact"/>
+              <w:rPr>
+                <w:lang w:val="de-DE"/>
+              </w:rPr>
+            </w:pPr>
+            <w:r>
+              <w:rPr>
+                <w:lang w:val="de-DE"/>
+              </w:rPr>
+              <w:t>UV-Spalte, die eine ganze UNr als fixiert kennzeichnet (Anzeige/GPU-Export). Wird u. a. per Rechtsklick im Plan-Editor gesetzt; die slotgenaue Fixierung steht in „Fix UNrn“.</w:t>
             </w:r>
           </w:p>
         </w:tc>
@@ -17669,26 +19330,26 @@
               <w:pStyle w:val="Compact"/>
             </w:pPr>
             <w:r>
-              <w:t>Farben</w:t>
-            </w:r>
-          </w:p>
-        </w:tc>
-        <w:tc>
-          <w:tcPr>
-            <w:tcW w:w="0" w:type="auto"/>
-          </w:tcPr>
-          <w:p>
-            <w:pPr>
-              <w:pStyle w:val="Compact"/>
-              <w:rPr>
-                <w:lang w:val="de-DE"/>
-              </w:rPr>
-            </w:pPr>
-            <w:r>
-              <w:rPr>
-                <w:lang w:val="de-DE"/>
-              </w:rPr>
-              <w:t>Sheet mit dem Farbcode je Klasse/Fach für den Plan-Editor (Kapitel 2.5).</w:t>
+              <w:t>Tauschgruppe</w:t>
+            </w:r>
+          </w:p>
+        </w:tc>
+        <w:tc>
+          <w:tcPr>
+            <w:tcW w:w="0" w:type="auto"/>
+          </w:tcPr>
+          <w:p>
+            <w:pPr>
+              <w:pStyle w:val="Compact"/>
+            </w:pPr>
+            <w:r>
+              <w:rPr>
+                <w:lang w:val="de-DE"/>
+              </w:rPr>
+              <w:t xml:space="preserve">Alle UNr-Teile mit gleicher LTKZ-Zahl; ihre Lehrer können paarweise Unterricht übernehmen. </w:t>
+            </w:r>
+            <w:r>
+              <w:t>Siehe LTKZ.</w:t>
             </w:r>
           </w:p>
         </w:tc>
@@ -17703,27 +19364,26 @@
               <w:pStyle w:val="Compact"/>
             </w:pPr>
             <w:r>
-              <w:lastRenderedPageBreak/>
-              <w:t>Farbcode</w:t>
-            </w:r>
-          </w:p>
-        </w:tc>
-        <w:tc>
-          <w:tcPr>
-            <w:tcW w:w="0" w:type="auto"/>
-          </w:tcPr>
-          <w:p>
-            <w:pPr>
-              <w:pStyle w:val="Compact"/>
-              <w:rPr>
-                <w:lang w:val="de-DE"/>
-              </w:rPr>
-            </w:pPr>
-            <w:r>
-              <w:rPr>
-                <w:lang w:val="de-DE"/>
-              </w:rPr>
-              <w:t>Einfärbung der Kästchen im Plan-Editor nach Klasse oder Fach; rein optisch, im Sheet „Farben“ gespeichert.</w:t>
+              <w:t>LTKZ</w:t>
+            </w:r>
+          </w:p>
+        </w:tc>
+        <w:tc>
+          <w:tcPr>
+            <w:tcW w:w="0" w:type="auto"/>
+          </w:tcPr>
+          <w:p>
+            <w:pPr>
+              <w:pStyle w:val="Compact"/>
+            </w:pPr>
+            <w:r>
+              <w:rPr>
+                <w:lang w:val="de-DE"/>
+              </w:rPr>
+              <w:t xml:space="preserve">Lehrertauschkennzeichen in der UV-Spalte LTKZ. Zahl+Buchstabe; gleiche Zahl = Tauschgruppe, verschiedene Buchstaben = austauschbare Rollen. </w:t>
+            </w:r>
+            <w:r>
+              <w:t>Grundlage der Tausch-Optimierung (Button 10/14).</w:t>
             </w:r>
           </w:p>
         </w:tc>
@@ -17738,26 +19398,26 @@
               <w:pStyle w:val="Compact"/>
             </w:pPr>
             <w:r>
-              <w:t>Fachgruppenplan</w:t>
-            </w:r>
-          </w:p>
-        </w:tc>
-        <w:tc>
-          <w:tcPr>
-            <w:tcW w:w="0" w:type="auto"/>
-          </w:tcPr>
-          <w:p>
-            <w:pPr>
-              <w:pStyle w:val="Compact"/>
-              <w:rPr>
-                <w:lang w:val="de-DE"/>
-              </w:rPr>
-            </w:pPr>
-            <w:r>
-              <w:rPr>
-                <w:lang w:val="de-DE"/>
-              </w:rPr>
-              <w:t>Reine Ansicht im Plan-Editor: zeigt je Slot alle Blöcke einer Fachgruppe (Sheet FGR) samt Raum-Auslastung.</w:t>
+              <w:t>Farben</w:t>
+            </w:r>
+          </w:p>
+        </w:tc>
+        <w:tc>
+          <w:tcPr>
+            <w:tcW w:w="0" w:type="auto"/>
+          </w:tcPr>
+          <w:p>
+            <w:pPr>
+              <w:pStyle w:val="Compact"/>
+              <w:rPr>
+                <w:lang w:val="de-DE"/>
+              </w:rPr>
+            </w:pPr>
+            <w:r>
+              <w:rPr>
+                <w:lang w:val="de-DE"/>
+              </w:rPr>
+              <w:t>Sheet mit dem Farbcode je Klasse/Fach für den Plan-Editor (Kapitel 2.5).</w:t>
             </w:r>
           </w:p>
         </w:tc>
@@ -17772,26 +19432,26 @@
               <w:pStyle w:val="Compact"/>
             </w:pPr>
             <w:r>
-              <w:t>Angeheftete Pläne</w:t>
-            </w:r>
-          </w:p>
-        </w:tc>
-        <w:tc>
-          <w:tcPr>
-            <w:tcW w:w="0" w:type="auto"/>
-          </w:tcPr>
-          <w:p>
-            <w:pPr>
-              <w:pStyle w:val="Compact"/>
-              <w:rPr>
-                <w:lang w:val="de-DE"/>
-              </w:rPr>
-            </w:pPr>
-            <w:r>
-              <w:rPr>
-                <w:lang w:val="de-DE"/>
-              </w:rPr>
-              <w:t>Zusätzliche Lehrer-/Klassen-/Fachgruppen-Kacheln im Plan-Editor, die parallel angezeigt werden und untereinander Drag &amp; Drop erlauben.</w:t>
+              <w:t>Farbcode</w:t>
+            </w:r>
+          </w:p>
+        </w:tc>
+        <w:tc>
+          <w:tcPr>
+            <w:tcW w:w="0" w:type="auto"/>
+          </w:tcPr>
+          <w:p>
+            <w:pPr>
+              <w:pStyle w:val="Compact"/>
+              <w:rPr>
+                <w:lang w:val="de-DE"/>
+              </w:rPr>
+            </w:pPr>
+            <w:r>
+              <w:rPr>
+                <w:lang w:val="de-DE"/>
+              </w:rPr>
+              <w:t>Einfärbung der Kästchen im Plan-Editor nach Klasse oder Fach; rein optisch, im Sheet „Farben“ gespeichert.</w:t>
             </w:r>
           </w:p>
         </w:tc>
@@ -17806,26 +19466,26 @@
               <w:pStyle w:val="Compact"/>
             </w:pPr>
             <w:r>
-              <w:t>ZWL / ZWK</w:t>
-            </w:r>
-          </w:p>
-        </w:tc>
-        <w:tc>
-          <w:tcPr>
-            <w:tcW w:w="0" w:type="auto"/>
-          </w:tcPr>
-          <w:p>
-            <w:pPr>
-              <w:pStyle w:val="Compact"/>
-              <w:rPr>
-                <w:lang w:val="de-DE"/>
-              </w:rPr>
-            </w:pPr>
-            <w:r>
-              <w:rPr>
-                <w:lang w:val="de-DE"/>
-              </w:rPr>
-              <w:t>Zeitwunsch-Tabellen für Lehrer bzw. Klassen (Sheet-Kurznamen).</w:t>
+              <w:t>Fachgruppenplan</w:t>
+            </w:r>
+          </w:p>
+        </w:tc>
+        <w:tc>
+          <w:tcPr>
+            <w:tcW w:w="0" w:type="auto"/>
+          </w:tcPr>
+          <w:p>
+            <w:pPr>
+              <w:pStyle w:val="Compact"/>
+              <w:rPr>
+                <w:lang w:val="de-DE"/>
+              </w:rPr>
+            </w:pPr>
+            <w:r>
+              <w:rPr>
+                <w:lang w:val="de-DE"/>
+              </w:rPr>
+              <w:t>Reine Ansicht im Plan-Editor: zeigt je Slot alle Blöcke einer Fachgruppe (Sheet FGR) samt Raum-Auslastung.</w:t>
             </w:r>
           </w:p>
         </w:tc>
@@ -17840,26 +19500,26 @@
               <w:pStyle w:val="Compact"/>
             </w:pPr>
             <w:r>
-              <w:t>GPU001</w:t>
-            </w:r>
-          </w:p>
-        </w:tc>
-        <w:tc>
-          <w:tcPr>
-            <w:tcW w:w="0" w:type="auto"/>
-          </w:tcPr>
-          <w:p>
-            <w:pPr>
-              <w:pStyle w:val="Compact"/>
-              <w:rPr>
-                <w:lang w:val="de-DE"/>
-              </w:rPr>
-            </w:pPr>
-            <w:r>
-              <w:rPr>
-                <w:lang w:val="de-DE"/>
-              </w:rPr>
-              <w:t>Untis-Zeitraster-Export eines fertigen Plans. Von Button 3 gelesen und ins Sheet „Plan“ übertragen.</w:t>
+              <w:t>Angeheftete Pläne</w:t>
+            </w:r>
+          </w:p>
+        </w:tc>
+        <w:tc>
+          <w:tcPr>
+            <w:tcW w:w="0" w:type="auto"/>
+          </w:tcPr>
+          <w:p>
+            <w:pPr>
+              <w:pStyle w:val="Compact"/>
+              <w:rPr>
+                <w:lang w:val="de-DE"/>
+              </w:rPr>
+            </w:pPr>
+            <w:r>
+              <w:rPr>
+                <w:lang w:val="de-DE"/>
+              </w:rPr>
+              <w:t>Zusätzliche Lehrer-/Klassen-/Fachgruppen-Kacheln im Plan-Editor, die parallel angezeigt werden und untereinander Drag &amp; Drop erlauben.</w:t>
             </w:r>
           </w:p>
         </w:tc>
@@ -17874,26 +19534,26 @@
               <w:pStyle w:val="Compact"/>
             </w:pPr>
             <w:r>
-              <w:t>GPU002</w:t>
-            </w:r>
-          </w:p>
-        </w:tc>
-        <w:tc>
-          <w:tcPr>
-            <w:tcW w:w="0" w:type="auto"/>
-          </w:tcPr>
-          <w:p>
-            <w:pPr>
-              <w:pStyle w:val="Compact"/>
-              <w:rPr>
-                <w:lang w:val="de-DE"/>
-              </w:rPr>
-            </w:pPr>
-            <w:r>
-              <w:rPr>
-                <w:lang w:val="de-DE"/>
-              </w:rPr>
-              <w:t>Untis-Format für die Unterrichtsverteilung. Von Button 7 (Export) bzw. Button 6 (Import) gelesen/geschrieben. Zeichensatz beim Import wählbar (auto/UTF-8/ANSI), beim Export wählbar (UTF-8 ohne/mit BOM, ANSI); der Export erlaubt zudem die Auswahl bestimmter U-Nrn.</w:t>
+              <w:t>ZWL / ZWK</w:t>
+            </w:r>
+          </w:p>
+        </w:tc>
+        <w:tc>
+          <w:tcPr>
+            <w:tcW w:w="0" w:type="auto"/>
+          </w:tcPr>
+          <w:p>
+            <w:pPr>
+              <w:pStyle w:val="Compact"/>
+              <w:rPr>
+                <w:lang w:val="de-DE"/>
+              </w:rPr>
+            </w:pPr>
+            <w:r>
+              <w:rPr>
+                <w:lang w:val="de-DE"/>
+              </w:rPr>
+              <w:t>Zeitwunsch-Tabellen für Lehrer bzw. Klassen (Sheet-Kurznamen).</w:t>
             </w:r>
           </w:p>
         </w:tc>
@@ -17908,26 +19568,26 @@
               <w:pStyle w:val="Compact"/>
             </w:pPr>
             <w:r>
-              <w:t>GPU004</w:t>
-            </w:r>
-          </w:p>
-        </w:tc>
-        <w:tc>
-          <w:tcPr>
-            <w:tcW w:w="0" w:type="auto"/>
-          </w:tcPr>
-          <w:p>
-            <w:pPr>
-              <w:pStyle w:val="Compact"/>
-              <w:rPr>
-                <w:lang w:val="de-DE"/>
-              </w:rPr>
-            </w:pPr>
-            <w:r>
-              <w:rPr>
-                <w:lang w:val="de-DE"/>
-              </w:rPr>
-              <w:t>Untis-Format für Lehrer-Stammdaten. Wird vom Stammdaten-Dialog (Button 21) importiert.</w:t>
+              <w:t>GPU001</w:t>
+            </w:r>
+          </w:p>
+        </w:tc>
+        <w:tc>
+          <w:tcPr>
+            <w:tcW w:w="0" w:type="auto"/>
+          </w:tcPr>
+          <w:p>
+            <w:pPr>
+              <w:pStyle w:val="Compact"/>
+              <w:rPr>
+                <w:lang w:val="de-DE"/>
+              </w:rPr>
+            </w:pPr>
+            <w:r>
+              <w:rPr>
+                <w:lang w:val="de-DE"/>
+              </w:rPr>
+              <w:t>Untis-Zeitraster-Export eines fertigen Plans. Von Button 3 gelesen und ins Sheet „Plan“ übertragen.</w:t>
             </w:r>
           </w:p>
         </w:tc>
@@ -17942,26 +19602,26 @@
               <w:pStyle w:val="Compact"/>
             </w:pPr>
             <w:r>
-              <w:t>GPU016</w:t>
-            </w:r>
-          </w:p>
-        </w:tc>
-        <w:tc>
-          <w:tcPr>
-            <w:tcW w:w="0" w:type="auto"/>
-          </w:tcPr>
-          <w:p>
-            <w:pPr>
-              <w:pStyle w:val="Compact"/>
-              <w:rPr>
-                <w:lang w:val="de-DE"/>
-              </w:rPr>
-            </w:pPr>
-            <w:r>
-              <w:rPr>
-                <w:lang w:val="de-DE"/>
-              </w:rPr>
-              <w:t>Untis-Format für Zeitwünsche. Von Button 2 und vom ZZ-Lehrer-Trick (Button 7) erzeugt.</w:t>
+              <w:t>GPU002</w:t>
+            </w:r>
+          </w:p>
+        </w:tc>
+        <w:tc>
+          <w:tcPr>
+            <w:tcW w:w="0" w:type="auto"/>
+          </w:tcPr>
+          <w:p>
+            <w:pPr>
+              <w:pStyle w:val="Compact"/>
+              <w:rPr>
+                <w:lang w:val="de-DE"/>
+              </w:rPr>
+            </w:pPr>
+            <w:r>
+              <w:rPr>
+                <w:lang w:val="de-DE"/>
+              </w:rPr>
+              <w:t>Untis-Format für die Unterrichtsverteilung. Von Button 7 (Export) bzw. Button 6 (Import) gelesen/geschrieben. Zeichensatz beim Import wählbar (auto/UTF-8/ANSI), beim Export wählbar (UTF-8 ohne/mit BOM, ANSI); der Export erlaubt zudem die Auswahl bestimmter U-Nrn.</w:t>
             </w:r>
           </w:p>
         </w:tc>
@@ -17976,26 +19636,26 @@
               <w:pStyle w:val="Compact"/>
             </w:pPr>
             <w:r>
-              <w:t>ZZ-Lehrer</w:t>
-            </w:r>
-          </w:p>
-        </w:tc>
-        <w:tc>
-          <w:tcPr>
-            <w:tcW w:w="0" w:type="auto"/>
-          </w:tcPr>
-          <w:p>
-            <w:pPr>
-              <w:pStyle w:val="Compact"/>
-              <w:rPr>
-                <w:lang w:val="de-DE"/>
-              </w:rPr>
-            </w:pPr>
-            <w:r>
-              <w:rPr>
-                <w:lang w:val="de-DE"/>
-              </w:rPr>
-              <w:t>Dummy-Lehrer aus dem ZZ-Lehrer-Trick (Button 7): fixiert eine UNr per −3-Sperre in einer GPU016-Datei, damit sie beim Reimport nach Untis nicht neu verplant wird.</w:t>
+              <w:t>GPU004</w:t>
+            </w:r>
+          </w:p>
+        </w:tc>
+        <w:tc>
+          <w:tcPr>
+            <w:tcW w:w="0" w:type="auto"/>
+          </w:tcPr>
+          <w:p>
+            <w:pPr>
+              <w:pStyle w:val="Compact"/>
+              <w:rPr>
+                <w:lang w:val="de-DE"/>
+              </w:rPr>
+            </w:pPr>
+            <w:r>
+              <w:rPr>
+                <w:lang w:val="de-DE"/>
+              </w:rPr>
+              <w:t>Untis-Format für Lehrer-Stammdaten. Wird vom Stammdaten-Dialog (Button 21) importiert.</w:t>
             </w:r>
           </w:p>
         </w:tc>
@@ -18010,26 +19670,26 @@
               <w:pStyle w:val="Compact"/>
             </w:pPr>
             <w:r>
-              <w:t>Plan</w:t>
-            </w:r>
-          </w:p>
-        </w:tc>
-        <w:tc>
-          <w:tcPr>
-            <w:tcW w:w="0" w:type="auto"/>
-          </w:tcPr>
-          <w:p>
-            <w:pPr>
-              <w:pStyle w:val="Compact"/>
-              <w:rPr>
-                <w:lang w:val="de-DE"/>
-              </w:rPr>
-            </w:pPr>
-            <w:r>
-              <w:rPr>
-                <w:lang w:val="de-DE"/>
-              </w:rPr>
-              <w:t>Sheet mit dem manuell gepflegten oder als „best“ markierten UNr-Plan.</w:t>
+              <w:t>GPU016</w:t>
+            </w:r>
+          </w:p>
+        </w:tc>
+        <w:tc>
+          <w:tcPr>
+            <w:tcW w:w="0" w:type="auto"/>
+          </w:tcPr>
+          <w:p>
+            <w:pPr>
+              <w:pStyle w:val="Compact"/>
+              <w:rPr>
+                <w:lang w:val="de-DE"/>
+              </w:rPr>
+            </w:pPr>
+            <w:r>
+              <w:rPr>
+                <w:lang w:val="de-DE"/>
+              </w:rPr>
+              <w:t>Untis-Format für Zeitwünsche. Von Button 2 und vom ZZ-Lehrer-Trick (Button 7) erzeugt.</w:t>
             </w:r>
           </w:p>
         </w:tc>
@@ -18044,26 +19704,26 @@
               <w:pStyle w:val="Compact"/>
             </w:pPr>
             <w:r>
-              <w:t>Qualität</w:t>
-            </w:r>
-          </w:p>
-        </w:tc>
-        <w:tc>
-          <w:tcPr>
-            <w:tcW w:w="0" w:type="auto"/>
-          </w:tcPr>
-          <w:p>
-            <w:pPr>
-              <w:pStyle w:val="Compact"/>
-            </w:pPr>
-            <w:r>
-              <w:rPr>
-                <w:lang w:val="de-DE"/>
-              </w:rPr>
-              <w:t xml:space="preserve">Netto-Score aus dem Solver (frühe Doppel positiv, übrige Terme als Strafe) – größer ist besser. </w:t>
-            </w:r>
-            <w:r>
-              <w:t>Formel siehe Kapitel 5.</w:t>
+              <w:t>ZZ-Lehrer</w:t>
+            </w:r>
+          </w:p>
+        </w:tc>
+        <w:tc>
+          <w:tcPr>
+            <w:tcW w:w="0" w:type="auto"/>
+          </w:tcPr>
+          <w:p>
+            <w:pPr>
+              <w:pStyle w:val="Compact"/>
+              <w:rPr>
+                <w:lang w:val="de-DE"/>
+              </w:rPr>
+            </w:pPr>
+            <w:r>
+              <w:rPr>
+                <w:lang w:val="de-DE"/>
+              </w:rPr>
+              <w:t>Dummy-Lehrer aus dem ZZ-Lehrer-Trick (Button 7): fixiert eine UNr per −3-Sperre in einer GPU016-Datei, damit sie beim Reimport nach Untis nicht neu verplant wird.</w:t>
             </w:r>
           </w:p>
         </w:tc>
@@ -18078,26 +19738,27 @@
               <w:pStyle w:val="Compact"/>
             </w:pPr>
             <w:r>
-              <w:t>Rank</w:t>
-            </w:r>
-          </w:p>
-        </w:tc>
-        <w:tc>
-          <w:tcPr>
-            <w:tcW w:w="0" w:type="auto"/>
-          </w:tcPr>
-          <w:p>
-            <w:pPr>
-              <w:pStyle w:val="Compact"/>
-              <w:rPr>
-                <w:lang w:val="de-DE"/>
-              </w:rPr>
-            </w:pPr>
-            <w:r>
-              <w:rPr>
-                <w:lang w:val="de-DE"/>
-              </w:rPr>
-              <w:t>Sheet mit allen Lösungen, nach Qualität sortiert.</w:t>
+              <w:lastRenderedPageBreak/>
+              <w:t>Plan</w:t>
+            </w:r>
+          </w:p>
+        </w:tc>
+        <w:tc>
+          <w:tcPr>
+            <w:tcW w:w="0" w:type="auto"/>
+          </w:tcPr>
+          <w:p>
+            <w:pPr>
+              <w:pStyle w:val="Compact"/>
+              <w:rPr>
+                <w:lang w:val="de-DE"/>
+              </w:rPr>
+            </w:pPr>
+            <w:r>
+              <w:rPr>
+                <w:lang w:val="de-DE"/>
+              </w:rPr>
+              <w:t>Sheet mit dem manuell gepflegten oder als „best“ markierten UNr-Plan.</w:t>
             </w:r>
           </w:p>
         </w:tc>
@@ -18112,26 +19773,26 @@
               <w:pStyle w:val="Compact"/>
             </w:pPr>
             <w:r>
-              <w:t>ZeilenText-2</w:t>
-            </w:r>
-          </w:p>
-        </w:tc>
-        <w:tc>
-          <w:tcPr>
-            <w:tcW w:w="0" w:type="auto"/>
-          </w:tcPr>
-          <w:p>
-            <w:pPr>
-              <w:pStyle w:val="Compact"/>
-              <w:rPr>
-                <w:lang w:val="de-DE"/>
-              </w:rPr>
-            </w:pPr>
-            <w:r>
-              <w:rPr>
-                <w:lang w:val="de-DE"/>
-              </w:rPr>
-              <w:t>Optionale zweite Beschriftungsspalte in UV. Steuert die Kurskennung (LK01/LK02) für die Farbmarkierung in Klassenplänen.</w:t>
+              <w:t>Qualität</w:t>
+            </w:r>
+          </w:p>
+        </w:tc>
+        <w:tc>
+          <w:tcPr>
+            <w:tcW w:w="0" w:type="auto"/>
+          </w:tcPr>
+          <w:p>
+            <w:pPr>
+              <w:pStyle w:val="Compact"/>
+            </w:pPr>
+            <w:r>
+              <w:rPr>
+                <w:lang w:val="de-DE"/>
+              </w:rPr>
+              <w:t xml:space="preserve">Netto-Score aus dem Solver (frühe Doppel positiv, übrige Terme als Strafe) – größer ist besser. </w:t>
+            </w:r>
+            <w:r>
+              <w:t>Formel siehe Kapitel 5.</w:t>
             </w:r>
           </w:p>
         </w:tc>
@@ -18146,26 +19807,26 @@
               <w:pStyle w:val="Compact"/>
             </w:pPr>
             <w:r>
-              <w:t>Freie Tage</w:t>
-            </w:r>
-          </w:p>
-        </w:tc>
-        <w:tc>
-          <w:tcPr>
-            <w:tcW w:w="0" w:type="auto"/>
-          </w:tcPr>
-          <w:p>
-            <w:pPr>
-              <w:pStyle w:val="Compact"/>
-            </w:pPr>
-            <w:r>
-              <w:rPr>
-                <w:lang w:val="de-DE"/>
-              </w:rPr>
-              <w:t xml:space="preserve">Zusätzliche freie Lehrertage, im Sheet StD über die Spalten „Freie Tage“ (Anzahl) und „Gewicht freie Tage“ (−3 zwingend / −2 Wunsch) festgelegt. </w:t>
-            </w:r>
-            <w:r>
-              <w:t>Die frühere separate Tabelle „FT“ entfällt.</w:t>
+              <w:t>Rank</w:t>
+            </w:r>
+          </w:p>
+        </w:tc>
+        <w:tc>
+          <w:tcPr>
+            <w:tcW w:w="0" w:type="auto"/>
+          </w:tcPr>
+          <w:p>
+            <w:pPr>
+              <w:pStyle w:val="Compact"/>
+              <w:rPr>
+                <w:lang w:val="de-DE"/>
+              </w:rPr>
+            </w:pPr>
+            <w:r>
+              <w:rPr>
+                <w:lang w:val="de-DE"/>
+              </w:rPr>
+              <w:t>Sheet mit allen Lösungen, nach Qualität sortiert.</w:t>
             </w:r>
           </w:p>
         </w:tc>
@@ -18180,26 +19841,26 @@
               <w:pStyle w:val="Compact"/>
             </w:pPr>
             <w:r>
-              <w:t>ChkFix</w:t>
-            </w:r>
-          </w:p>
-        </w:tc>
-        <w:tc>
-          <w:tcPr>
-            <w:tcW w:w="0" w:type="auto"/>
-          </w:tcPr>
-          <w:p>
-            <w:pPr>
-              <w:pStyle w:val="Compact"/>
-              <w:rPr>
-                <w:lang w:val="de-DE"/>
-              </w:rPr>
-            </w:pPr>
-            <w:r>
-              <w:rPr>
-                <w:lang w:val="de-DE"/>
-              </w:rPr>
-              <w:t>Sheet „Checkup FixUNrn“ – automatische Prüfung fixierter UNrn vor dem Solver.</w:t>
+              <w:t>ZeilenText-2</w:t>
+            </w:r>
+          </w:p>
+        </w:tc>
+        <w:tc>
+          <w:tcPr>
+            <w:tcW w:w="0" w:type="auto"/>
+          </w:tcPr>
+          <w:p>
+            <w:pPr>
+              <w:pStyle w:val="Compact"/>
+              <w:rPr>
+                <w:lang w:val="de-DE"/>
+              </w:rPr>
+            </w:pPr>
+            <w:r>
+              <w:rPr>
+                <w:lang w:val="de-DE"/>
+              </w:rPr>
+              <w:t>Optionale zweite Beschriftungsspalte in UV. Steuert die Kurskennung (LK01/LK02) für die Farbmarkierung in Klassenplänen.</w:t>
             </w:r>
           </w:p>
         </w:tc>
@@ -18214,26 +19875,26 @@
               <w:pStyle w:val="Compact"/>
             </w:pPr>
             <w:r>
-              <w:t>Dstd-F</w:t>
-            </w:r>
-          </w:p>
-        </w:tc>
-        <w:tc>
-          <w:tcPr>
-            <w:tcW w:w="0" w:type="auto"/>
-          </w:tcPr>
-          <w:p>
-            <w:pPr>
-              <w:pStyle w:val="Compact"/>
-              <w:rPr>
-                <w:lang w:val="de-DE"/>
-              </w:rPr>
-            </w:pPr>
-            <w:r>
-              <w:rPr>
-                <w:lang w:val="de-DE"/>
-              </w:rPr>
-              <w:t>Sheet mit der Detailliste aller Lehrer/UNr-Kombinationen mit abweichender Doppelstundenzahl.</w:t>
+              <w:t>Freie Tage</w:t>
+            </w:r>
+          </w:p>
+        </w:tc>
+        <w:tc>
+          <w:tcPr>
+            <w:tcW w:w="0" w:type="auto"/>
+          </w:tcPr>
+          <w:p>
+            <w:pPr>
+              <w:pStyle w:val="Compact"/>
+            </w:pPr>
+            <w:r>
+              <w:rPr>
+                <w:lang w:val="de-DE"/>
+              </w:rPr>
+              <w:t xml:space="preserve">Zusätzliche freie Lehrertage, im Sheet StD über die Spalten „Freie Tage“ (Anzahl) und „Gewicht freie Tage“ (−3 zwingend / −2 Wunsch) festgelegt. </w:t>
+            </w:r>
+            <w:r>
+              <w:t>Die frühere separate Tabelle „FT“ entfällt.</w:t>
             </w:r>
           </w:p>
         </w:tc>
@@ -18248,26 +19909,26 @@
               <w:pStyle w:val="Compact"/>
             </w:pPr>
             <w:r>
-              <w:t>Plan-Editor</w:t>
-            </w:r>
-          </w:p>
-        </w:tc>
-        <w:tc>
-          <w:tcPr>
-            <w:tcW w:w="0" w:type="auto"/>
-          </w:tcPr>
-          <w:p>
-            <w:pPr>
-              <w:pStyle w:val="Compact"/>
-              <w:rPr>
-                <w:lang w:val="de-DE"/>
-              </w:rPr>
-            </w:pPr>
-            <w:r>
-              <w:rPr>
-                <w:lang w:val="de-DE"/>
-              </w:rPr>
-              <w:t>Grafischer Dialog zur manuellen Bearbeitung einer Lösung per Drag &amp; Drop.</w:t>
+              <w:t>ChkFix</w:t>
+            </w:r>
+          </w:p>
+        </w:tc>
+        <w:tc>
+          <w:tcPr>
+            <w:tcW w:w="0" w:type="auto"/>
+          </w:tcPr>
+          <w:p>
+            <w:pPr>
+              <w:pStyle w:val="Compact"/>
+              <w:rPr>
+                <w:lang w:val="de-DE"/>
+              </w:rPr>
+            </w:pPr>
+            <w:r>
+              <w:rPr>
+                <w:lang w:val="de-DE"/>
+              </w:rPr>
+              <w:t>Sheet „Checkup FixUNrn“ – automatische Prüfung fixierter UNrn vor dem Solver.</w:t>
             </w:r>
           </w:p>
         </w:tc>
@@ -18282,26 +19943,26 @@
               <w:pStyle w:val="Compact"/>
             </w:pPr>
             <w:r>
-              <w:t>Tauschkette</w:t>
-            </w:r>
-          </w:p>
-        </w:tc>
-        <w:tc>
-          <w:tcPr>
-            <w:tcW w:w="0" w:type="auto"/>
-          </w:tcPr>
-          <w:p>
-            <w:pPr>
-              <w:pStyle w:val="Compact"/>
-              <w:rPr>
-                <w:lang w:val="de-DE"/>
-              </w:rPr>
-            </w:pPr>
-            <w:r>
-              <w:rPr>
-                <w:lang w:val="de-DE"/>
-              </w:rPr>
-              <w:t>Geordnete Liste von Blöcken, die im Ring ihre Zeitslots tauschen (2er bis 4er).</w:t>
+              <w:t>Dstd-F</w:t>
+            </w:r>
+          </w:p>
+        </w:tc>
+        <w:tc>
+          <w:tcPr>
+            <w:tcW w:w="0" w:type="auto"/>
+          </w:tcPr>
+          <w:p>
+            <w:pPr>
+              <w:pStyle w:val="Compact"/>
+              <w:rPr>
+                <w:lang w:val="de-DE"/>
+              </w:rPr>
+            </w:pPr>
+            <w:r>
+              <w:rPr>
+                <w:lang w:val="de-DE"/>
+              </w:rPr>
+              <w:t>Sheet mit der Detailliste aller Lehrer/UNr-Kombinationen mit abweichender Doppelstundenzahl.</w:t>
             </w:r>
           </w:p>
         </w:tc>
@@ -18316,27 +19977,26 @@
               <w:pStyle w:val="Compact"/>
             </w:pPr>
             <w:r>
-              <w:lastRenderedPageBreak/>
-              <w:t>Parkbereich</w:t>
-            </w:r>
-          </w:p>
-        </w:tc>
-        <w:tc>
-          <w:tcPr>
-            <w:tcW w:w="0" w:type="auto"/>
-          </w:tcPr>
-          <w:p>
-            <w:pPr>
-              <w:pStyle w:val="Compact"/>
-              <w:rPr>
-                <w:lang w:val="de-DE"/>
-              </w:rPr>
-            </w:pPr>
-            <w:r>
-              <w:rPr>
-                <w:lang w:val="de-DE"/>
-              </w:rPr>
-              <w:t>Bereich im Plan-Editor für noch nicht oder nicht vollständig verplante UNrn.</w:t>
+              <w:t>Plan-Editor</w:t>
+            </w:r>
+          </w:p>
+        </w:tc>
+        <w:tc>
+          <w:tcPr>
+            <w:tcW w:w="0" w:type="auto"/>
+          </w:tcPr>
+          <w:p>
+            <w:pPr>
+              <w:pStyle w:val="Compact"/>
+              <w:rPr>
+                <w:lang w:val="de-DE"/>
+              </w:rPr>
+            </w:pPr>
+            <w:r>
+              <w:rPr>
+                <w:lang w:val="de-DE"/>
+              </w:rPr>
+              <w:t>Grafischer Dialog zur manuellen Bearbeitung einer Lösung per Drag &amp; Drop.</w:t>
             </w:r>
           </w:p>
         </w:tc>
@@ -18351,26 +20011,26 @@
               <w:pStyle w:val="Compact"/>
             </w:pPr>
             <w:r>
-              <w:t>Päd. Einheit</w:t>
-            </w:r>
-          </w:p>
-        </w:tc>
-        <w:tc>
-          <w:tcPr>
-            <w:tcW w:w="0" w:type="auto"/>
-          </w:tcPr>
-          <w:p>
-            <w:pPr>
-              <w:pStyle w:val="Compact"/>
-              <w:rPr>
-                <w:lang w:val="de-DE"/>
-              </w:rPr>
-            </w:pPr>
-            <w:r>
-              <w:rPr>
-                <w:lang w:val="de-DE"/>
-              </w:rPr>
-              <w:t>Alle Blöcke mit gleicher Klasse und gleichem Fach – Grundlage für Hervorhebung und Rotmarkierung.</w:t>
+              <w:t>Tauschkette</w:t>
+            </w:r>
+          </w:p>
+        </w:tc>
+        <w:tc>
+          <w:tcPr>
+            <w:tcW w:w="0" w:type="auto"/>
+          </w:tcPr>
+          <w:p>
+            <w:pPr>
+              <w:pStyle w:val="Compact"/>
+              <w:rPr>
+                <w:lang w:val="de-DE"/>
+              </w:rPr>
+            </w:pPr>
+            <w:r>
+              <w:rPr>
+                <w:lang w:val="de-DE"/>
+              </w:rPr>
+              <w:t>Geordnete Liste von Blöcken, die im Ring ihre Zeitslots tauschen (2er bis 4er).</w:t>
             </w:r>
           </w:p>
         </w:tc>
@@ -18385,26 +20045,26 @@
               <w:pStyle w:val="Compact"/>
             </w:pPr>
             <w:r>
-              <w:t>Verschiebung mit Ausweich</w:t>
-            </w:r>
-          </w:p>
-        </w:tc>
-        <w:tc>
-          <w:tcPr>
-            <w:tcW w:w="0" w:type="auto"/>
-          </w:tcPr>
-          <w:p>
-            <w:pPr>
-              <w:pStyle w:val="Compact"/>
-              <w:rPr>
-                <w:lang w:val="de-DE"/>
-              </w:rPr>
-            </w:pPr>
-            <w:r>
-              <w:rPr>
-                <w:lang w:val="de-DE"/>
-              </w:rPr>
-              <w:t>Aktion im Plan-Editor: Block A wird auf einen besetzten Slot verschoben; der Hindernis-Block weicht per Tausch aus (bei Bedarf mehrstufig, klassenübergreifend).</w:t>
+              <w:t>Parkbereich</w:t>
+            </w:r>
+          </w:p>
+        </w:tc>
+        <w:tc>
+          <w:tcPr>
+            <w:tcW w:w="0" w:type="auto"/>
+          </w:tcPr>
+          <w:p>
+            <w:pPr>
+              <w:pStyle w:val="Compact"/>
+              <w:rPr>
+                <w:lang w:val="de-DE"/>
+              </w:rPr>
+            </w:pPr>
+            <w:r>
+              <w:rPr>
+                <w:lang w:val="de-DE"/>
+              </w:rPr>
+              <w:t>Bereich im Plan-Editor für noch nicht oder nicht vollständig verplante UNrn.</w:t>
             </w:r>
           </w:p>
         </w:tc>
@@ -18419,26 +20079,26 @@
               <w:pStyle w:val="Compact"/>
             </w:pPr>
             <w:r>
-              <w:t>UV-Fenster</w:t>
-            </w:r>
-          </w:p>
-        </w:tc>
-        <w:tc>
-          <w:tcPr>
-            <w:tcW w:w="0" w:type="auto"/>
-          </w:tcPr>
-          <w:p>
-            <w:pPr>
-              <w:pStyle w:val="Compact"/>
-              <w:rPr>
-                <w:lang w:val="de-DE"/>
-              </w:rPr>
-            </w:pPr>
-            <w:r>
-              <w:rPr>
-                <w:lang w:val="de-DE"/>
-              </w:rPr>
-              <w:t>Rein lesendes Zusatzfenster im Plan-Editor („UV anzeigen“), zeigt die Rohdaten des Sheets UV gefiltert nach Lehrer/Klasse.</w:t>
+              <w:t>Päd. Einheit</w:t>
+            </w:r>
+          </w:p>
+        </w:tc>
+        <w:tc>
+          <w:tcPr>
+            <w:tcW w:w="0" w:type="auto"/>
+          </w:tcPr>
+          <w:p>
+            <w:pPr>
+              <w:pStyle w:val="Compact"/>
+              <w:rPr>
+                <w:lang w:val="de-DE"/>
+              </w:rPr>
+            </w:pPr>
+            <w:r>
+              <w:rPr>
+                <w:lang w:val="de-DE"/>
+              </w:rPr>
+              <w:t>Alle Blöcke mit gleicher Klasse und gleichem Fach – Grundlage für Hervorhebung und Rotmarkierung.</w:t>
             </w:r>
           </w:p>
         </w:tc>
@@ -18453,6 +20113,74 @@
               <w:pStyle w:val="Compact"/>
             </w:pPr>
             <w:r>
+              <w:t>Verschiebung mit Ausweich</w:t>
+            </w:r>
+          </w:p>
+        </w:tc>
+        <w:tc>
+          <w:tcPr>
+            <w:tcW w:w="0" w:type="auto"/>
+          </w:tcPr>
+          <w:p>
+            <w:pPr>
+              <w:pStyle w:val="Compact"/>
+              <w:rPr>
+                <w:lang w:val="de-DE"/>
+              </w:rPr>
+            </w:pPr>
+            <w:r>
+              <w:rPr>
+                <w:lang w:val="de-DE"/>
+              </w:rPr>
+              <w:t>Aktion im Plan-Editor: Block A wird auf einen besetzten Slot verschoben; der Hindernis-Block weicht per Tausch aus (bei Bedarf mehrstufig, klassenübergreifend).</w:t>
+            </w:r>
+          </w:p>
+        </w:tc>
+      </w:tr>
+      <w:tr>
+        <w:tc>
+          <w:tcPr>
+            <w:tcW w:w="0" w:type="auto"/>
+          </w:tcPr>
+          <w:p>
+            <w:pPr>
+              <w:pStyle w:val="Compact"/>
+            </w:pPr>
+            <w:r>
+              <w:t>UV-Fenster</w:t>
+            </w:r>
+          </w:p>
+        </w:tc>
+        <w:tc>
+          <w:tcPr>
+            <w:tcW w:w="0" w:type="auto"/>
+          </w:tcPr>
+          <w:p>
+            <w:pPr>
+              <w:pStyle w:val="Compact"/>
+              <w:rPr>
+                <w:lang w:val="de-DE"/>
+              </w:rPr>
+            </w:pPr>
+            <w:r>
+              <w:rPr>
+                <w:lang w:val="de-DE"/>
+              </w:rPr>
+              <w:t>Rein lesendes Zusatzfenster im Plan-Editor („UV anzeigen“), zeigt die Rohdaten des Sheets UV gefiltert nach Lehrer/Klasse.</w:t>
+            </w:r>
+          </w:p>
+        </w:tc>
+      </w:tr>
+      <w:tr>
+        <w:tc>
+          <w:tcPr>
+            <w:tcW w:w="0" w:type="auto"/>
+          </w:tcPr>
+          <w:p>
+            <w:pPr>
+              <w:pStyle w:val="Compact"/>
+            </w:pPr>
+            <w:r>
               <w:t>Live-Ordner</w:t>
             </w:r>
           </w:p>
@@ -18482,10 +20210,37 @@
       <w:pPr>
         <w:pStyle w:val="Textkrper"/>
       </w:pPr>
-      <w:r>
-        <w:t>Stundenplan V81 – Benutzerhandbuch Seite von</w:t>
-      </w:r>
-      <w:bookmarkEnd w:id="151"/>
+      <w:proofErr w:type="spellStart"/>
+      <w:r>
+        <w:t>Stundenplan</w:t>
+      </w:r>
+      <w:proofErr w:type="spellEnd"/>
+      <w:r>
+        <w:t xml:space="preserve"> V</w:t>
+      </w:r>
+      <w:r>
+        <w:t>124</w:t>
+      </w:r>
+      <w:r>
+        <w:t xml:space="preserve"> – </w:t>
+      </w:r>
+      <w:proofErr w:type="spellStart"/>
+      <w:r>
+        <w:t>Benutzerhandbuch</w:t>
+      </w:r>
+      <w:proofErr w:type="spellEnd"/>
+      <w:r>
+        <w:t xml:space="preserve"> </w:t>
+      </w:r>
+      <w:proofErr w:type="spellStart"/>
+      <w:r>
+        <w:t>Seite</w:t>
+      </w:r>
+      <w:proofErr w:type="spellEnd"/>
+      <w:r>
+        <w:t xml:space="preserve"> von</w:t>
+      </w:r>
+      <w:bookmarkEnd w:id="163"/>
     </w:p>
     <w:sectPr>
       <w:pgSz w:w="12240" w:h="15840"/>
